--- a/knitted documents/0a--Forest-Tracker-Data-Exploration.docx
+++ b/knitted documents/0a--Forest-Tracker-Data-Exploration.docx
@@ -1,13 +1,13 @@
 
 <file path=word/document.xml><?xml version="1.0" encoding="utf-8"?>
-<w:document xmlns:w="http://schemas.openxmlformats.org/wordprocessingml/2006/main" xmlns:m="http://schemas.openxmlformats.org/officeDocument/2006/math" xmlns:r="http://schemas.openxmlformats.org/officeDocument/2006/relationships" xmlns:o="urn:schemas-microsoft-com:office:office" xmlns:v="urn:schemas-microsoft-com:vml" xmlns:w10="urn:schemas-microsoft-com:office:word" xmlns:a="http://schemas.openxmlformats.org/drawingml/2006/main" xmlns:pic="http://schemas.openxmlformats.org/drawingml/2006/picture" xmlns:wp="http://schemas.openxmlformats.org/drawingml/2006/wordprocessingDrawing">
+<w:document xmlns:wpc="http://schemas.microsoft.com/office/word/2010/wordprocessingCanvas" xmlns:cx="http://schemas.microsoft.com/office/drawing/2014/chartex" xmlns:cx1="http://schemas.microsoft.com/office/drawing/2015/9/8/chartex" xmlns:cx2="http://schemas.microsoft.com/office/drawing/2015/10/21/chartex" xmlns:cx3="http://schemas.microsoft.com/office/drawing/2016/5/9/chartex" xmlns:cx4="http://schemas.microsoft.com/office/drawing/2016/5/10/chartex" xmlns:cx5="http://schemas.microsoft.com/office/drawing/2016/5/11/chartex" xmlns:cx6="http://schemas.microsoft.com/office/drawing/2016/5/12/chartex" xmlns:cx7="http://schemas.microsoft.com/office/drawing/2016/5/13/chartex" xmlns:cx8="http://schemas.microsoft.com/office/drawing/2016/5/14/chartex" xmlns:mc="http://schemas.openxmlformats.org/markup-compatibility/2006" xmlns:aink="http://schemas.microsoft.com/office/drawing/2016/ink" xmlns:am3d="http://schemas.microsoft.com/office/drawing/2017/model3d" xmlns:o="urn:schemas-microsoft-com:office:office" xmlns:oel="http://schemas.microsoft.com/office/2019/extlst" xmlns:r="http://schemas.openxmlformats.org/officeDocument/2006/relationships" xmlns:m="http://schemas.openxmlformats.org/officeDocument/2006/math" xmlns:v="urn:schemas-microsoft-com:vml" xmlns:wp14="http://schemas.microsoft.com/office/word/2010/wordprocessingDrawing" xmlns:wp="http://schemas.openxmlformats.org/drawingml/2006/wordprocessingDrawing" xmlns:w10="urn:schemas-microsoft-com:office:word" xmlns:w="http://schemas.openxmlformats.org/wordprocessingml/2006/main" xmlns:w14="http://schemas.microsoft.com/office/word/2010/wordml" xmlns:w15="http://schemas.microsoft.com/office/word/2012/wordml" xmlns:w16cex="http://schemas.microsoft.com/office/word/2018/wordml/cex" xmlns:w16cid="http://schemas.microsoft.com/office/word/2016/wordml/cid" xmlns:w16="http://schemas.microsoft.com/office/word/2018/wordml" xmlns:w16du="http://schemas.microsoft.com/office/word/2023/wordml/word16du" xmlns:w16sdtdh="http://schemas.microsoft.com/office/word/2020/wordml/sdtdatahash" xmlns:w16sdtfl="http://schemas.microsoft.com/office/word/2024/wordml/sdtformatlock" xmlns:w16se="http://schemas.microsoft.com/office/word/2015/wordml/symex" xmlns:wpg="http://schemas.microsoft.com/office/word/2010/wordprocessingGroup" xmlns:wpi="http://schemas.microsoft.com/office/word/2010/wordprocessingInk" xmlns:wne="http://schemas.microsoft.com/office/word/2006/wordml" xmlns:wps="http://schemas.microsoft.com/office/word/2010/wordprocessingShape" mc:Ignorable="w14 w15 w16se w16cid w16 w16cex w16sdtdh w16sdtfl w16du wp14">
   <w:body>
     <w:p>
       <w:pPr>
         <w:pStyle w:val="Title"/>
       </w:pPr>
       <w:r>
-        <w:t xml:space="preserve">Forest Tracker Data Exploration</w:t>
+        <w:t>Forest Tracker Data Exploration</w:t>
       </w:r>
     </w:p>
     <w:p>
@@ -15,7 +15,7 @@
         <w:pStyle w:val="Author"/>
       </w:pPr>
       <w:r>
-        <w:t xml:space="preserve">Elizabeth Buhr</w:t>
+        <w:t>Elizabeth Buhr</w:t>
       </w:r>
     </w:p>
     <w:p>
@@ -23,11 +23,18 @@
         <w:pStyle w:val="Date"/>
       </w:pPr>
       <w:r>
-        <w:t xml:space="preserve">2025-10-06</w:t>
+        <w:t>2025-10-06</w:t>
       </w:r>
     </w:p>
     <w:sdt>
       <w:sdtPr>
+        <w:rPr>
+          <w:rFonts w:asciiTheme="minorHAnsi" w:eastAsiaTheme="minorHAnsi" w:hAnsiTheme="minorHAnsi" w:cstheme="minorBidi"/>
+          <w:color w:val="auto"/>
+          <w:sz w:val="24"/>
+          <w:szCs w:val="24"/>
+        </w:rPr>
+        <w:id w:val="-1109499489"/>
         <w:docPartObj>
           <w:docPartGallery w:val="Table of Contents"/>
           <w:docPartUnique/>
@@ -39,27 +46,987 @@
             <w:pStyle w:val="TOCHeading"/>
           </w:pPr>
           <w:r>
-            <w:t xml:space="preserve">Table of Contents</w:t>
+            <w:t>Table of Contents</w:t>
           </w:r>
         </w:p>
         <w:p>
+          <w:pPr>
+            <w:pStyle w:val="TOC1"/>
+            <w:tabs>
+              <w:tab w:val="right" w:leader="dot" w:pos="9350"/>
+            </w:tabs>
+            <w:rPr>
+              <w:noProof/>
+            </w:rPr>
+          </w:pPr>
           <w:r>
-            <w:fldChar w:fldCharType="begin" w:dirty="true"/>
-            <w:instrText xml:space="preserve">TOC \o "1-3" \h \z \u</w:instrText>
+            <w:fldChar w:fldCharType="begin"/>
+          </w:r>
+          <w:r>
+            <w:instrText>TOC \o "1-3" \h \z \u</w:instrText>
+          </w:r>
+          <w:r>
             <w:fldChar w:fldCharType="separate"/>
+          </w:r>
+          <w:hyperlink w:anchor="_Toc220701846" w:history="1">
+            <w:r>
+              <w:rPr>
+                <w:rStyle w:val="Hyperlink"/>
+                <w:noProof/>
+              </w:rPr>
+              <w:t>1. Data Structure</w:t>
+            </w:r>
+            <w:r>
+              <w:rPr>
+                <w:noProof/>
+                <w:webHidden/>
+              </w:rPr>
+              <w:tab/>
+            </w:r>
+            <w:r>
+              <w:rPr>
+                <w:noProof/>
+                <w:webHidden/>
+              </w:rPr>
+              <w:fldChar w:fldCharType="begin"/>
+            </w:r>
+            <w:r>
+              <w:rPr>
+                <w:noProof/>
+                <w:webHidden/>
+              </w:rPr>
+              <w:instrText xml:space="preserve"> PAGEREF _Toc220701846 \h </w:instrText>
+            </w:r>
+            <w:r>
+              <w:rPr>
+                <w:noProof/>
+                <w:webHidden/>
+              </w:rPr>
+            </w:r>
+            <w:r>
+              <w:rPr>
+                <w:noProof/>
+                <w:webHidden/>
+              </w:rPr>
+              <w:fldChar w:fldCharType="separate"/>
+            </w:r>
+            <w:r>
+              <w:rPr>
+                <w:noProof/>
+                <w:webHidden/>
+              </w:rPr>
+              <w:t>1</w:t>
+            </w:r>
+            <w:r>
+              <w:rPr>
+                <w:noProof/>
+                <w:webHidden/>
+              </w:rPr>
+              <w:fldChar w:fldCharType="end"/>
+            </w:r>
+          </w:hyperlink>
+        </w:p>
+        <w:p>
+          <w:pPr>
+            <w:pStyle w:val="TOC1"/>
+            <w:tabs>
+              <w:tab w:val="right" w:leader="dot" w:pos="9350"/>
+            </w:tabs>
+            <w:rPr>
+              <w:noProof/>
+            </w:rPr>
+          </w:pPr>
+          <w:hyperlink w:anchor="_Toc220701847" w:history="1">
+            <w:r>
+              <w:rPr>
+                <w:rStyle w:val="Hyperlink"/>
+                <w:noProof/>
+              </w:rPr>
+              <w:t>2. Exploratory Graphs</w:t>
+            </w:r>
+            <w:r>
+              <w:rPr>
+                <w:noProof/>
+                <w:webHidden/>
+              </w:rPr>
+              <w:tab/>
+            </w:r>
+            <w:r>
+              <w:rPr>
+                <w:noProof/>
+                <w:webHidden/>
+              </w:rPr>
+              <w:fldChar w:fldCharType="begin"/>
+            </w:r>
+            <w:r>
+              <w:rPr>
+                <w:noProof/>
+                <w:webHidden/>
+              </w:rPr>
+              <w:instrText xml:space="preserve"> PAGEREF _Toc220701847 \h </w:instrText>
+            </w:r>
+            <w:r>
+              <w:rPr>
+                <w:noProof/>
+                <w:webHidden/>
+              </w:rPr>
+            </w:r>
+            <w:r>
+              <w:rPr>
+                <w:noProof/>
+                <w:webHidden/>
+              </w:rPr>
+              <w:fldChar w:fldCharType="separate"/>
+            </w:r>
+            <w:r>
+              <w:rPr>
+                <w:noProof/>
+                <w:webHidden/>
+              </w:rPr>
+              <w:t>1</w:t>
+            </w:r>
+            <w:r>
+              <w:rPr>
+                <w:noProof/>
+                <w:webHidden/>
+              </w:rPr>
+              <w:fldChar w:fldCharType="end"/>
+            </w:r>
+          </w:hyperlink>
+        </w:p>
+        <w:p>
+          <w:pPr>
+            <w:pStyle w:val="TOC2"/>
+            <w:tabs>
+              <w:tab w:val="right" w:leader="dot" w:pos="9350"/>
+            </w:tabs>
+            <w:rPr>
+              <w:noProof/>
+            </w:rPr>
+          </w:pPr>
+          <w:hyperlink w:anchor="_Toc220701848" w:history="1">
+            <w:r>
+              <w:rPr>
+                <w:rStyle w:val="Hyperlink"/>
+                <w:noProof/>
+              </w:rPr>
+              <w:t>2.1 AGENCY</w:t>
+            </w:r>
+            <w:r>
+              <w:rPr>
+                <w:noProof/>
+                <w:webHidden/>
+              </w:rPr>
+              <w:tab/>
+            </w:r>
+            <w:r>
+              <w:rPr>
+                <w:noProof/>
+                <w:webHidden/>
+              </w:rPr>
+              <w:fldChar w:fldCharType="begin"/>
+            </w:r>
+            <w:r>
+              <w:rPr>
+                <w:noProof/>
+                <w:webHidden/>
+              </w:rPr>
+              <w:instrText xml:space="preserve"> PAGEREF _Toc220701848 \h </w:instrText>
+            </w:r>
+            <w:r>
+              <w:rPr>
+                <w:noProof/>
+                <w:webHidden/>
+              </w:rPr>
+            </w:r>
+            <w:r>
+              <w:rPr>
+                <w:noProof/>
+                <w:webHidden/>
+              </w:rPr>
+              <w:fldChar w:fldCharType="separate"/>
+            </w:r>
+            <w:r>
+              <w:rPr>
+                <w:noProof/>
+                <w:webHidden/>
+              </w:rPr>
+              <w:t>1</w:t>
+            </w:r>
+            <w:r>
+              <w:rPr>
+                <w:noProof/>
+                <w:webHidden/>
+              </w:rPr>
+              <w:fldChar w:fldCharType="end"/>
+            </w:r>
+          </w:hyperlink>
+        </w:p>
+        <w:p>
+          <w:pPr>
+            <w:pStyle w:val="TOC2"/>
+            <w:tabs>
+              <w:tab w:val="right" w:leader="dot" w:pos="9350"/>
+            </w:tabs>
+            <w:rPr>
+              <w:noProof/>
+            </w:rPr>
+          </w:pPr>
+          <w:hyperlink w:anchor="_Toc220701849" w:history="1">
+            <w:r>
+              <w:rPr>
+                <w:rStyle w:val="Hyperlink"/>
+                <w:noProof/>
+              </w:rPr>
+              <w:t>2.2 MGT_TYPE</w:t>
+            </w:r>
+            <w:r>
+              <w:rPr>
+                <w:noProof/>
+                <w:webHidden/>
+              </w:rPr>
+              <w:tab/>
+            </w:r>
+            <w:r>
+              <w:rPr>
+                <w:noProof/>
+                <w:webHidden/>
+              </w:rPr>
+              <w:fldChar w:fldCharType="begin"/>
+            </w:r>
+            <w:r>
+              <w:rPr>
+                <w:noProof/>
+                <w:webHidden/>
+              </w:rPr>
+              <w:instrText xml:space="preserve"> PAGEREF _Toc220701849 \h </w:instrText>
+            </w:r>
+            <w:r>
+              <w:rPr>
+                <w:noProof/>
+                <w:webHidden/>
+              </w:rPr>
+            </w:r>
+            <w:r>
+              <w:rPr>
+                <w:noProof/>
+                <w:webHidden/>
+              </w:rPr>
+              <w:fldChar w:fldCharType="separate"/>
+            </w:r>
+            <w:r>
+              <w:rPr>
+                <w:noProof/>
+                <w:webHidden/>
+              </w:rPr>
+              <w:t>1</w:t>
+            </w:r>
+            <w:r>
+              <w:rPr>
+                <w:noProof/>
+                <w:webHidden/>
+              </w:rPr>
+              <w:fldChar w:fldCharType="end"/>
+            </w:r>
+          </w:hyperlink>
+        </w:p>
+        <w:p>
+          <w:pPr>
+            <w:pStyle w:val="TOC3"/>
+            <w:tabs>
+              <w:tab w:val="right" w:leader="dot" w:pos="9350"/>
+            </w:tabs>
+            <w:rPr>
+              <w:noProof/>
+            </w:rPr>
+          </w:pPr>
+          <w:hyperlink w:anchor="_Toc220701850" w:history="1">
+            <w:r>
+              <w:rPr>
+                <w:rStyle w:val="Hyperlink"/>
+                <w:noProof/>
+              </w:rPr>
+              <w:t>2.2.3 RXFIRE_MGT</w:t>
+            </w:r>
+            <w:r>
+              <w:rPr>
+                <w:noProof/>
+                <w:webHidden/>
+              </w:rPr>
+              <w:tab/>
+            </w:r>
+            <w:r>
+              <w:rPr>
+                <w:noProof/>
+                <w:webHidden/>
+              </w:rPr>
+              <w:fldChar w:fldCharType="begin"/>
+            </w:r>
+            <w:r>
+              <w:rPr>
+                <w:noProof/>
+                <w:webHidden/>
+              </w:rPr>
+              <w:instrText xml:space="preserve"> PAGEREF _Toc220701850 \h </w:instrText>
+            </w:r>
+            <w:r>
+              <w:rPr>
+                <w:noProof/>
+                <w:webHidden/>
+              </w:rPr>
+            </w:r>
+            <w:r>
+              <w:rPr>
+                <w:noProof/>
+                <w:webHidden/>
+              </w:rPr>
+              <w:fldChar w:fldCharType="separate"/>
+            </w:r>
+            <w:r>
+              <w:rPr>
+                <w:noProof/>
+                <w:webHidden/>
+              </w:rPr>
+              <w:t>1</w:t>
+            </w:r>
+            <w:r>
+              <w:rPr>
+                <w:noProof/>
+                <w:webHidden/>
+              </w:rPr>
+              <w:fldChar w:fldCharType="end"/>
+            </w:r>
+          </w:hyperlink>
+        </w:p>
+        <w:p>
+          <w:pPr>
+            <w:pStyle w:val="TOC3"/>
+            <w:tabs>
+              <w:tab w:val="right" w:leader="dot" w:pos="9350"/>
+            </w:tabs>
+            <w:rPr>
+              <w:noProof/>
+            </w:rPr>
+          </w:pPr>
+          <w:hyperlink w:anchor="_Toc220701851" w:history="1">
+            <w:r>
+              <w:rPr>
+                <w:rStyle w:val="Hyperlink"/>
+                <w:noProof/>
+              </w:rPr>
+              <w:t>2.2.4 CANOPY_MGT</w:t>
+            </w:r>
+            <w:r>
+              <w:rPr>
+                <w:noProof/>
+                <w:webHidden/>
+              </w:rPr>
+              <w:tab/>
+            </w:r>
+            <w:r>
+              <w:rPr>
+                <w:noProof/>
+                <w:webHidden/>
+              </w:rPr>
+              <w:fldChar w:fldCharType="begin"/>
+            </w:r>
+            <w:r>
+              <w:rPr>
+                <w:noProof/>
+                <w:webHidden/>
+              </w:rPr>
+              <w:instrText xml:space="preserve"> PAGEREF _Toc220701851 \h </w:instrText>
+            </w:r>
+            <w:r>
+              <w:rPr>
+                <w:noProof/>
+                <w:webHidden/>
+              </w:rPr>
+            </w:r>
+            <w:r>
+              <w:rPr>
+                <w:noProof/>
+                <w:webHidden/>
+              </w:rPr>
+              <w:fldChar w:fldCharType="separate"/>
+            </w:r>
+            <w:r>
+              <w:rPr>
+                <w:noProof/>
+                <w:webHidden/>
+              </w:rPr>
+              <w:t>1</w:t>
+            </w:r>
+            <w:r>
+              <w:rPr>
+                <w:noProof/>
+                <w:webHidden/>
+              </w:rPr>
+              <w:fldChar w:fldCharType="end"/>
+            </w:r>
+          </w:hyperlink>
+        </w:p>
+        <w:p>
+          <w:pPr>
+            <w:pStyle w:val="TOC3"/>
+            <w:tabs>
+              <w:tab w:val="right" w:leader="dot" w:pos="9350"/>
+            </w:tabs>
+            <w:rPr>
+              <w:noProof/>
+            </w:rPr>
+          </w:pPr>
+          <w:hyperlink w:anchor="_Toc220701852" w:history="1">
+            <w:r>
+              <w:rPr>
+                <w:rStyle w:val="Hyperlink"/>
+                <w:noProof/>
+              </w:rPr>
+              <w:t>2.2.5 SURF_MGT</w:t>
+            </w:r>
+            <w:r>
+              <w:rPr>
+                <w:noProof/>
+                <w:webHidden/>
+              </w:rPr>
+              <w:tab/>
+            </w:r>
+            <w:r>
+              <w:rPr>
+                <w:noProof/>
+                <w:webHidden/>
+              </w:rPr>
+              <w:fldChar w:fldCharType="begin"/>
+            </w:r>
+            <w:r>
+              <w:rPr>
+                <w:noProof/>
+                <w:webHidden/>
+              </w:rPr>
+              <w:instrText xml:space="preserve"> PAGEREF _Toc220701852 \h </w:instrText>
+            </w:r>
+            <w:r>
+              <w:rPr>
+                <w:noProof/>
+                <w:webHidden/>
+              </w:rPr>
+            </w:r>
+            <w:r>
+              <w:rPr>
+                <w:noProof/>
+                <w:webHidden/>
+              </w:rPr>
+              <w:fldChar w:fldCharType="separate"/>
+            </w:r>
+            <w:r>
+              <w:rPr>
+                <w:noProof/>
+                <w:webHidden/>
+              </w:rPr>
+              <w:t>1</w:t>
+            </w:r>
+            <w:r>
+              <w:rPr>
+                <w:noProof/>
+                <w:webHidden/>
+              </w:rPr>
+              <w:fldChar w:fldCharType="end"/>
+            </w:r>
+          </w:hyperlink>
+        </w:p>
+        <w:p>
+          <w:pPr>
+            <w:pStyle w:val="TOC2"/>
+            <w:tabs>
+              <w:tab w:val="right" w:leader="dot" w:pos="9350"/>
+            </w:tabs>
+            <w:rPr>
+              <w:noProof/>
+            </w:rPr>
+          </w:pPr>
+          <w:hyperlink w:anchor="_Toc220701853" w:history="1">
+            <w:r>
+              <w:rPr>
+                <w:rStyle w:val="Hyperlink"/>
+                <w:noProof/>
+              </w:rPr>
+              <w:t>2.3 YEAR_COMP</w:t>
+            </w:r>
+            <w:r>
+              <w:rPr>
+                <w:noProof/>
+                <w:webHidden/>
+              </w:rPr>
+              <w:tab/>
+            </w:r>
+            <w:r>
+              <w:rPr>
+                <w:noProof/>
+                <w:webHidden/>
+              </w:rPr>
+              <w:fldChar w:fldCharType="begin"/>
+            </w:r>
+            <w:r>
+              <w:rPr>
+                <w:noProof/>
+                <w:webHidden/>
+              </w:rPr>
+              <w:instrText xml:space="preserve"> PAGEREF _Toc220701853 \h </w:instrText>
+            </w:r>
+            <w:r>
+              <w:rPr>
+                <w:noProof/>
+                <w:webHidden/>
+              </w:rPr>
+            </w:r>
+            <w:r>
+              <w:rPr>
+                <w:noProof/>
+                <w:webHidden/>
+              </w:rPr>
+              <w:fldChar w:fldCharType="separate"/>
+            </w:r>
+            <w:r>
+              <w:rPr>
+                <w:noProof/>
+                <w:webHidden/>
+              </w:rPr>
+              <w:t>1</w:t>
+            </w:r>
+            <w:r>
+              <w:rPr>
+                <w:noProof/>
+                <w:webHidden/>
+              </w:rPr>
+              <w:fldChar w:fldCharType="end"/>
+            </w:r>
+          </w:hyperlink>
+        </w:p>
+        <w:p>
+          <w:pPr>
+            <w:pStyle w:val="TOC2"/>
+            <w:tabs>
+              <w:tab w:val="right" w:leader="dot" w:pos="9350"/>
+            </w:tabs>
+            <w:rPr>
+              <w:noProof/>
+            </w:rPr>
+          </w:pPr>
+          <w:hyperlink w:anchor="_Toc220701854" w:history="1">
+            <w:r>
+              <w:rPr>
+                <w:rStyle w:val="Hyperlink"/>
+                <w:noProof/>
+              </w:rPr>
+              <w:t>2.4 FOR_TYPE</w:t>
+            </w:r>
+            <w:r>
+              <w:rPr>
+                <w:noProof/>
+                <w:webHidden/>
+              </w:rPr>
+              <w:tab/>
+            </w:r>
+            <w:r>
+              <w:rPr>
+                <w:noProof/>
+                <w:webHidden/>
+              </w:rPr>
+              <w:fldChar w:fldCharType="begin"/>
+            </w:r>
+            <w:r>
+              <w:rPr>
+                <w:noProof/>
+                <w:webHidden/>
+              </w:rPr>
+              <w:instrText xml:space="preserve"> PAGEREF _Toc220701854 \h </w:instrText>
+            </w:r>
+            <w:r>
+              <w:rPr>
+                <w:noProof/>
+                <w:webHidden/>
+              </w:rPr>
+            </w:r>
+            <w:r>
+              <w:rPr>
+                <w:noProof/>
+                <w:webHidden/>
+              </w:rPr>
+              <w:fldChar w:fldCharType="separate"/>
+            </w:r>
+            <w:r>
+              <w:rPr>
+                <w:noProof/>
+                <w:webHidden/>
+              </w:rPr>
+              <w:t>1</w:t>
+            </w:r>
+            <w:r>
+              <w:rPr>
+                <w:noProof/>
+                <w:webHidden/>
+              </w:rPr>
+              <w:fldChar w:fldCharType="end"/>
+            </w:r>
+          </w:hyperlink>
+        </w:p>
+        <w:p>
+          <w:pPr>
+            <w:pStyle w:val="TOC2"/>
+            <w:tabs>
+              <w:tab w:val="right" w:leader="dot" w:pos="9350"/>
+            </w:tabs>
+            <w:rPr>
+              <w:noProof/>
+            </w:rPr>
+          </w:pPr>
+          <w:hyperlink w:anchor="_Toc220701855" w:history="1">
+            <w:r>
+              <w:rPr>
+                <w:rStyle w:val="Hyperlink"/>
+                <w:noProof/>
+              </w:rPr>
+              <w:t>2.5 ACRES_MGT</w:t>
+            </w:r>
+            <w:r>
+              <w:rPr>
+                <w:noProof/>
+                <w:webHidden/>
+              </w:rPr>
+              <w:tab/>
+            </w:r>
+            <w:r>
+              <w:rPr>
+                <w:noProof/>
+                <w:webHidden/>
+              </w:rPr>
+              <w:fldChar w:fldCharType="begin"/>
+            </w:r>
+            <w:r>
+              <w:rPr>
+                <w:noProof/>
+                <w:webHidden/>
+              </w:rPr>
+              <w:instrText xml:space="preserve"> PAGEREF _Toc220701855 \h </w:instrText>
+            </w:r>
+            <w:r>
+              <w:rPr>
+                <w:noProof/>
+                <w:webHidden/>
+              </w:rPr>
+            </w:r>
+            <w:r>
+              <w:rPr>
+                <w:noProof/>
+                <w:webHidden/>
+              </w:rPr>
+              <w:fldChar w:fldCharType="separate"/>
+            </w:r>
+            <w:r>
+              <w:rPr>
+                <w:noProof/>
+                <w:webHidden/>
+              </w:rPr>
+              <w:t>1</w:t>
+            </w:r>
+            <w:r>
+              <w:rPr>
+                <w:noProof/>
+                <w:webHidden/>
+              </w:rPr>
+              <w:fldChar w:fldCharType="end"/>
+            </w:r>
+          </w:hyperlink>
+        </w:p>
+        <w:p>
+          <w:pPr>
+            <w:pStyle w:val="TOC1"/>
+            <w:tabs>
+              <w:tab w:val="right" w:leader="dot" w:pos="9350"/>
+            </w:tabs>
+            <w:rPr>
+              <w:noProof/>
+            </w:rPr>
+          </w:pPr>
+          <w:hyperlink w:anchor="_Toc220701856" w:history="1">
+            <w:r>
+              <w:rPr>
+                <w:rStyle w:val="Hyperlink"/>
+                <w:noProof/>
+              </w:rPr>
+              <w:t>3. Questions</w:t>
+            </w:r>
+            <w:r>
+              <w:rPr>
+                <w:noProof/>
+                <w:webHidden/>
+              </w:rPr>
+              <w:tab/>
+            </w:r>
+            <w:r>
+              <w:rPr>
+                <w:noProof/>
+                <w:webHidden/>
+              </w:rPr>
+              <w:fldChar w:fldCharType="begin"/>
+            </w:r>
+            <w:r>
+              <w:rPr>
+                <w:noProof/>
+                <w:webHidden/>
+              </w:rPr>
+              <w:instrText xml:space="preserve"> PAGEREF _Toc220701856 \h </w:instrText>
+            </w:r>
+            <w:r>
+              <w:rPr>
+                <w:noProof/>
+                <w:webHidden/>
+              </w:rPr>
+            </w:r>
+            <w:r>
+              <w:rPr>
+                <w:noProof/>
+                <w:webHidden/>
+              </w:rPr>
+              <w:fldChar w:fldCharType="separate"/>
+            </w:r>
+            <w:r>
+              <w:rPr>
+                <w:noProof/>
+                <w:webHidden/>
+              </w:rPr>
+              <w:t>1</w:t>
+            </w:r>
+            <w:r>
+              <w:rPr>
+                <w:noProof/>
+                <w:webHidden/>
+              </w:rPr>
+              <w:fldChar w:fldCharType="end"/>
+            </w:r>
+          </w:hyperlink>
+        </w:p>
+        <w:p>
+          <w:pPr>
+            <w:pStyle w:val="TOC2"/>
+            <w:tabs>
+              <w:tab w:val="right" w:leader="dot" w:pos="9350"/>
+            </w:tabs>
+            <w:rPr>
+              <w:noProof/>
+            </w:rPr>
+          </w:pPr>
+          <w:hyperlink w:anchor="_Toc220701857" w:history="1">
+            <w:r>
+              <w:rPr>
+                <w:rStyle w:val="Hyperlink"/>
+                <w:noProof/>
+              </w:rPr>
+              <w:t>3.1 Who is burning?</w:t>
+            </w:r>
+            <w:r>
+              <w:rPr>
+                <w:noProof/>
+                <w:webHidden/>
+              </w:rPr>
+              <w:tab/>
+            </w:r>
+            <w:r>
+              <w:rPr>
+                <w:noProof/>
+                <w:webHidden/>
+              </w:rPr>
+              <w:fldChar w:fldCharType="begin"/>
+            </w:r>
+            <w:r>
+              <w:rPr>
+                <w:noProof/>
+                <w:webHidden/>
+              </w:rPr>
+              <w:instrText xml:space="preserve"> PAGEREF _Toc220701857 \h </w:instrText>
+            </w:r>
+            <w:r>
+              <w:rPr>
+                <w:noProof/>
+                <w:webHidden/>
+              </w:rPr>
+            </w:r>
+            <w:r>
+              <w:rPr>
+                <w:noProof/>
+                <w:webHidden/>
+              </w:rPr>
+              <w:fldChar w:fldCharType="separate"/>
+            </w:r>
+            <w:r>
+              <w:rPr>
+                <w:noProof/>
+                <w:webHidden/>
+              </w:rPr>
+              <w:t>1</w:t>
+            </w:r>
+            <w:r>
+              <w:rPr>
+                <w:noProof/>
+                <w:webHidden/>
+              </w:rPr>
+              <w:fldChar w:fldCharType="end"/>
+            </w:r>
+          </w:hyperlink>
+        </w:p>
+        <w:p>
+          <w:pPr>
+            <w:pStyle w:val="TOC2"/>
+            <w:tabs>
+              <w:tab w:val="right" w:leader="dot" w:pos="9350"/>
+            </w:tabs>
+            <w:rPr>
+              <w:noProof/>
+            </w:rPr>
+          </w:pPr>
+          <w:hyperlink w:anchor="_Toc220701858" w:history="1">
+            <w:r>
+              <w:rPr>
+                <w:rStyle w:val="Hyperlink"/>
+                <w:noProof/>
+              </w:rPr>
+              <w:t>3.2 What is the average acreage of each treatment type?</w:t>
+            </w:r>
+            <w:r>
+              <w:rPr>
+                <w:noProof/>
+                <w:webHidden/>
+              </w:rPr>
+              <w:tab/>
+            </w:r>
+            <w:r>
+              <w:rPr>
+                <w:noProof/>
+                <w:webHidden/>
+              </w:rPr>
+              <w:fldChar w:fldCharType="begin"/>
+            </w:r>
+            <w:r>
+              <w:rPr>
+                <w:noProof/>
+                <w:webHidden/>
+              </w:rPr>
+              <w:instrText xml:space="preserve"> PAGEREF _Toc220701858 \h </w:instrText>
+            </w:r>
+            <w:r>
+              <w:rPr>
+                <w:noProof/>
+                <w:webHidden/>
+              </w:rPr>
+            </w:r>
+            <w:r>
+              <w:rPr>
+                <w:noProof/>
+                <w:webHidden/>
+              </w:rPr>
+              <w:fldChar w:fldCharType="separate"/>
+            </w:r>
+            <w:r>
+              <w:rPr>
+                <w:noProof/>
+                <w:webHidden/>
+              </w:rPr>
+              <w:t>1</w:t>
+            </w:r>
+            <w:r>
+              <w:rPr>
+                <w:noProof/>
+                <w:webHidden/>
+              </w:rPr>
+              <w:fldChar w:fldCharType="end"/>
+            </w:r>
+          </w:hyperlink>
+        </w:p>
+        <w:p>
+          <w:pPr>
+            <w:pStyle w:val="TOC1"/>
+            <w:tabs>
+              <w:tab w:val="right" w:leader="dot" w:pos="9350"/>
+            </w:tabs>
+            <w:rPr>
+              <w:noProof/>
+            </w:rPr>
+          </w:pPr>
+          <w:hyperlink w:anchor="_Toc220701859" w:history="1">
+            <w:r>
+              <w:rPr>
+                <w:rStyle w:val="Hyperlink"/>
+                <w:noProof/>
+              </w:rPr>
+              <w:t>Appendix</w:t>
+            </w:r>
+            <w:r>
+              <w:rPr>
+                <w:noProof/>
+                <w:webHidden/>
+              </w:rPr>
+              <w:tab/>
+            </w:r>
+            <w:r>
+              <w:rPr>
+                <w:noProof/>
+                <w:webHidden/>
+              </w:rPr>
+              <w:fldChar w:fldCharType="begin"/>
+            </w:r>
+            <w:r>
+              <w:rPr>
+                <w:noProof/>
+                <w:webHidden/>
+              </w:rPr>
+              <w:instrText xml:space="preserve"> PAGEREF _Toc220701859 \h </w:instrText>
+            </w:r>
+            <w:r>
+              <w:rPr>
+                <w:noProof/>
+                <w:webHidden/>
+              </w:rPr>
+            </w:r>
+            <w:r>
+              <w:rPr>
+                <w:noProof/>
+                <w:webHidden/>
+              </w:rPr>
+              <w:fldChar w:fldCharType="separate"/>
+            </w:r>
+            <w:r>
+              <w:rPr>
+                <w:noProof/>
+                <w:webHidden/>
+              </w:rPr>
+              <w:t>1</w:t>
+            </w:r>
+            <w:r>
+              <w:rPr>
+                <w:noProof/>
+                <w:webHidden/>
+              </w:rPr>
+              <w:fldChar w:fldCharType="end"/>
+            </w:r>
+          </w:hyperlink>
+        </w:p>
+        <w:p>
+          <w:r>
             <w:fldChar w:fldCharType="end"/>
           </w:r>
         </w:p>
       </w:sdtContent>
     </w:sdt>
-    <w:bookmarkStart w:id="20" w:name="data-structure"/>
     <w:p>
       <w:pPr>
         <w:pStyle w:val="Heading1"/>
       </w:pPr>
-      <w:r>
-        <w:t xml:space="preserve">1. Data Structure</w:t>
-      </w:r>
+      <w:bookmarkStart w:id="0" w:name="data-structure"/>
+      <w:bookmarkStart w:id="1" w:name="_Toc220701846"/>
+      <w:r>
+        <w:t>1. Data Structure</w:t>
+      </w:r>
+      <w:bookmarkEnd w:id="1"/>
     </w:p>
     <w:p>
       <w:pPr>
@@ -78,7 +1045,7 @@
         <w:rPr>
           <w:rStyle w:val="VerbatimChar"/>
         </w:rPr>
-        <w:t xml:space="preserve">## Available layers:</w:t>
+        <w:t>## Available layers:</w:t>
       </w:r>
       <w:r>
         <w:br/>
@@ -87,7 +1054,7 @@
         <w:rPr>
           <w:rStyle w:val="VerbatimChar"/>
         </w:rPr>
-        <w:t xml:space="preserve">##               layer_name             geometry_type features fields crs_name</w:t>
+        <w:t>##               layer_name             geometry_type features fields crs_name</w:t>
       </w:r>
       <w:r>
         <w:br/>
@@ -96,7 +1063,7 @@
         <w:rPr>
           <w:rStyle w:val="VerbatimChar"/>
         </w:rPr>
-        <w:t xml:space="preserve">## 1 forest_tracker_v1_2024 3D Measured Multi Polygon    25579     24     &lt;NA&gt;</w:t>
+        <w:t>## 1 forest_tracker_v1_2024 3D Measured Multi Polygon    25579     24     &lt;NA&gt;</w:t>
       </w:r>
     </w:p>
     <w:p>
@@ -125,7 +1092,7 @@
         <w:rPr>
           <w:rStyle w:val="VerbatimChar"/>
         </w:rPr>
-        <w:t xml:space="preserve">##   using driver `GPKG'</w:t>
+        <w:t>##   using driver `GPKG'</w:t>
       </w:r>
       <w:r>
         <w:br/>
@@ -134,7 +1101,7 @@
         <w:rPr>
           <w:rStyle w:val="VerbatimChar"/>
         </w:rPr>
-        <w:t xml:space="preserve">## Simple feature collection with 25579 features and 24 fields</w:t>
+        <w:t>## Simple feature collection with 25579 features and 24 fields</w:t>
       </w:r>
       <w:r>
         <w:br/>
@@ -143,7 +1110,7 @@
         <w:rPr>
           <w:rStyle w:val="VerbatimChar"/>
         </w:rPr>
-        <w:t xml:space="preserve">## Geometry type: MULTISURFACE</w:t>
+        <w:t>## Geometry type: MULTISURFACE</w:t>
       </w:r>
       <w:r>
         <w:br/>
@@ -152,7 +1119,7 @@
         <w:rPr>
           <w:rStyle w:val="VerbatimChar"/>
         </w:rPr>
-        <w:t xml:space="preserve">## Dimension:     XYZM</w:t>
+        <w:t>## Dimension:     XYZM</w:t>
       </w:r>
       <w:r>
         <w:br/>
@@ -161,7 +1128,7 @@
         <w:rPr>
           <w:rStyle w:val="VerbatimChar"/>
         </w:rPr>
-        <w:t xml:space="preserve">## Bounding box:  xmin: 140265.1 ymin: 4094265 xmax: 752279.1 ymax: 4543420</w:t>
+        <w:t>## Bounding box:  xmin: 140265.1 ymin: 4094265 xmax: 752279.1 ymax: 4543420</w:t>
       </w:r>
       <w:r>
         <w:br/>
@@ -170,7 +1137,8 @@
         <w:rPr>
           <w:rStyle w:val="VerbatimChar"/>
         </w:rPr>
-        <w:t xml:space="preserve">## z_range:       zmin: 0 zmax: 2974.937</w:t>
+        <w:lastRenderedPageBreak/>
+        <w:t>## z_range:       zmin: 0 zmax: 2974.937</w:t>
       </w:r>
       <w:r>
         <w:br/>
@@ -179,7 +1147,7 @@
         <w:rPr>
           <w:rStyle w:val="VerbatimChar"/>
         </w:rPr>
-        <w:t xml:space="preserve">## m_range:       mmin: 0 mmax: 0</w:t>
+        <w:t>## m_range:       mmin: 0 mmax: 0</w:t>
       </w:r>
       <w:r>
         <w:br/>
@@ -188,7 +1156,7 @@
         <w:rPr>
           <w:rStyle w:val="VerbatimChar"/>
         </w:rPr>
-        <w:t xml:space="preserve">## CRS:           NA</w:t>
+        <w:t>## CRS:           NA</w:t>
       </w:r>
     </w:p>
     <w:p>
@@ -199,7 +1167,7 @@
         <w:rPr>
           <w:rStyle w:val="VerbatimChar"/>
         </w:rPr>
-        <w:t xml:space="preserve">## Classes 'sf' and 'data.frame':   25579 obs. of  25 variables:</w:t>
+        <w:t>## Classes 'sf' and 'data.frame':   25579 obs. of  25 variables:</w:t>
       </w:r>
       <w:r>
         <w:br/>
@@ -208,7 +1176,7 @@
         <w:rPr>
           <w:rStyle w:val="VerbatimChar"/>
         </w:rPr>
-        <w:t xml:space="preserve">##  $ OBJECTID     : num  24321 1351 11256 1372 6393 ...</w:t>
+        <w:t>##  $ OBJECTID     : num  24321 1351 11256 1372 6393 ...</w:t>
       </w:r>
       <w:r>
         <w:br/>
@@ -217,7 +1185,7 @@
         <w:rPr>
           <w:rStyle w:val="VerbatimChar"/>
         </w:rPr>
-        <w:t xml:space="preserve">##  $ PRJ_NAME     : chr  "HIGH FOREST RANCH" "HERB" "None" "HERB" ...</w:t>
+        <w:t>##  $ PRJ_NAME     : chr  "HIGH FOREST RANCH" "HERB" "None" "HERB" ...</w:t>
       </w:r>
       <w:r>
         <w:br/>
@@ -226,7 +1194,7 @@
         <w:rPr>
           <w:rStyle w:val="VerbatimChar"/>
         </w:rPr>
-        <w:t xml:space="preserve">##  $ AGENCY       : chr  "Coalition for the Upper South Platte" "Bureau of Land Management" "Colorado State Forest Service" "Bureau of Land Management" ...</w:t>
+        <w:t>##  $ AGENCY       : chr  "Coalition for the Upper South Platte" "Bureau of Land Management" "Colorado State Forest Service" "Bureau of Land Management" ...</w:t>
       </w:r>
       <w:r>
         <w:br/>
@@ -235,7 +1203,7 @@
         <w:rPr>
           <w:rStyle w:val="VerbatimChar"/>
         </w:rPr>
-        <w:t xml:space="preserve">##  $ AGENCY_C     : chr  "CUSP" "BLM" "CSFS" "BLM" ...</w:t>
+        <w:t>##  $ AGENCY_C     : chr  "CUSP" "BLM" "CSFS" "BLM" ...</w:t>
       </w:r>
       <w:r>
         <w:br/>
@@ -244,7 +1212,7 @@
         <w:rPr>
           <w:rStyle w:val="VerbatimChar"/>
         </w:rPr>
-        <w:t xml:space="preserve">##  $ FUNDING      : chr  NA " " "" " " ...</w:t>
+        <w:t>##  $ FUNDING      : chr  NA " " "" " " ...</w:t>
       </w:r>
       <w:r>
         <w:br/>
@@ -253,7 +1221,7 @@
         <w:rPr>
           <w:rStyle w:val="VerbatimChar"/>
         </w:rPr>
-        <w:t xml:space="preserve">##  $ LANDOWNER    : chr  "Private" "Federal (BLM)" "Private" "Federal (BLM)" ...</w:t>
+        <w:t>##  $ LANDOWNER    : chr  "Private" "Federal (BLM)" "Private" "Federal (BLM)" ...</w:t>
       </w:r>
       <w:r>
         <w:br/>
@@ -262,7 +1230,7 @@
         <w:rPr>
           <w:rStyle w:val="VerbatimChar"/>
         </w:rPr>
-        <w:t xml:space="preserve">##  $ MGT_TYPE     : chr  "CANOPY" "CANOPY" "CANOPY" "CANOPY" ...</w:t>
+        <w:t>##  $ MGT_TYPE     : chr  "CANOPY" "CANOPY" "CANOPY" "CANOPY" ...</w:t>
       </w:r>
       <w:r>
         <w:br/>
@@ -271,7 +1239,7 @@
         <w:rPr>
           <w:rStyle w:val="VerbatimChar"/>
         </w:rPr>
-        <w:t xml:space="preserve">##  $ RXFIRE_MGT   : chr  "" "" "" "" ...</w:t>
+        <w:t>##  $ RXFIRE_MGT   : chr  "" "" "" "" ...</w:t>
       </w:r>
       <w:r>
         <w:br/>
@@ -280,7 +1248,7 @@
         <w:rPr>
           <w:rStyle w:val="VerbatimChar"/>
         </w:rPr>
-        <w:t xml:space="preserve">##  $ CANOPY_MGT   : chr  "Mechanical" "Chemical" "Mechanical" "Chemical" ...</w:t>
+        <w:t>##  $ CANOPY_MGT   : chr  "Mechanical" "Chemical" "Mechanical" "Chemical" ...</w:t>
       </w:r>
       <w:r>
         <w:br/>
@@ -289,7 +1257,7 @@
         <w:rPr>
           <w:rStyle w:val="VerbatimChar"/>
         </w:rPr>
-        <w:t xml:space="preserve">##  $ SURF_MGT     : chr  "" "" "" "" ...</w:t>
+        <w:t>##  $ SURF_MGT     : chr  "" "" "" "" ...</w:t>
       </w:r>
       <w:r>
         <w:br/>
@@ -298,7 +1266,7 @@
         <w:rPr>
           <w:rStyle w:val="VerbatimChar"/>
         </w:rPr>
-        <w:t xml:space="preserve">##  $ REFOREST     : chr  "" "" "" "" ...</w:t>
+        <w:t>##  $ REFOREST     : chr  "" "" "" "" ...</w:t>
       </w:r>
       <w:r>
         <w:br/>
@@ -307,7 +1275,7 @@
         <w:rPr>
           <w:rStyle w:val="VerbatimChar"/>
         </w:rPr>
-        <w:t xml:space="preserve">##  $ TREE_COUNT   : num  0 0 0 0 0 0 0 0 0 0 ...</w:t>
+        <w:t>##  $ TREE_COUNT   : num  0 0 0 0 0 0 0 0 0 0 ...</w:t>
       </w:r>
       <w:r>
         <w:br/>
@@ -316,7 +1284,7 @@
         <w:rPr>
           <w:rStyle w:val="VerbatimChar"/>
         </w:rPr>
-        <w:t xml:space="preserve">##  $ SPECIES      : chr  "" " " "" " " ...</w:t>
+        <w:t>##  $ SPECIES      : chr  "" " " "" " " ...</w:t>
       </w:r>
       <w:r>
         <w:br/>
@@ -325,7 +1293,7 @@
         <w:rPr>
           <w:rStyle w:val="VerbatimChar"/>
         </w:rPr>
-        <w:t xml:space="preserve">##  $ PRJ_OBJECT   : chr  "THINNING" "spiked salt cedar trees" "" "tamarisk on a sand wash" ...</w:t>
+        <w:t>##  $ PRJ_OBJECT   : chr  "THINNING" "spiked salt cedar trees" "" "tamarisk on a sand wash" ...</w:t>
       </w:r>
       <w:r>
         <w:br/>
@@ -334,7 +1302,7 @@
         <w:rPr>
           <w:rStyle w:val="VerbatimChar"/>
         </w:rPr>
-        <w:t xml:space="preserve">##  $ YEAR_COMP    : num  2014 2005 2011 2010 2009 ...</w:t>
+        <w:t>##  $ YEAR_COMP    : num  2014 2005 2011 2010 2009 ...</w:t>
       </w:r>
       <w:r>
         <w:br/>
@@ -343,7 +1311,7 @@
         <w:rPr>
           <w:rStyle w:val="VerbatimChar"/>
         </w:rPr>
-        <w:t xml:space="preserve">##  $ ACRES_MGT    : num  0.00892 0.01026 0.01603 0.01931 0.01575 ...</w:t>
+        <w:t>##  $ ACRES_MGT    : num  0.00892 0.01026 0.01603 0.01931 0.01575 ...</w:t>
       </w:r>
       <w:r>
         <w:br/>
@@ -352,7 +1320,7 @@
         <w:rPr>
           <w:rStyle w:val="VerbatimChar"/>
         </w:rPr>
-        <w:t xml:space="preserve">##  $ ACRES_GIS    : num  0.00892 0.01026 0.01603 0.01931 0.01575 ...</w:t>
+        <w:t>##  $ ACRES_GIS    : num  0.00892 0.01026 0.01603 0.01931 0.01575 ...</w:t>
       </w:r>
       <w:r>
         <w:br/>
@@ -361,7 +1329,7 @@
         <w:rPr>
           <w:rStyle w:val="VerbatimChar"/>
         </w:rPr>
-        <w:t xml:space="preserve">##  $ NOTES        : chr  NA " " "" " " ...</w:t>
+        <w:t>##  $ NOTES        : chr  NA " " "" " " ...</w:t>
       </w:r>
       <w:r>
         <w:br/>
@@ -370,7 +1338,7 @@
         <w:rPr>
           <w:rStyle w:val="VerbatimChar"/>
         </w:rPr>
-        <w:t xml:space="preserve">##  $ ORGFILE      : chr  "CUSP_Forestry_2010_2023_Merge" "BLM CO Completed Vegetation Treatments Polygons" "WebDET/SMART" "BLM CO Completed Vegetation Treatments Polygons" ...</w:t>
+        <w:t>##  $ ORGFILE      : chr  "CUSP_Forestry_2010_2023_Merge" "BLM CO Completed Vegetation Treatments Polygons" "WebDET/SMART" "BLM CO Completed Vegetation Treatments Polygons" ...</w:t>
       </w:r>
       <w:r>
         <w:br/>
@@ -379,7 +1347,7 @@
         <w:rPr>
           <w:rStyle w:val="VerbatimChar"/>
         </w:rPr>
-        <w:t xml:space="preserve">##  $ UPDATED      : POSIXct, format: "2024-12-04 13:28:29" "2024-05-30 18:00:00" ...</w:t>
+        <w:t>##  $ UPDATED      : POSIXct, format: "2024-12-04 13:28:29" "2024-05-30 18:00:00" ...</w:t>
       </w:r>
       <w:r>
         <w:br/>
@@ -388,7 +1356,7 @@
         <w:rPr>
           <w:rStyle w:val="VerbatimChar"/>
         </w:rPr>
-        <w:t xml:space="preserve">##  $ MODIFY_BY    : chr  "RDannels" "S E Mueller" "RDannels" "S E Mueller" ...</w:t>
+        <w:t>##  $ MODIFY_BY    : chr  "RDannels" "S E Mueller" "RDannels" "S E Mueller" ...</w:t>
       </w:r>
       <w:r>
         <w:br/>
@@ -397,7 +1365,7 @@
         <w:rPr>
           <w:rStyle w:val="VerbatimChar"/>
         </w:rPr>
-        <w:t xml:space="preserve">##  $ FOR_TYPE     : chr  "Ponderosa Pine" "None" "None" "None" ...</w:t>
+        <w:t>##  $ FOR_TYPE     : chr  "Ponderosa Pine" "None" "None" "None" ...</w:t>
       </w:r>
       <w:r>
         <w:br/>
@@ -406,7 +1374,7 @@
         <w:rPr>
           <w:rStyle w:val="VerbatimChar"/>
         </w:rPr>
-        <w:t xml:space="preserve">##  $ Shape__Area  : num  36.1 41.5 64.9 78.1 63.7 ...</w:t>
+        <w:t>##  $ Shape__Area  : num  36.1 41.5 64.9 78.1 63.7 ...</w:t>
       </w:r>
       <w:r>
         <w:br/>
@@ -415,7 +1383,7 @@
         <w:rPr>
           <w:rStyle w:val="VerbatimChar"/>
         </w:rPr>
-        <w:t xml:space="preserve">##  $ Shape__Length: num  24.9 26.5 31.2 31.4 36.7 ...</w:t>
+        <w:t>##  $ Shape__Length: num  24.9 26.5 31.2 31.4 36.7 ...</w:t>
       </w:r>
       <w:r>
         <w:br/>
@@ -424,7 +1392,7 @@
         <w:rPr>
           <w:rStyle w:val="VerbatimChar"/>
         </w:rPr>
-        <w:t xml:space="preserve">##  $ geom         :sfc_MULTISURFACE of length 25579; first list element: List of 1</w:t>
+        <w:t>##  $ geom         :sfc_MULTISURFACE of length 25579; first list element: List of 1</w:t>
       </w:r>
       <w:r>
         <w:br/>
@@ -433,7 +1401,7 @@
         <w:rPr>
           <w:rStyle w:val="VerbatimChar"/>
         </w:rPr>
-        <w:t xml:space="preserve">##   ..$ :List of 1</w:t>
+        <w:t>##   ..$ :List of 1</w:t>
       </w:r>
       <w:r>
         <w:br/>
@@ -442,7 +1410,7 @@
         <w:rPr>
           <w:rStyle w:val="VerbatimChar"/>
         </w:rPr>
-        <w:t xml:space="preserve">##   .. ..$ :List of 1</w:t>
+        <w:t>##   .. ..$ :List of 1</w:t>
       </w:r>
       <w:r>
         <w:br/>
@@ -451,7 +1419,7 @@
         <w:rPr>
           <w:rStyle w:val="VerbatimChar"/>
         </w:rPr>
-        <w:t xml:space="preserve">##   .. .. ..$ : 'XYZM' num [1:6, 1:4] 522417 522416 522412 522407 522412 ...</w:t>
+        <w:t>##   .. .. ..$ : 'XYZM' num [1:6, 1:4] 522417 522416 522412 522407 522412 ...</w:t>
       </w:r>
       <w:r>
         <w:br/>
@@ -460,7 +1428,7 @@
         <w:rPr>
           <w:rStyle w:val="VerbatimChar"/>
         </w:rPr>
-        <w:t xml:space="preserve">##   .. .. ..- attr(*, "class")= chr [1:3] "XYZM" "COMPOUNDCURVE" "sfg"</w:t>
+        <w:t>##   .. .. ..- attr(*, "class")= chr [1:3] "XYZM" "COMPOUNDCURVE" "sfg"</w:t>
       </w:r>
       <w:r>
         <w:br/>
@@ -469,7 +1437,7 @@
         <w:rPr>
           <w:rStyle w:val="VerbatimChar"/>
         </w:rPr>
-        <w:t xml:space="preserve">##   .. ..- attr(*, "class")= chr [1:3] "XYZM" "CURVEPOLYGON" "sfg"</w:t>
+        <w:t>##   .. ..- attr(*, "class")= chr [1:3] "XYZM" "CURVEPOLYGON" "sfg"</w:t>
       </w:r>
       <w:r>
         <w:br/>
@@ -478,7 +1446,7 @@
         <w:rPr>
           <w:rStyle w:val="VerbatimChar"/>
         </w:rPr>
-        <w:t xml:space="preserve">##   ..- attr(*, "class")= chr [1:3] "XYZM" "MULTISURFACE" "sfg"</w:t>
+        <w:t>##   ..- attr(*, "class")= chr [1:3] "XYZM" "MULTISURFACE" "sfg"</w:t>
       </w:r>
       <w:r>
         <w:br/>
@@ -487,7 +1455,7 @@
         <w:rPr>
           <w:rStyle w:val="VerbatimChar"/>
         </w:rPr>
-        <w:t xml:space="preserve">##  - attr(*, "sf_column")= chr "geom"</w:t>
+        <w:t>##  - attr(*, "sf_column")= chr "geom"</w:t>
       </w:r>
       <w:r>
         <w:br/>
@@ -496,7 +1464,7 @@
         <w:rPr>
           <w:rStyle w:val="VerbatimChar"/>
         </w:rPr>
-        <w:t xml:space="preserve">##  - attr(*, "agr")= Factor w/ 3 levels "constant","aggregate",..: NA NA NA NA NA NA NA NA NA NA ...</w:t>
+        <w:t>##  - attr(*, "agr")= Factor w/ 3 levels "constant","aggregate",..: NA NA NA NA NA NA NA NA NA NA ...</w:t>
       </w:r>
       <w:r>
         <w:br/>
@@ -505,57 +1473,66 @@
         <w:rPr>
           <w:rStyle w:val="VerbatimChar"/>
         </w:rPr>
-        <w:t xml:space="preserve">##   ..- attr(*, "names")= chr [1:24] "OBJECTID" "PRJ_NAME" "AGENCY" "AGENCY_C" ...</w:t>
+        <w:t>##   ..- attr(*, "names")= chr [1:24] "OBJECTID" "PRJ_NAME" "AGENCY" "AGENCY_C" ...</w:t>
       </w:r>
     </w:p>
-    <w:bookmarkEnd w:id="20"/>
-    <w:bookmarkStart w:id="56" w:name="exploratory-graphs"/>
     <w:p>
       <w:pPr>
         <w:pStyle w:val="Heading1"/>
       </w:pPr>
-      <w:r>
-        <w:t xml:space="preserve">2. Exploratory Graphs</w:t>
-      </w:r>
+      <w:bookmarkStart w:id="2" w:name="exploratory-graphs"/>
+      <w:bookmarkStart w:id="3" w:name="_Toc220701847"/>
+      <w:bookmarkEnd w:id="0"/>
+      <w:r>
+        <w:lastRenderedPageBreak/>
+        <w:t>2. Exploratory Graphs</w:t>
+      </w:r>
+      <w:bookmarkEnd w:id="3"/>
     </w:p>
     <w:p>
       <w:pPr>
         <w:pStyle w:val="FirstParagraph"/>
       </w:pPr>
       <w:r>
-        <w:t xml:space="preserve">I made graphs to visualize all the columns that were required for an observation to be in the database. These include agency, management type, year completed, and acres managed. I also included forest type, which is recorded for nearly all observations.</w:t>
+        <w:t>I made graphs to visualize all the columns that were required for an observation to be in the database. These include agency, management type, year completed, and acres managed. I also included forest type, which is recorded for nearly all observations.</w:t>
       </w:r>
     </w:p>
-    <w:bookmarkStart w:id="24" w:name="agency"/>
     <w:p>
       <w:pPr>
         <w:pStyle w:val="Heading2"/>
       </w:pPr>
-      <w:r>
-        <w:t xml:space="preserve">2.1 AGENCY</w:t>
-      </w:r>
+      <w:bookmarkStart w:id="4" w:name="agency"/>
+      <w:bookmarkStart w:id="5" w:name="_Toc220701848"/>
+      <w:r>
+        <w:t>2.1 AGENCY</w:t>
+      </w:r>
+      <w:bookmarkEnd w:id="5"/>
     </w:p>
     <w:p>
       <w:pPr>
         <w:pStyle w:val="FirstParagraph"/>
       </w:pPr>
       <w:r>
+        <w:rPr>
+          <w:noProof/>
+        </w:rPr>
         <w:drawing>
-          <wp:inline>
+          <wp:inline distT="0" distB="0" distL="0" distR="0" wp14:anchorId="0D4C0A89" wp14:editId="0D4C0A8A">
             <wp:extent cx="5334000" cy="3200400"/>
-            <wp:effectExtent b="0" l="0" r="0" t="0"/>
-            <wp:docPr descr="" title="" id="22" name="Picture"/>
-            <a:graphic>
+            <wp:effectExtent l="0" t="0" r="0" b="0"/>
+            <wp:docPr id="22" name="Picture"/>
+            <wp:cNvGraphicFramePr/>
+            <a:graphic xmlns:a="http://schemas.openxmlformats.org/drawingml/2006/main">
               <a:graphicData uri="http://schemas.openxmlformats.org/drawingml/2006/picture">
-                <pic:pic>
+                <pic:pic xmlns:pic="http://schemas.openxmlformats.org/drawingml/2006/picture">
                   <pic:nvPicPr>
-                    <pic:cNvPr descr="0--Forest-Tracker-Data-Exploration_files/figure-docx/agency-bar-1.png" id="23" name="Picture"/>
+                    <pic:cNvPr id="23" name="Picture" descr="0--Forest-Tracker-Data-Exploration_files/figure-docx/agency-bar-1.png"/>
                     <pic:cNvPicPr>
-                      <a:picLocks noChangeArrowheads="1" noChangeAspect="1"/>
+                      <a:picLocks noChangeAspect="1" noChangeArrowheads="1"/>
                     </pic:cNvPicPr>
                   </pic:nvPicPr>
                   <pic:blipFill>
-                    <a:blip r:embed="rId21"/>
+                    <a:blip r:embed="rId5"/>
                     <a:stretch>
                       <a:fillRect/>
                     </a:stretch>
@@ -582,37 +1559,44 @@
         </w:drawing>
       </w:r>
     </w:p>
-    <w:bookmarkEnd w:id="24"/>
-    <w:bookmarkStart w:id="40" w:name="mgt_type"/>
     <w:p>
       <w:pPr>
         <w:pStyle w:val="Heading2"/>
       </w:pPr>
-      <w:r>
-        <w:t xml:space="preserve">2.2 MGT_TYPE</w:t>
-      </w:r>
+      <w:bookmarkStart w:id="6" w:name="mgt_type"/>
+      <w:bookmarkStart w:id="7" w:name="_Toc220701849"/>
+      <w:bookmarkEnd w:id="4"/>
+      <w:r>
+        <w:lastRenderedPageBreak/>
+        <w:t>2.2 MGT_TYPE</w:t>
+      </w:r>
+      <w:bookmarkEnd w:id="7"/>
     </w:p>
     <w:p>
       <w:pPr>
         <w:pStyle w:val="FirstParagraph"/>
       </w:pPr>
       <w:r>
+        <w:rPr>
+          <w:noProof/>
+        </w:rPr>
         <w:drawing>
-          <wp:inline>
+          <wp:inline distT="0" distB="0" distL="0" distR="0" wp14:anchorId="0D4C0A8B" wp14:editId="0D4C0A8C">
             <wp:extent cx="4620126" cy="3696101"/>
-            <wp:effectExtent b="0" l="0" r="0" t="0"/>
-            <wp:docPr descr="" title="" id="26" name="Picture"/>
-            <a:graphic>
+            <wp:effectExtent l="0" t="0" r="0" b="0"/>
+            <wp:docPr id="26" name="Picture"/>
+            <wp:cNvGraphicFramePr/>
+            <a:graphic xmlns:a="http://schemas.openxmlformats.org/drawingml/2006/main">
               <a:graphicData uri="http://schemas.openxmlformats.org/drawingml/2006/picture">
-                <pic:pic>
+                <pic:pic xmlns:pic="http://schemas.openxmlformats.org/drawingml/2006/picture">
                   <pic:nvPicPr>
-                    <pic:cNvPr descr="0--Forest-Tracker-Data-Exploration_files/figure-docx/unnamed-chunk-3-1.png" id="27" name="Picture"/>
+                    <pic:cNvPr id="27" name="Picture" descr="0--Forest-Tracker-Data-Exploration_files/figure-docx/unnamed-chunk-3-1.png"/>
                     <pic:cNvPicPr>
-                      <a:picLocks noChangeArrowheads="1" noChangeAspect="1"/>
+                      <a:picLocks noChangeAspect="1" noChangeArrowheads="1"/>
                     </pic:cNvPicPr>
                   </pic:nvPicPr>
                   <pic:blipFill>
-                    <a:blip r:embed="rId25"/>
+                    <a:blip r:embed="rId6"/>
                     <a:stretch>
                       <a:fillRect/>
                     </a:stretch>
@@ -644,39 +1628,46 @@
         <w:pStyle w:val="BodyText"/>
       </w:pPr>
       <w:r>
-        <w:t xml:space="preserve">These four management types are further broken into categories in separate columns. The categories for the three management types having to do with fuels reduction are evaluated below.</w:t>
+        <w:t>These four management types are further broken into categories in separate columns. The categories for the three management types having to do with fuels reduction are evaluated below.</w:t>
       </w:r>
     </w:p>
-    <w:bookmarkStart w:id="31" w:name="rxfire_mgt"/>
     <w:p>
       <w:pPr>
         <w:pStyle w:val="Heading3"/>
       </w:pPr>
-      <w:r>
-        <w:t xml:space="preserve">2.2.3 RXFIRE_MGT</w:t>
-      </w:r>
+      <w:bookmarkStart w:id="8" w:name="rxfire_mgt"/>
+      <w:bookmarkStart w:id="9" w:name="_Toc220701850"/>
+      <w:r>
+        <w:lastRenderedPageBreak/>
+        <w:t>2.2.3 RXFIRE_MGT</w:t>
+      </w:r>
+      <w:bookmarkEnd w:id="9"/>
     </w:p>
     <w:p>
       <w:pPr>
         <w:pStyle w:val="FirstParagraph"/>
       </w:pPr>
       <w:r>
+        <w:rPr>
+          <w:noProof/>
+        </w:rPr>
         <w:drawing>
-          <wp:inline>
+          <wp:inline distT="0" distB="0" distL="0" distR="0" wp14:anchorId="0D4C0A8D" wp14:editId="0D4C0A8E">
             <wp:extent cx="4620126" cy="3696101"/>
-            <wp:effectExtent b="0" l="0" r="0" t="0"/>
-            <wp:docPr descr="" title="" id="29" name="Picture"/>
-            <a:graphic>
+            <wp:effectExtent l="0" t="0" r="0" b="0"/>
+            <wp:docPr id="29" name="Picture"/>
+            <wp:cNvGraphicFramePr/>
+            <a:graphic xmlns:a="http://schemas.openxmlformats.org/drawingml/2006/main">
               <a:graphicData uri="http://schemas.openxmlformats.org/drawingml/2006/picture">
-                <pic:pic>
+                <pic:pic xmlns:pic="http://schemas.openxmlformats.org/drawingml/2006/picture">
                   <pic:nvPicPr>
-                    <pic:cNvPr descr="0--Forest-Tracker-Data-Exploration_files/figure-docx/unnamed-chunk-4-1.png" id="30" name="Picture"/>
+                    <pic:cNvPr id="30" name="Picture" descr="0--Forest-Tracker-Data-Exploration_files/figure-docx/unnamed-chunk-4-1.png"/>
                     <pic:cNvPicPr>
-                      <a:picLocks noChangeArrowheads="1" noChangeAspect="1"/>
+                      <a:picLocks noChangeAspect="1" noChangeArrowheads="1"/>
                     </pic:cNvPicPr>
                   </pic:nvPicPr>
                   <pic:blipFill>
-                    <a:blip r:embed="rId28"/>
+                    <a:blip r:embed="rId7"/>
                     <a:stretch>
                       <a:fillRect/>
                     </a:stretch>
@@ -703,37 +1694,43 @@
         </w:drawing>
       </w:r>
     </w:p>
-    <w:bookmarkEnd w:id="31"/>
-    <w:bookmarkStart w:id="35" w:name="canopy_mgt"/>
     <w:p>
       <w:pPr>
         <w:pStyle w:val="Heading3"/>
       </w:pPr>
-      <w:r>
-        <w:t xml:space="preserve">2.2.4 CANOPY_MGT</w:t>
-      </w:r>
+      <w:bookmarkStart w:id="10" w:name="canopy_mgt"/>
+      <w:bookmarkStart w:id="11" w:name="_Toc220701851"/>
+      <w:bookmarkEnd w:id="8"/>
+      <w:r>
+        <w:t>2.2.4 CANOPY_MGT</w:t>
+      </w:r>
+      <w:bookmarkEnd w:id="11"/>
     </w:p>
     <w:p>
       <w:pPr>
         <w:pStyle w:val="FirstParagraph"/>
       </w:pPr>
       <w:r>
+        <w:rPr>
+          <w:noProof/>
+        </w:rPr>
         <w:drawing>
-          <wp:inline>
+          <wp:inline distT="0" distB="0" distL="0" distR="0" wp14:anchorId="0D4C0A8F" wp14:editId="0D4C0A90">
             <wp:extent cx="4620126" cy="3696101"/>
-            <wp:effectExtent b="0" l="0" r="0" t="0"/>
-            <wp:docPr descr="" title="" id="33" name="Picture"/>
-            <a:graphic>
+            <wp:effectExtent l="0" t="0" r="0" b="0"/>
+            <wp:docPr id="33" name="Picture"/>
+            <wp:cNvGraphicFramePr/>
+            <a:graphic xmlns:a="http://schemas.openxmlformats.org/drawingml/2006/main">
               <a:graphicData uri="http://schemas.openxmlformats.org/drawingml/2006/picture">
-                <pic:pic>
+                <pic:pic xmlns:pic="http://schemas.openxmlformats.org/drawingml/2006/picture">
                   <pic:nvPicPr>
-                    <pic:cNvPr descr="0--Forest-Tracker-Data-Exploration_files/figure-docx/unnamed-chunk-5-1.png" id="34" name="Picture"/>
+                    <pic:cNvPr id="34" name="Picture" descr="0--Forest-Tracker-Data-Exploration_files/figure-docx/unnamed-chunk-5-1.png"/>
                     <pic:cNvPicPr>
-                      <a:picLocks noChangeArrowheads="1" noChangeAspect="1"/>
+                      <a:picLocks noChangeAspect="1" noChangeArrowheads="1"/>
                     </pic:cNvPicPr>
                   </pic:nvPicPr>
                   <pic:blipFill>
-                    <a:blip r:embed="rId32"/>
+                    <a:blip r:embed="rId8"/>
                     <a:stretch>
                       <a:fillRect/>
                     </a:stretch>
@@ -760,37 +1757,44 @@
         </w:drawing>
       </w:r>
     </w:p>
-    <w:bookmarkEnd w:id="35"/>
-    <w:bookmarkStart w:id="39" w:name="surf_mgt"/>
     <w:p>
       <w:pPr>
         <w:pStyle w:val="Heading3"/>
       </w:pPr>
-      <w:r>
-        <w:t xml:space="preserve">2.2.5 SURF_MGT</w:t>
-      </w:r>
+      <w:bookmarkStart w:id="12" w:name="surf_mgt"/>
+      <w:bookmarkStart w:id="13" w:name="_Toc220701852"/>
+      <w:bookmarkEnd w:id="10"/>
+      <w:r>
+        <w:lastRenderedPageBreak/>
+        <w:t>2.2.5 SURF_MGT</w:t>
+      </w:r>
+      <w:bookmarkEnd w:id="13"/>
     </w:p>
     <w:p>
       <w:pPr>
         <w:pStyle w:val="FirstParagraph"/>
       </w:pPr>
       <w:r>
+        <w:rPr>
+          <w:noProof/>
+        </w:rPr>
         <w:drawing>
-          <wp:inline>
+          <wp:inline distT="0" distB="0" distL="0" distR="0" wp14:anchorId="0D4C0A91" wp14:editId="0D4C0A92">
             <wp:extent cx="4620126" cy="3696101"/>
-            <wp:effectExtent b="0" l="0" r="0" t="0"/>
-            <wp:docPr descr="" title="" id="37" name="Picture"/>
-            <a:graphic>
+            <wp:effectExtent l="0" t="0" r="0" b="0"/>
+            <wp:docPr id="37" name="Picture"/>
+            <wp:cNvGraphicFramePr/>
+            <a:graphic xmlns:a="http://schemas.openxmlformats.org/drawingml/2006/main">
               <a:graphicData uri="http://schemas.openxmlformats.org/drawingml/2006/picture">
-                <pic:pic>
+                <pic:pic xmlns:pic="http://schemas.openxmlformats.org/drawingml/2006/picture">
                   <pic:nvPicPr>
-                    <pic:cNvPr descr="0--Forest-Tracker-Data-Exploration_files/figure-docx/unnamed-chunk-6-1.png" id="38" name="Picture"/>
+                    <pic:cNvPr id="38" name="Picture" descr="0--Forest-Tracker-Data-Exploration_files/figure-docx/unnamed-chunk-6-1.png"/>
                     <pic:cNvPicPr>
-                      <a:picLocks noChangeArrowheads="1" noChangeAspect="1"/>
+                      <a:picLocks noChangeAspect="1" noChangeArrowheads="1"/>
                     </pic:cNvPicPr>
                   </pic:nvPicPr>
                   <pic:blipFill>
-                    <a:blip r:embed="rId36"/>
+                    <a:blip r:embed="rId9"/>
                     <a:stretch>
                       <a:fillRect/>
                     </a:stretch>
@@ -817,38 +1821,44 @@
         </w:drawing>
       </w:r>
     </w:p>
-    <w:bookmarkEnd w:id="39"/>
-    <w:bookmarkEnd w:id="40"/>
-    <w:bookmarkStart w:id="44" w:name="year_comp"/>
     <w:p>
       <w:pPr>
         <w:pStyle w:val="Heading2"/>
       </w:pPr>
-      <w:r>
-        <w:t xml:space="preserve">2.3 YEAR_COMP</w:t>
-      </w:r>
+      <w:bookmarkStart w:id="14" w:name="year_comp"/>
+      <w:bookmarkStart w:id="15" w:name="_Toc220701853"/>
+      <w:bookmarkEnd w:id="6"/>
+      <w:bookmarkEnd w:id="12"/>
+      <w:r>
+        <w:t>2.3 YEAR_COMP</w:t>
+      </w:r>
+      <w:bookmarkEnd w:id="15"/>
     </w:p>
     <w:p>
       <w:pPr>
         <w:pStyle w:val="FirstParagraph"/>
       </w:pPr>
       <w:r>
+        <w:rPr>
+          <w:noProof/>
+        </w:rPr>
         <w:drawing>
-          <wp:inline>
+          <wp:inline distT="0" distB="0" distL="0" distR="0" wp14:anchorId="0D4C0A93" wp14:editId="0D4C0A94">
             <wp:extent cx="4620126" cy="3696101"/>
-            <wp:effectExtent b="0" l="0" r="0" t="0"/>
-            <wp:docPr descr="" title="" id="42" name="Picture"/>
-            <a:graphic>
+            <wp:effectExtent l="0" t="0" r="0" b="0"/>
+            <wp:docPr id="42" name="Picture"/>
+            <wp:cNvGraphicFramePr/>
+            <a:graphic xmlns:a="http://schemas.openxmlformats.org/drawingml/2006/main">
               <a:graphicData uri="http://schemas.openxmlformats.org/drawingml/2006/picture">
-                <pic:pic>
+                <pic:pic xmlns:pic="http://schemas.openxmlformats.org/drawingml/2006/picture">
                   <pic:nvPicPr>
-                    <pic:cNvPr descr="0--Forest-Tracker-Data-Exploration_files/figure-docx/unnamed-chunk-7-1.png" id="43" name="Picture"/>
+                    <pic:cNvPr id="43" name="Picture" descr="0--Forest-Tracker-Data-Exploration_files/figure-docx/unnamed-chunk-7-1.png"/>
                     <pic:cNvPicPr>
-                      <a:picLocks noChangeArrowheads="1" noChangeAspect="1"/>
+                      <a:picLocks noChangeAspect="1" noChangeArrowheads="1"/>
                     </pic:cNvPicPr>
                   </pic:nvPicPr>
                   <pic:blipFill>
-                    <a:blip r:embed="rId41"/>
+                    <a:blip r:embed="rId10"/>
                     <a:stretch>
                       <a:fillRect/>
                     </a:stretch>
@@ -880,7 +1890,8 @@
         <w:pStyle w:val="BodyText"/>
       </w:pPr>
       <w:r>
-        <w:t xml:space="preserve">Years Range:</w:t>
+        <w:lastRenderedPageBreak/>
+        <w:t>Years Range:</w:t>
       </w:r>
     </w:p>
     <w:p>
@@ -891,40 +1902,46 @@
         <w:rPr>
           <w:rStyle w:val="VerbatimChar"/>
         </w:rPr>
-        <w:t xml:space="preserve">## [1] 2000 2023</w:t>
+        <w:t>## [1] 2000 2023</w:t>
       </w:r>
     </w:p>
-    <w:bookmarkEnd w:id="44"/>
-    <w:bookmarkStart w:id="48" w:name="for_type"/>
     <w:p>
       <w:pPr>
         <w:pStyle w:val="Heading2"/>
       </w:pPr>
-      <w:r>
-        <w:t xml:space="preserve">2.4 FOR_TYPE</w:t>
-      </w:r>
+      <w:bookmarkStart w:id="16" w:name="for_type"/>
+      <w:bookmarkStart w:id="17" w:name="_Toc220701854"/>
+      <w:bookmarkEnd w:id="14"/>
+      <w:r>
+        <w:t>2.4 FOR_TYPE</w:t>
+      </w:r>
+      <w:bookmarkEnd w:id="17"/>
     </w:p>
     <w:p>
       <w:pPr>
         <w:pStyle w:val="FirstParagraph"/>
       </w:pPr>
       <w:r>
+        <w:rPr>
+          <w:noProof/>
+        </w:rPr>
         <w:drawing>
-          <wp:inline>
+          <wp:inline distT="0" distB="0" distL="0" distR="0" wp14:anchorId="0D4C0A95" wp14:editId="0D4C0A96">
             <wp:extent cx="4620126" cy="3696101"/>
-            <wp:effectExtent b="0" l="0" r="0" t="0"/>
-            <wp:docPr descr="" title="" id="46" name="Picture"/>
-            <a:graphic>
+            <wp:effectExtent l="0" t="0" r="0" b="0"/>
+            <wp:docPr id="46" name="Picture"/>
+            <wp:cNvGraphicFramePr/>
+            <a:graphic xmlns:a="http://schemas.openxmlformats.org/drawingml/2006/main">
               <a:graphicData uri="http://schemas.openxmlformats.org/drawingml/2006/picture">
-                <pic:pic>
+                <pic:pic xmlns:pic="http://schemas.openxmlformats.org/drawingml/2006/picture">
                   <pic:nvPicPr>
-                    <pic:cNvPr descr="0--Forest-Tracker-Data-Exploration_files/figure-docx/unnamed-chunk-9-1.png" id="47" name="Picture"/>
+                    <pic:cNvPr id="47" name="Picture" descr="0--Forest-Tracker-Data-Exploration_files/figure-docx/unnamed-chunk-9-1.png"/>
                     <pic:cNvPicPr>
-                      <a:picLocks noChangeArrowheads="1" noChangeAspect="1"/>
+                      <a:picLocks noChangeAspect="1" noChangeArrowheads="1"/>
                     </pic:cNvPicPr>
                   </pic:nvPicPr>
                   <pic:blipFill>
-                    <a:blip r:embed="rId45"/>
+                    <a:blip r:embed="rId11"/>
                     <a:stretch>
                       <a:fillRect/>
                     </a:stretch>
@@ -951,37 +1968,44 @@
         </w:drawing>
       </w:r>
     </w:p>
-    <w:bookmarkEnd w:id="48"/>
-    <w:bookmarkStart w:id="55" w:name="acres_mgt"/>
     <w:p>
       <w:pPr>
         <w:pStyle w:val="Heading2"/>
       </w:pPr>
-      <w:r>
-        <w:t xml:space="preserve">2.5 ACRES_MGT</w:t>
-      </w:r>
+      <w:bookmarkStart w:id="18" w:name="acres_mgt"/>
+      <w:bookmarkStart w:id="19" w:name="_Toc220701855"/>
+      <w:bookmarkEnd w:id="16"/>
+      <w:r>
+        <w:lastRenderedPageBreak/>
+        <w:t>2.5 ACRES_MGT</w:t>
+      </w:r>
+      <w:bookmarkEnd w:id="19"/>
     </w:p>
     <w:p>
       <w:pPr>
         <w:pStyle w:val="FirstParagraph"/>
       </w:pPr>
       <w:r>
+        <w:rPr>
+          <w:noProof/>
+        </w:rPr>
         <w:drawing>
-          <wp:inline>
+          <wp:inline distT="0" distB="0" distL="0" distR="0" wp14:anchorId="0D4C0A97" wp14:editId="0D4C0A98">
             <wp:extent cx="4620126" cy="3696101"/>
-            <wp:effectExtent b="0" l="0" r="0" t="0"/>
-            <wp:docPr descr="" title="" id="50" name="Picture"/>
-            <a:graphic>
+            <wp:effectExtent l="0" t="0" r="0" b="0"/>
+            <wp:docPr id="50" name="Picture"/>
+            <wp:cNvGraphicFramePr/>
+            <a:graphic xmlns:a="http://schemas.openxmlformats.org/drawingml/2006/main">
               <a:graphicData uri="http://schemas.openxmlformats.org/drawingml/2006/picture">
-                <pic:pic>
+                <pic:pic xmlns:pic="http://schemas.openxmlformats.org/drawingml/2006/picture">
                   <pic:nvPicPr>
-                    <pic:cNvPr descr="0--Forest-Tracker-Data-Exploration_files/figure-docx/unnamed-chunk-10-1.png" id="51" name="Picture"/>
+                    <pic:cNvPr id="51" name="Picture" descr="0--Forest-Tracker-Data-Exploration_files/figure-docx/unnamed-chunk-10-1.png"/>
                     <pic:cNvPicPr>
-                      <a:picLocks noChangeArrowheads="1" noChangeAspect="1"/>
+                      <a:picLocks noChangeAspect="1" noChangeArrowheads="1"/>
                     </pic:cNvPicPr>
                   </pic:nvPicPr>
                   <pic:blipFill>
-                    <a:blip r:embed="rId49"/>
+                    <a:blip r:embed="rId12"/>
                     <a:stretch>
                       <a:fillRect/>
                     </a:stretch>
@@ -1013,7 +2037,7 @@
         <w:pStyle w:val="BodyText"/>
       </w:pPr>
       <w:r>
-        <w:t xml:space="preserve">The distribution of acres is extremely skewed toward 0. Using a log scale here makes the distribution normal, if we end up wanting to do that.</w:t>
+        <w:t>The distribution of acres is extremely skewed toward 0. Using a log scale here makes the distribution normal, if we end up wanting to do that.</w:t>
       </w:r>
     </w:p>
     <w:p>
@@ -1021,7 +2045,7 @@
         <w:pStyle w:val="BodyText"/>
       </w:pPr>
       <w:r>
-        <w:t xml:space="preserve">Mean Acres:</w:t>
+        <w:t>Mean Acres:</w:t>
       </w:r>
     </w:p>
     <w:p>
@@ -1032,7 +2056,7 @@
         <w:rPr>
           <w:rStyle w:val="VerbatimChar"/>
         </w:rPr>
-        <w:t xml:space="preserve">## [1] 60.80677</w:t>
+        <w:t>## [1] 60.80677</w:t>
       </w:r>
     </w:p>
     <w:p>
@@ -1040,7 +2064,7 @@
         <w:pStyle w:val="FirstParagraph"/>
       </w:pPr>
       <w:r>
-        <w:t xml:space="preserve">Box plot:</w:t>
+        <w:t>Box plot:</w:t>
       </w:r>
     </w:p>
     <w:p>
@@ -1048,22 +2072,27 @@
         <w:pStyle w:val="BodyText"/>
       </w:pPr>
       <w:r>
+        <w:rPr>
+          <w:noProof/>
+        </w:rPr>
+        <w:lastRenderedPageBreak/>
         <w:drawing>
-          <wp:inline>
+          <wp:inline distT="0" distB="0" distL="0" distR="0" wp14:anchorId="0D4C0A99" wp14:editId="0D4C0A9A">
             <wp:extent cx="4620126" cy="3696101"/>
-            <wp:effectExtent b="0" l="0" r="0" t="0"/>
-            <wp:docPr descr="" title="" id="53" name="Picture"/>
-            <a:graphic>
+            <wp:effectExtent l="0" t="0" r="0" b="0"/>
+            <wp:docPr id="53" name="Picture"/>
+            <wp:cNvGraphicFramePr/>
+            <a:graphic xmlns:a="http://schemas.openxmlformats.org/drawingml/2006/main">
               <a:graphicData uri="http://schemas.openxmlformats.org/drawingml/2006/picture">
-                <pic:pic>
+                <pic:pic xmlns:pic="http://schemas.openxmlformats.org/drawingml/2006/picture">
                   <pic:nvPicPr>
-                    <pic:cNvPr descr="0--Forest-Tracker-Data-Exploration_files/figure-docx/unnamed-chunk-12-1.png" id="54" name="Picture"/>
+                    <pic:cNvPr id="54" name="Picture" descr="0--Forest-Tracker-Data-Exploration_files/figure-docx/unnamed-chunk-12-1.png"/>
                     <pic:cNvPicPr>
-                      <a:picLocks noChangeArrowheads="1" noChangeAspect="1"/>
+                      <a:picLocks noChangeAspect="1" noChangeArrowheads="1"/>
                     </pic:cNvPicPr>
                   </pic:nvPicPr>
                   <pic:blipFill>
-                    <a:blip r:embed="rId52"/>
+                    <a:blip r:embed="rId13"/>
                     <a:stretch>
                       <a:fillRect/>
                     </a:stretch>
@@ -1095,7 +2124,7 @@
         <w:pStyle w:val="BodyText"/>
       </w:pPr>
       <w:r>
-        <w:t xml:space="preserve">Mean without top 2 outliers:</w:t>
+        <w:t>Mean without top 2 outliers:</w:t>
       </w:r>
     </w:p>
     <w:p>
@@ -1106,7 +2135,7 @@
         <w:rPr>
           <w:rStyle w:val="VerbatimChar"/>
         </w:rPr>
-        <w:t xml:space="preserve">## [1] 59.5253</w:t>
+        <w:t>## [1] 59.5253</w:t>
       </w:r>
     </w:p>
     <w:p>
@@ -1114,50 +2143,59 @@
         <w:pStyle w:val="FirstParagraph"/>
       </w:pPr>
       <w:r>
-        <w:t xml:space="preserve">The mean is nearly the same (difference of 1.3 acres) with or without the 2 highest outliers, so they don’t influence that too much. The top outlier is in pinyon-juniper so we will end up filtering it out anyway.</w:t>
+        <w:t>The mean is nearly the same (difference of 1.3 acres) with or without the 2 highest outliers, so they don’t influence that too much. The top outlier is in pinyon-juniper so we will end up filtering it out anyway.</w:t>
       </w:r>
     </w:p>
-    <w:bookmarkEnd w:id="55"/>
-    <w:bookmarkEnd w:id="56"/>
-    <w:bookmarkStart w:id="62" w:name="questions"/>
     <w:p>
       <w:pPr>
         <w:pStyle w:val="Heading1"/>
       </w:pPr>
-      <w:r>
-        <w:t xml:space="preserve">3. Questions</w:t>
-      </w:r>
+      <w:bookmarkStart w:id="20" w:name="questions"/>
+      <w:bookmarkStart w:id="21" w:name="_Toc220701856"/>
+      <w:bookmarkEnd w:id="2"/>
+      <w:bookmarkEnd w:id="18"/>
+      <w:r>
+        <w:lastRenderedPageBreak/>
+        <w:t>3. Questions</w:t>
+      </w:r>
+      <w:bookmarkEnd w:id="21"/>
     </w:p>
-    <w:bookmarkStart w:id="60" w:name="who-is-burning"/>
     <w:p>
       <w:pPr>
         <w:pStyle w:val="Heading2"/>
       </w:pPr>
-      <w:r>
-        <w:t xml:space="preserve">3.1 Who is burning?</w:t>
-      </w:r>
+      <w:bookmarkStart w:id="22" w:name="who-is-burning"/>
+      <w:bookmarkStart w:id="23" w:name="_Toc220701857"/>
+      <w:r>
+        <w:t>3.1 Who is burning?</w:t>
+      </w:r>
+      <w:bookmarkEnd w:id="23"/>
     </w:p>
     <w:p>
       <w:pPr>
         <w:pStyle w:val="FirstParagraph"/>
       </w:pPr>
       <w:r>
+        <w:rPr>
+          <w:noProof/>
+        </w:rPr>
         <w:drawing>
-          <wp:inline>
+          <wp:inline distT="0" distB="0" distL="0" distR="0" wp14:anchorId="0D4C0A9B" wp14:editId="0D4C0A9C">
             <wp:extent cx="5334000" cy="3200400"/>
-            <wp:effectExtent b="0" l="0" r="0" t="0"/>
-            <wp:docPr descr="" title="" id="58" name="Picture"/>
-            <a:graphic>
+            <wp:effectExtent l="0" t="0" r="0" b="0"/>
+            <wp:docPr id="58" name="Picture"/>
+            <wp:cNvGraphicFramePr/>
+            <a:graphic xmlns:a="http://schemas.openxmlformats.org/drawingml/2006/main">
               <a:graphicData uri="http://schemas.openxmlformats.org/drawingml/2006/picture">
-                <pic:pic>
+                <pic:pic xmlns:pic="http://schemas.openxmlformats.org/drawingml/2006/picture">
                   <pic:nvPicPr>
-                    <pic:cNvPr descr="0--Forest-Tracker-Data-Exploration_files/figure-docx/rxagency-bar-1.png" id="59" name="Picture"/>
+                    <pic:cNvPr id="59" name="Picture" descr="0--Forest-Tracker-Data-Exploration_files/figure-docx/rxagency-bar-1.png"/>
                     <pic:cNvPicPr>
-                      <a:picLocks noChangeArrowheads="1" noChangeAspect="1"/>
+                      <a:picLocks noChangeAspect="1" noChangeArrowheads="1"/>
                     </pic:cNvPicPr>
                   </pic:nvPicPr>
                   <pic:blipFill>
-                    <a:blip r:embed="rId57"/>
+                    <a:blip r:embed="rId14"/>
                     <a:stretch>
                       <a:fillRect/>
                     </a:stretch>
@@ -1184,129 +2222,144 @@
         </w:drawing>
       </w:r>
     </w:p>
-    <w:bookmarkEnd w:id="60"/>
-    <w:bookmarkStart w:id="61" w:name="X42048e1d3074b8af50e4e013039678e30981dbd"/>
     <w:p>
       <w:pPr>
         <w:pStyle w:val="Heading2"/>
       </w:pPr>
-      <w:r>
-        <w:t xml:space="preserve">3.2 What is the average acreage of each treatment type?</w:t>
-      </w:r>
+      <w:bookmarkStart w:id="24" w:name="X42048e1d3074b8af50e4e013039678e30981dbd"/>
+      <w:bookmarkStart w:id="25" w:name="_Toc220701858"/>
+      <w:bookmarkEnd w:id="22"/>
+      <w:r>
+        <w:t>3.2 What is the average acreage of each treatment type?</w:t>
+      </w:r>
+      <w:bookmarkEnd w:id="25"/>
     </w:p>
     <w:tbl>
       <w:tblPr>
         <w:tblStyle w:val="Table"/>
-        <w:tblW w:type="auto" w:w="0"/>
-        <w:tblLook w:firstRow="1" w:lastRow="0" w:firstColumn="0" w:lastColumn="0" w:noHBand="0" w:noVBand="0" w:val="0020"/>
+        <w:tblW w:w="0" w:type="auto"/>
+        <w:tblLook w:val="0020" w:firstRow="1" w:lastRow="0" w:firstColumn="0" w:lastColumn="0" w:noHBand="0" w:noVBand="0"/>
       </w:tblPr>
       <w:tblGrid>
-        <w:gridCol w:w="3960"/>
-        <w:gridCol w:w="3960"/>
+        <w:gridCol w:w="1817"/>
+        <w:gridCol w:w="1432"/>
       </w:tblGrid>
       <w:tr>
         <w:trPr>
-          <w:tblHeader w:val="on"/>
+          <w:cnfStyle w:val="100000000000" w:firstRow="1" w:lastRow="0" w:firstColumn="0" w:lastColumn="0" w:oddVBand="0" w:evenVBand="0" w:oddHBand="0" w:evenHBand="0" w:firstRowFirstColumn="0" w:firstRowLastColumn="0" w:lastRowFirstColumn="0" w:lastRowLastColumn="0"/>
+          <w:tblHeader/>
         </w:trPr>
         <w:tc>
-          <w:tcPr/>
+          <w:tcPr>
+            <w:tcW w:w="0" w:type="auto"/>
+          </w:tcPr>
           <w:p>
             <w:pPr>
               <w:pStyle w:val="Compact"/>
-              <w:jc w:val="left"/>
             </w:pPr>
             <w:r>
-              <w:t xml:space="preserve">Treatment Type</w:t>
+              <w:t>Treatment Type</w:t>
             </w:r>
           </w:p>
         </w:tc>
         <w:tc>
-          <w:tcPr/>
+          <w:tcPr>
+            <w:tcW w:w="0" w:type="auto"/>
+          </w:tcPr>
           <w:p>
             <w:pPr>
               <w:pStyle w:val="Compact"/>
               <w:jc w:val="center"/>
             </w:pPr>
             <w:r>
-              <w:t xml:space="preserve">Mean Acres</w:t>
+              <w:t>Mean Acres</w:t>
             </w:r>
           </w:p>
         </w:tc>
       </w:tr>
       <w:tr>
         <w:tc>
-          <w:tcPr/>
+          <w:tcPr>
+            <w:tcW w:w="0" w:type="auto"/>
+          </w:tcPr>
           <w:p>
             <w:pPr>
               <w:pStyle w:val="Compact"/>
-              <w:jc w:val="left"/>
             </w:pPr>
             <w:r>
-              <w:t xml:space="preserve">CANOPY</w:t>
+              <w:t>CANOPY</w:t>
             </w:r>
           </w:p>
         </w:tc>
         <w:tc>
-          <w:tcPr/>
+          <w:tcPr>
+            <w:tcW w:w="0" w:type="auto"/>
+          </w:tcPr>
           <w:p>
             <w:pPr>
               <w:pStyle w:val="Compact"/>
               <w:jc w:val="center"/>
             </w:pPr>
             <w:r>
-              <w:t xml:space="preserve">48.40</w:t>
+              <w:t>48.40</w:t>
             </w:r>
           </w:p>
         </w:tc>
       </w:tr>
       <w:tr>
         <w:tc>
-          <w:tcPr/>
+          <w:tcPr>
+            <w:tcW w:w="0" w:type="auto"/>
+          </w:tcPr>
           <w:p>
             <w:pPr>
               <w:pStyle w:val="Compact"/>
-              <w:jc w:val="left"/>
             </w:pPr>
             <w:r>
-              <w:t xml:space="preserve">RX FIRE</w:t>
+              <w:t>RX FIRE</w:t>
             </w:r>
           </w:p>
         </w:tc>
         <w:tc>
-          <w:tcPr/>
+          <w:tcPr>
+            <w:tcW w:w="0" w:type="auto"/>
+          </w:tcPr>
           <w:p>
             <w:pPr>
               <w:pStyle w:val="Compact"/>
               <w:jc w:val="center"/>
             </w:pPr>
             <w:r>
-              <w:t xml:space="preserve">150.44</w:t>
+              <w:t>150.44</w:t>
             </w:r>
           </w:p>
         </w:tc>
       </w:tr>
       <w:tr>
         <w:tc>
-          <w:tcPr/>
+          <w:tcPr>
+            <w:tcW w:w="0" w:type="auto"/>
+          </w:tcPr>
           <w:p>
             <w:pPr>
               <w:pStyle w:val="Compact"/>
-              <w:jc w:val="left"/>
             </w:pPr>
             <w:r>
-              <w:t xml:space="preserve">SURFACE</w:t>
+              <w:t>SURFACE</w:t>
             </w:r>
           </w:p>
         </w:tc>
         <w:tc>
-          <w:tcPr/>
+          <w:tcPr>
+            <w:tcW w:w="0" w:type="auto"/>
+          </w:tcPr>
           <w:p>
             <w:pPr>
               <w:pStyle w:val="Compact"/>
               <w:jc w:val="center"/>
             </w:pPr>
             <w:r>
-              <w:t xml:space="preserve">40.14</w:t>
+              <w:t>40.14</w:t>
             </w:r>
           </w:p>
         </w:tc>
@@ -1317,111 +2370,123 @@
         <w:pStyle w:val="BodyText"/>
       </w:pPr>
       <w:r>
-        <w:t xml:space="preserve">Let’s also check size of broadcast burning versus pile burning.</w:t>
+        <w:t>Let’s also check size of broadcast burning versus pile burning.</w:t>
       </w:r>
     </w:p>
     <w:tbl>
       <w:tblPr>
         <w:tblStyle w:val="Table"/>
-        <w:tblW w:type="auto" w:w="0"/>
-        <w:tblLook w:firstRow="1" w:lastRow="0" w:firstColumn="0" w:lastColumn="0" w:noHBand="0" w:noVBand="0" w:val="0020"/>
+        <w:tblW w:w="0" w:type="auto"/>
+        <w:tblLook w:val="0020" w:firstRow="1" w:lastRow="0" w:firstColumn="0" w:lastColumn="0" w:noHBand="0" w:noVBand="0"/>
       </w:tblPr>
       <w:tblGrid>
-        <w:gridCol w:w="3960"/>
-        <w:gridCol w:w="3960"/>
+        <w:gridCol w:w="1824"/>
+        <w:gridCol w:w="1432"/>
       </w:tblGrid>
       <w:tr>
         <w:trPr>
-          <w:tblHeader w:val="on"/>
+          <w:cnfStyle w:val="100000000000" w:firstRow="1" w:lastRow="0" w:firstColumn="0" w:lastColumn="0" w:oddVBand="0" w:evenVBand="0" w:oddHBand="0" w:evenHBand="0" w:firstRowFirstColumn="0" w:firstRowLastColumn="0" w:lastRowFirstColumn="0" w:lastRowLastColumn="0"/>
+          <w:tblHeader/>
         </w:trPr>
         <w:tc>
-          <w:tcPr/>
+          <w:tcPr>
+            <w:tcW w:w="0" w:type="auto"/>
+          </w:tcPr>
           <w:p>
             <w:pPr>
               <w:pStyle w:val="Compact"/>
-              <w:jc w:val="left"/>
             </w:pPr>
             <w:r>
-              <w:t xml:space="preserve">Rx Fire Type</w:t>
+              <w:t>Rx Fire Type</w:t>
             </w:r>
           </w:p>
         </w:tc>
         <w:tc>
-          <w:tcPr/>
+          <w:tcPr>
+            <w:tcW w:w="0" w:type="auto"/>
+          </w:tcPr>
           <w:p>
             <w:pPr>
               <w:pStyle w:val="Compact"/>
               <w:jc w:val="center"/>
             </w:pPr>
             <w:r>
-              <w:t xml:space="preserve">Mean Acres</w:t>
+              <w:t>Mean Acres</w:t>
             </w:r>
           </w:p>
         </w:tc>
       </w:tr>
       <w:tr>
         <w:tc>
-          <w:tcPr/>
+          <w:tcPr>
+            <w:tcW w:w="0" w:type="auto"/>
+          </w:tcPr>
           <w:p>
             <w:pPr>
               <w:pStyle w:val="Compact"/>
-              <w:jc w:val="left"/>
             </w:pPr>
             <w:r>
-              <w:t xml:space="preserve">Broadcast Burn</w:t>
+              <w:t>Broadcast Burn</w:t>
             </w:r>
           </w:p>
         </w:tc>
         <w:tc>
-          <w:tcPr/>
+          <w:tcPr>
+            <w:tcW w:w="0" w:type="auto"/>
+          </w:tcPr>
           <w:p>
             <w:pPr>
               <w:pStyle w:val="Compact"/>
               <w:jc w:val="center"/>
             </w:pPr>
             <w:r>
-              <w:t xml:space="preserve">333.26</w:t>
+              <w:t>333.26</w:t>
             </w:r>
           </w:p>
         </w:tc>
       </w:tr>
       <w:tr>
         <w:tc>
-          <w:tcPr/>
+          <w:tcPr>
+            <w:tcW w:w="0" w:type="auto"/>
+          </w:tcPr>
           <w:p>
             <w:pPr>
               <w:pStyle w:val="Compact"/>
-              <w:jc w:val="left"/>
             </w:pPr>
             <w:r>
-              <w:t xml:space="preserve">Pile Burn</w:t>
+              <w:t>Pile Burn</w:t>
             </w:r>
           </w:p>
         </w:tc>
         <w:tc>
-          <w:tcPr/>
+          <w:tcPr>
+            <w:tcW w:w="0" w:type="auto"/>
+          </w:tcPr>
           <w:p>
             <w:pPr>
               <w:pStyle w:val="Compact"/>
               <w:jc w:val="center"/>
             </w:pPr>
             <w:r>
-              <w:t xml:space="preserve">63.11</w:t>
+              <w:t>63.11</w:t>
             </w:r>
           </w:p>
         </w:tc>
       </w:tr>
     </w:tbl>
-    <w:bookmarkEnd w:id="61"/>
-    <w:bookmarkEnd w:id="62"/>
-    <w:bookmarkStart w:id="63" w:name="appendix"/>
     <w:p>
       <w:pPr>
         <w:pStyle w:val="Heading1"/>
       </w:pPr>
-      <w:r>
-        <w:t xml:space="preserve">Appendix</w:t>
-      </w:r>
+      <w:bookmarkStart w:id="26" w:name="appendix"/>
+      <w:bookmarkStart w:id="27" w:name="_Toc220701859"/>
+      <w:bookmarkEnd w:id="20"/>
+      <w:bookmarkEnd w:id="24"/>
+      <w:r>
+        <w:t>Appendix</w:t>
+      </w:r>
+      <w:bookmarkEnd w:id="27"/>
     </w:p>
     <w:p>
       <w:pPr>
@@ -1431,58 +2496,58 @@
         <w:rPr>
           <w:rStyle w:val="FunctionTok"/>
         </w:rPr>
-        <w:t xml:space="preserve">library</w:t>
-      </w:r>
-      <w:r>
-        <w:rPr>
-          <w:rStyle w:val="NormalTok"/>
-        </w:rPr>
-        <w:t xml:space="preserve">(knitr)</w:t>
-      </w:r>
-      <w:r>
-        <w:br/>
-      </w:r>
-      <w:r>
-        <w:rPr>
-          <w:rStyle w:val="NormalTok"/>
-        </w:rPr>
-        <w:t xml:space="preserve">knitr</w:t>
-      </w:r>
-      <w:r>
-        <w:rPr>
-          <w:rStyle w:val="SpecialCharTok"/>
-        </w:rPr>
-        <w:t xml:space="preserve">::</w:t>
-      </w:r>
-      <w:r>
-        <w:rPr>
-          <w:rStyle w:val="NormalTok"/>
-        </w:rPr>
-        <w:t xml:space="preserve">opts_chunk</w:t>
-      </w:r>
-      <w:r>
-        <w:rPr>
-          <w:rStyle w:val="SpecialCharTok"/>
-        </w:rPr>
-        <w:t xml:space="preserve">$</w:t>
-      </w:r>
-      <w:r>
-        <w:rPr>
-          <w:rStyle w:val="FunctionTok"/>
-        </w:rPr>
-        <w:t xml:space="preserve">set</w:t>
-      </w:r>
-      <w:r>
-        <w:rPr>
-          <w:rStyle w:val="NormalTok"/>
-        </w:rPr>
-        <w:t xml:space="preserve">(</w:t>
+        <w:t>library</w:t>
+      </w:r>
+      <w:r>
+        <w:rPr>
+          <w:rStyle w:val="NormalTok"/>
+        </w:rPr>
+        <w:t>(knitr)</w:t>
+      </w:r>
+      <w:r>
+        <w:br/>
+      </w:r>
+      <w:r>
+        <w:rPr>
+          <w:rStyle w:val="NormalTok"/>
+        </w:rPr>
+        <w:t>knitr</w:t>
+      </w:r>
+      <w:r>
+        <w:rPr>
+          <w:rStyle w:val="SpecialCharTok"/>
+        </w:rPr>
+        <w:t>::</w:t>
+      </w:r>
+      <w:r>
+        <w:rPr>
+          <w:rStyle w:val="NormalTok"/>
+        </w:rPr>
+        <w:t>opts_chunk</w:t>
+      </w:r>
+      <w:r>
+        <w:rPr>
+          <w:rStyle w:val="SpecialCharTok"/>
+        </w:rPr>
+        <w:t>$</w:t>
+      </w:r>
+      <w:r>
+        <w:rPr>
+          <w:rStyle w:val="FunctionTok"/>
+        </w:rPr>
+        <w:t>set</w:t>
+      </w:r>
+      <w:r>
+        <w:rPr>
+          <w:rStyle w:val="NormalTok"/>
+        </w:rPr>
+        <w:t>(</w:t>
       </w:r>
       <w:r>
         <w:rPr>
           <w:rStyle w:val="AttributeTok"/>
         </w:rPr>
-        <w:t xml:space="preserve">echo =</w:t>
+        <w:t>echo =</w:t>
       </w:r>
       <w:r>
         <w:rPr>
@@ -1494,58 +2559,58 @@
         <w:rPr>
           <w:rStyle w:val="ConstantTok"/>
         </w:rPr>
-        <w:t xml:space="preserve">FALSE</w:t>
-      </w:r>
-      <w:r>
-        <w:rPr>
-          <w:rStyle w:val="NormalTok"/>
-        </w:rPr>
-        <w:t xml:space="preserve">)</w:t>
-      </w:r>
-      <w:r>
-        <w:br/>
-      </w:r>
-      <w:r>
-        <w:rPr>
-          <w:rStyle w:val="NormalTok"/>
-        </w:rPr>
-        <w:t xml:space="preserve">knitr</w:t>
-      </w:r>
-      <w:r>
-        <w:rPr>
-          <w:rStyle w:val="SpecialCharTok"/>
-        </w:rPr>
-        <w:t xml:space="preserve">::</w:t>
-      </w:r>
-      <w:r>
-        <w:rPr>
-          <w:rStyle w:val="NormalTok"/>
-        </w:rPr>
-        <w:t xml:space="preserve">opts_chunk</w:t>
-      </w:r>
-      <w:r>
-        <w:rPr>
-          <w:rStyle w:val="SpecialCharTok"/>
-        </w:rPr>
-        <w:t xml:space="preserve">$</w:t>
-      </w:r>
-      <w:r>
-        <w:rPr>
-          <w:rStyle w:val="FunctionTok"/>
-        </w:rPr>
-        <w:t xml:space="preserve">set</w:t>
-      </w:r>
-      <w:r>
-        <w:rPr>
-          <w:rStyle w:val="NormalTok"/>
-        </w:rPr>
-        <w:t xml:space="preserve">(</w:t>
+        <w:t>FALSE</w:t>
+      </w:r>
+      <w:r>
+        <w:rPr>
+          <w:rStyle w:val="NormalTok"/>
+        </w:rPr>
+        <w:t>)</w:t>
+      </w:r>
+      <w:r>
+        <w:br/>
+      </w:r>
+      <w:r>
+        <w:rPr>
+          <w:rStyle w:val="NormalTok"/>
+        </w:rPr>
+        <w:t>knitr</w:t>
+      </w:r>
+      <w:r>
+        <w:rPr>
+          <w:rStyle w:val="SpecialCharTok"/>
+        </w:rPr>
+        <w:t>::</w:t>
+      </w:r>
+      <w:r>
+        <w:rPr>
+          <w:rStyle w:val="NormalTok"/>
+        </w:rPr>
+        <w:t>opts_chunk</w:t>
+      </w:r>
+      <w:r>
+        <w:rPr>
+          <w:rStyle w:val="SpecialCharTok"/>
+        </w:rPr>
+        <w:t>$</w:t>
+      </w:r>
+      <w:r>
+        <w:rPr>
+          <w:rStyle w:val="FunctionTok"/>
+        </w:rPr>
+        <w:t>set</w:t>
+      </w:r>
+      <w:r>
+        <w:rPr>
+          <w:rStyle w:val="NormalTok"/>
+        </w:rPr>
+        <w:t>(</w:t>
       </w:r>
       <w:r>
         <w:rPr>
           <w:rStyle w:val="AttributeTok"/>
         </w:rPr>
-        <w:t xml:space="preserve">message =</w:t>
+        <w:t>message =</w:t>
       </w:r>
       <w:r>
         <w:rPr>
@@ -1557,58 +2622,58 @@
         <w:rPr>
           <w:rStyle w:val="ConstantTok"/>
         </w:rPr>
-        <w:t xml:space="preserve">FALSE</w:t>
-      </w:r>
-      <w:r>
-        <w:rPr>
-          <w:rStyle w:val="NormalTok"/>
-        </w:rPr>
-        <w:t xml:space="preserve">)</w:t>
-      </w:r>
-      <w:r>
-        <w:br/>
-      </w:r>
-      <w:r>
-        <w:rPr>
-          <w:rStyle w:val="NormalTok"/>
-        </w:rPr>
-        <w:t xml:space="preserve">knitr</w:t>
-      </w:r>
-      <w:r>
-        <w:rPr>
-          <w:rStyle w:val="SpecialCharTok"/>
-        </w:rPr>
-        <w:t xml:space="preserve">::</w:t>
-      </w:r>
-      <w:r>
-        <w:rPr>
-          <w:rStyle w:val="NormalTok"/>
-        </w:rPr>
-        <w:t xml:space="preserve">opts_chunk</w:t>
-      </w:r>
-      <w:r>
-        <w:rPr>
-          <w:rStyle w:val="SpecialCharTok"/>
-        </w:rPr>
-        <w:t xml:space="preserve">$</w:t>
-      </w:r>
-      <w:r>
-        <w:rPr>
-          <w:rStyle w:val="FunctionTok"/>
-        </w:rPr>
-        <w:t xml:space="preserve">set</w:t>
-      </w:r>
-      <w:r>
-        <w:rPr>
-          <w:rStyle w:val="NormalTok"/>
-        </w:rPr>
-        <w:t xml:space="preserve">(</w:t>
+        <w:t>FALSE</w:t>
+      </w:r>
+      <w:r>
+        <w:rPr>
+          <w:rStyle w:val="NormalTok"/>
+        </w:rPr>
+        <w:t>)</w:t>
+      </w:r>
+      <w:r>
+        <w:br/>
+      </w:r>
+      <w:r>
+        <w:rPr>
+          <w:rStyle w:val="NormalTok"/>
+        </w:rPr>
+        <w:t>knitr</w:t>
+      </w:r>
+      <w:r>
+        <w:rPr>
+          <w:rStyle w:val="SpecialCharTok"/>
+        </w:rPr>
+        <w:t>::</w:t>
+      </w:r>
+      <w:r>
+        <w:rPr>
+          <w:rStyle w:val="NormalTok"/>
+        </w:rPr>
+        <w:t>opts_chunk</w:t>
+      </w:r>
+      <w:r>
+        <w:rPr>
+          <w:rStyle w:val="SpecialCharTok"/>
+        </w:rPr>
+        <w:t>$</w:t>
+      </w:r>
+      <w:r>
+        <w:rPr>
+          <w:rStyle w:val="FunctionTok"/>
+        </w:rPr>
+        <w:t>set</w:t>
+      </w:r>
+      <w:r>
+        <w:rPr>
+          <w:rStyle w:val="NormalTok"/>
+        </w:rPr>
+        <w:t>(</w:t>
       </w:r>
       <w:r>
         <w:rPr>
           <w:rStyle w:val="AttributeTok"/>
         </w:rPr>
-        <w:t xml:space="preserve">root.dir =</w:t>
+        <w:t>root.dir =</w:t>
       </w:r>
       <w:r>
         <w:rPr>
@@ -1620,13 +2685,13 @@
         <w:rPr>
           <w:rStyle w:val="StringTok"/>
         </w:rPr>
-        <w:t xml:space="preserve">'C:/Users/Elizabeth Buhr/Documents/fuels-analysis/'</w:t>
-      </w:r>
-      <w:r>
-        <w:rPr>
-          <w:rStyle w:val="NormalTok"/>
-        </w:rPr>
-        <w:t xml:space="preserve">)</w:t>
+        <w:t>'C:/Users/Elizabeth Buhr/Documents/fuels-analysis/'</w:t>
+      </w:r>
+      <w:r>
+        <w:rPr>
+          <w:rStyle w:val="NormalTok"/>
+        </w:rPr>
+        <w:t>)</w:t>
       </w:r>
       <w:r>
         <w:br/>
@@ -1635,16 +2700,16 @@
         <w:rPr>
           <w:rStyle w:val="CommentTok"/>
         </w:rPr>
-        <w:t xml:space="preserve">#load packages</w:t>
-      </w:r>
-      <w:r>
-        <w:br/>
-      </w:r>
-      <w:r>
-        <w:rPr>
-          <w:rStyle w:val="FunctionTok"/>
-        </w:rPr>
-        <w:t xml:space="preserve">library</w:t>
+        <w:t>#load packages</w:t>
+      </w:r>
+      <w:r>
+        <w:br/>
+      </w:r>
+      <w:r>
+        <w:rPr>
+          <w:rStyle w:val="FunctionTok"/>
+        </w:rPr>
+        <w:t>library</w:t>
       </w:r>
       <w:r>
         <w:rPr>
@@ -1659,28 +2724,29 @@
         <w:rPr>
           <w:rStyle w:val="FunctionTok"/>
         </w:rPr>
-        <w:t xml:space="preserve">library</w:t>
-      </w:r>
-      <w:r>
-        <w:rPr>
-          <w:rStyle w:val="NormalTok"/>
-        </w:rPr>
-        <w:t xml:space="preserve">(tidyverse)</w:t>
-      </w:r>
-      <w:r>
-        <w:br/>
-      </w:r>
-      <w:r>
-        <w:rPr>
-          <w:rStyle w:val="FunctionTok"/>
-        </w:rPr>
-        <w:t xml:space="preserve">library</w:t>
-      </w:r>
-      <w:r>
-        <w:rPr>
-          <w:rStyle w:val="NormalTok"/>
-        </w:rPr>
-        <w:t xml:space="preserve">(ggplot2)</w:t>
+        <w:lastRenderedPageBreak/>
+        <w:t>library</w:t>
+      </w:r>
+      <w:r>
+        <w:rPr>
+          <w:rStyle w:val="NormalTok"/>
+        </w:rPr>
+        <w:t>(tidyverse)</w:t>
+      </w:r>
+      <w:r>
+        <w:br/>
+      </w:r>
+      <w:r>
+        <w:rPr>
+          <w:rStyle w:val="FunctionTok"/>
+        </w:rPr>
+        <w:t>library</w:t>
+      </w:r>
+      <w:r>
+        <w:rPr>
+          <w:rStyle w:val="NormalTok"/>
+        </w:rPr>
+        <w:t>(ggplot2)</w:t>
       </w:r>
       <w:r>
         <w:br/>
@@ -1689,7 +2755,7 @@
         <w:rPr>
           <w:rStyle w:val="CommentTok"/>
         </w:rPr>
-        <w:t xml:space="preserve">#path to file (accessed 10/2/25)</w:t>
+        <w:t>#path to file (accessed 10/2/25)</w:t>
       </w:r>
       <w:r>
         <w:br/>
@@ -1704,7 +2770,7 @@
         <w:rPr>
           <w:rStyle w:val="OtherTok"/>
         </w:rPr>
-        <w:t xml:space="preserve">&lt;-</w:t>
+        <w:t>&lt;-</w:t>
       </w:r>
       <w:r>
         <w:rPr>
@@ -1716,7 +2782,7 @@
         <w:rPr>
           <w:rStyle w:val="StringTok"/>
         </w:rPr>
-        <w:t xml:space="preserve">"data/CO_Forest_Tracker_2024/CO_Forest_Tracker_2024.gpkg"</w:t>
+        <w:t>"data/CO_Forest_Tracker_2024/CO_Forest_Tracker_2024.gpkg"</w:t>
       </w:r>
       <w:r>
         <w:br/>
@@ -1728,22 +2794,22 @@
         <w:rPr>
           <w:rStyle w:val="CommentTok"/>
         </w:rPr>
-        <w:t xml:space="preserve">#check layer name</w:t>
-      </w:r>
-      <w:r>
-        <w:br/>
-      </w:r>
-      <w:r>
-        <w:rPr>
-          <w:rStyle w:val="FunctionTok"/>
-        </w:rPr>
-        <w:t xml:space="preserve">st_layers</w:t>
-      </w:r>
-      <w:r>
-        <w:rPr>
-          <w:rStyle w:val="NormalTok"/>
-        </w:rPr>
-        <w:t xml:space="preserve">(treats_path)</w:t>
+        <w:t>#check layer name</w:t>
+      </w:r>
+      <w:r>
+        <w:br/>
+      </w:r>
+      <w:r>
+        <w:rPr>
+          <w:rStyle w:val="FunctionTok"/>
+        </w:rPr>
+        <w:t>st_layers</w:t>
+      </w:r>
+      <w:r>
+        <w:rPr>
+          <w:rStyle w:val="NormalTok"/>
+        </w:rPr>
+        <w:t>(treats_path)</w:t>
       </w:r>
       <w:r>
         <w:br/>
@@ -1755,7 +2821,7 @@
         <w:rPr>
           <w:rStyle w:val="CommentTok"/>
         </w:rPr>
-        <w:t xml:space="preserve">#save the layer</w:t>
+        <w:t>#save the layer</w:t>
       </w:r>
       <w:r>
         <w:br/>
@@ -1770,7 +2836,7 @@
         <w:rPr>
           <w:rStyle w:val="OtherTok"/>
         </w:rPr>
-        <w:t xml:space="preserve">&lt;-</w:t>
+        <w:t>&lt;-</w:t>
       </w:r>
       <w:r>
         <w:rPr>
@@ -1782,7 +2848,7 @@
         <w:rPr>
           <w:rStyle w:val="FunctionTok"/>
         </w:rPr>
-        <w:t xml:space="preserve">st_read</w:t>
+        <w:t>st_read</w:t>
       </w:r>
       <w:r>
         <w:rPr>
@@ -1794,7 +2860,7 @@
         <w:rPr>
           <w:rStyle w:val="AttributeTok"/>
         </w:rPr>
-        <w:t xml:space="preserve">layer =</w:t>
+        <w:t>layer =</w:t>
       </w:r>
       <w:r>
         <w:rPr>
@@ -1806,13 +2872,13 @@
         <w:rPr>
           <w:rStyle w:val="StringTok"/>
         </w:rPr>
-        <w:t xml:space="preserve">"forest_tracker_v1_2024"</w:t>
-      </w:r>
-      <w:r>
-        <w:rPr>
-          <w:rStyle w:val="NormalTok"/>
-        </w:rPr>
-        <w:t xml:space="preserve">)</w:t>
+        <w:t>"forest_tracker_v1_2024"</w:t>
+      </w:r>
+      <w:r>
+        <w:rPr>
+          <w:rStyle w:val="NormalTok"/>
+        </w:rPr>
+        <w:t>)</w:t>
       </w:r>
       <w:r>
         <w:br/>
@@ -1824,22 +2890,22 @@
         <w:rPr>
           <w:rStyle w:val="CommentTok"/>
         </w:rPr>
-        <w:t xml:space="preserve">#inspect the columns/structure of the layer</w:t>
-      </w:r>
-      <w:r>
-        <w:br/>
-      </w:r>
-      <w:r>
-        <w:rPr>
-          <w:rStyle w:val="FunctionTok"/>
-        </w:rPr>
-        <w:t xml:space="preserve">str</w:t>
-      </w:r>
-      <w:r>
-        <w:rPr>
-          <w:rStyle w:val="NormalTok"/>
-        </w:rPr>
-        <w:t xml:space="preserve">(treats)</w:t>
+        <w:t>#inspect the columns/structure of the layer</w:t>
+      </w:r>
+      <w:r>
+        <w:br/>
+      </w:r>
+      <w:r>
+        <w:rPr>
+          <w:rStyle w:val="FunctionTok"/>
+        </w:rPr>
+        <w:t>str</w:t>
+      </w:r>
+      <w:r>
+        <w:rPr>
+          <w:rStyle w:val="NormalTok"/>
+        </w:rPr>
+        <w:t>(treats)</w:t>
       </w:r>
       <w:r>
         <w:br/>
@@ -1848,7 +2914,7 @@
         <w:rPr>
           <w:rStyle w:val="CommentTok"/>
         </w:rPr>
-        <w:t xml:space="preserve">#Agency Bar Chart</w:t>
+        <w:t>#Agency Bar Chart</w:t>
       </w:r>
       <w:r>
         <w:br/>
@@ -1863,7 +2929,7 @@
         <w:rPr>
           <w:rStyle w:val="OtherTok"/>
         </w:rPr>
-        <w:t xml:space="preserve">&lt;-</w:t>
+        <w:t>&lt;-</w:t>
       </w:r>
       <w:r>
         <w:rPr>
@@ -1875,7 +2941,7 @@
         <w:rPr>
           <w:rStyle w:val="SpecialCharTok"/>
         </w:rPr>
-        <w:t xml:space="preserve">%&gt;%</w:t>
+        <w:t>%&gt;%</w:t>
       </w:r>
       <w:r>
         <w:br/>
@@ -1890,7 +2956,7 @@
         <w:rPr>
           <w:rStyle w:val="FunctionTok"/>
         </w:rPr>
-        <w:t xml:space="preserve">st_drop_geometry</w:t>
+        <w:t>st_drop_geometry</w:t>
       </w:r>
       <w:r>
         <w:rPr>
@@ -1902,7 +2968,7 @@
         <w:rPr>
           <w:rStyle w:val="SpecialCharTok"/>
         </w:rPr>
-        <w:t xml:space="preserve">%&gt;%</w:t>
+        <w:t>%&gt;%</w:t>
       </w:r>
       <w:r>
         <w:br/>
@@ -1917,7 +2983,7 @@
         <w:rPr>
           <w:rStyle w:val="FunctionTok"/>
         </w:rPr>
-        <w:t xml:space="preserve">group_by</w:t>
+        <w:t>group_by</w:t>
       </w:r>
       <w:r>
         <w:rPr>
@@ -1929,7 +2995,7 @@
         <w:rPr>
           <w:rStyle w:val="SpecialCharTok"/>
         </w:rPr>
-        <w:t xml:space="preserve">%&gt;%</w:t>
+        <w:t>%&gt;%</w:t>
       </w:r>
       <w:r>
         <w:br/>
@@ -1944,19 +3010,19 @@
         <w:rPr>
           <w:rStyle w:val="FunctionTok"/>
         </w:rPr>
-        <w:t xml:space="preserve">summarise</w:t>
-      </w:r>
-      <w:r>
-        <w:rPr>
-          <w:rStyle w:val="NormalTok"/>
-        </w:rPr>
-        <w:t xml:space="preserve">(</w:t>
+        <w:t>summarise</w:t>
+      </w:r>
+      <w:r>
+        <w:rPr>
+          <w:rStyle w:val="NormalTok"/>
+        </w:rPr>
+        <w:t>(</w:t>
       </w:r>
       <w:r>
         <w:rPr>
           <w:rStyle w:val="AttributeTok"/>
         </w:rPr>
-        <w:t xml:space="preserve">Count =</w:t>
+        <w:t>Count =</w:t>
       </w:r>
       <w:r>
         <w:rPr>
@@ -1968,7 +3034,7 @@
         <w:rPr>
           <w:rStyle w:val="FunctionTok"/>
         </w:rPr>
-        <w:t xml:space="preserve">n</w:t>
+        <w:t>n</w:t>
       </w:r>
       <w:r>
         <w:rPr>
@@ -1980,7 +3046,7 @@
         <w:rPr>
           <w:rStyle w:val="SpecialCharTok"/>
         </w:rPr>
-        <w:t xml:space="preserve">%&gt;%</w:t>
+        <w:t>%&gt;%</w:t>
       </w:r>
       <w:r>
         <w:br/>
@@ -1995,13 +3061,13 @@
         <w:rPr>
           <w:rStyle w:val="FunctionTok"/>
         </w:rPr>
-        <w:t xml:space="preserve">mutate</w:t>
-      </w:r>
-      <w:r>
-        <w:rPr>
-          <w:rStyle w:val="NormalTok"/>
-        </w:rPr>
-        <w:t xml:space="preserve">(</w:t>
+        <w:t>mutate</w:t>
+      </w:r>
+      <w:r>
+        <w:rPr>
+          <w:rStyle w:val="NormalTok"/>
+        </w:rPr>
+        <w:t>(</w:t>
       </w:r>
       <w:r>
         <w:br/>
@@ -2016,7 +3082,7 @@
         <w:rPr>
           <w:rStyle w:val="AttributeTok"/>
         </w:rPr>
-        <w:t xml:space="preserve">Percent =</w:t>
+        <w:t>Percent =</w:t>
       </w:r>
       <w:r>
         <w:rPr>
@@ -2028,7 +3094,7 @@
         <w:rPr>
           <w:rStyle w:val="SpecialCharTok"/>
         </w:rPr>
-        <w:t xml:space="preserve">/</w:t>
+        <w:t>/</w:t>
       </w:r>
       <w:r>
         <w:rPr>
@@ -2040,13 +3106,13 @@
         <w:rPr>
           <w:rStyle w:val="FunctionTok"/>
         </w:rPr>
-        <w:t xml:space="preserve">sum</w:t>
-      </w:r>
-      <w:r>
-        <w:rPr>
-          <w:rStyle w:val="NormalTok"/>
-        </w:rPr>
-        <w:t xml:space="preserve">(Count),</w:t>
+        <w:t>sum</w:t>
+      </w:r>
+      <w:r>
+        <w:rPr>
+          <w:rStyle w:val="NormalTok"/>
+        </w:rPr>
+        <w:t>(Count),</w:t>
       </w:r>
       <w:r>
         <w:br/>
@@ -2061,7 +3127,7 @@
         <w:rPr>
           <w:rStyle w:val="AttributeTok"/>
         </w:rPr>
-        <w:t xml:space="preserve">PercentRounded =</w:t>
+        <w:t>PercentRounded =</w:t>
       </w:r>
       <w:r>
         <w:rPr>
@@ -2073,19 +3139,19 @@
         <w:rPr>
           <w:rStyle w:val="FunctionTok"/>
         </w:rPr>
-        <w:t xml:space="preserve">round</w:t>
-      </w:r>
-      <w:r>
-        <w:rPr>
-          <w:rStyle w:val="NormalTok"/>
-        </w:rPr>
-        <w:t xml:space="preserve">(</w:t>
+        <w:t>round</w:t>
+      </w:r>
+      <w:r>
+        <w:rPr>
+          <w:rStyle w:val="NormalTok"/>
+        </w:rPr>
+        <w:t>(</w:t>
       </w:r>
       <w:r>
         <w:rPr>
           <w:rStyle w:val="DecValTok"/>
         </w:rPr>
-        <w:t xml:space="preserve">100</w:t>
+        <w:t>100</w:t>
       </w:r>
       <w:r>
         <w:rPr>
@@ -2097,7 +3163,7 @@
         <w:rPr>
           <w:rStyle w:val="SpecialCharTok"/>
         </w:rPr>
-        <w:t xml:space="preserve">*</w:t>
+        <w:t>*</w:t>
       </w:r>
       <w:r>
         <w:rPr>
@@ -2109,13 +3175,13 @@
         <w:rPr>
           <w:rStyle w:val="DecValTok"/>
         </w:rPr>
-        <w:t xml:space="preserve">1</w:t>
-      </w:r>
-      <w:r>
-        <w:rPr>
-          <w:rStyle w:val="NormalTok"/>
-        </w:rPr>
-        <w:t xml:space="preserve">),</w:t>
+        <w:t>1</w:t>
+      </w:r>
+      <w:r>
+        <w:rPr>
+          <w:rStyle w:val="NormalTok"/>
+        </w:rPr>
+        <w:t>),</w:t>
       </w:r>
       <w:r>
         <w:br/>
@@ -2130,7 +3196,7 @@
         <w:rPr>
           <w:rStyle w:val="AttributeTok"/>
         </w:rPr>
-        <w:t xml:space="preserve">Label =</w:t>
+        <w:t>Label =</w:t>
       </w:r>
       <w:r>
         <w:rPr>
@@ -2142,7 +3208,7 @@
         <w:rPr>
           <w:rStyle w:val="FunctionTok"/>
         </w:rPr>
-        <w:t xml:space="preserve">paste0</w:t>
+        <w:t>paste0</w:t>
       </w:r>
       <w:r>
         <w:rPr>
@@ -2154,13 +3220,13 @@
         <w:rPr>
           <w:rStyle w:val="StringTok"/>
         </w:rPr>
-        <w:t xml:space="preserve">"%"</w:t>
-      </w:r>
-      <w:r>
-        <w:rPr>
-          <w:rStyle w:val="NormalTok"/>
-        </w:rPr>
-        <w:t xml:space="preserve">)</w:t>
+        <w:t>"%"</w:t>
+      </w:r>
+      <w:r>
+        <w:rPr>
+          <w:rStyle w:val="NormalTok"/>
+        </w:rPr>
+        <w:t>)</w:t>
       </w:r>
       <w:r>
         <w:br/>
@@ -2175,7 +3241,7 @@
         <w:rPr>
           <w:rStyle w:val="SpecialCharTok"/>
         </w:rPr>
-        <w:t xml:space="preserve">%&gt;%</w:t>
+        <w:t>%&gt;%</w:t>
       </w:r>
       <w:r>
         <w:br/>
@@ -2190,7 +3256,7 @@
         <w:rPr>
           <w:rStyle w:val="FunctionTok"/>
         </w:rPr>
-        <w:t xml:space="preserve">filter</w:t>
+        <w:t>filter</w:t>
       </w:r>
       <w:r>
         <w:rPr>
@@ -2202,7 +3268,7 @@
         <w:rPr>
           <w:rStyle w:val="SpecialCharTok"/>
         </w:rPr>
-        <w:t xml:space="preserve">&gt;</w:t>
+        <w:t>&gt;</w:t>
       </w:r>
       <w:r>
         <w:rPr>
@@ -2214,7 +3280,7 @@
         <w:rPr>
           <w:rStyle w:val="DecValTok"/>
         </w:rPr>
-        <w:t xml:space="preserve">0</w:t>
+        <w:t>0</w:t>
       </w:r>
       <w:r>
         <w:rPr>
@@ -2226,7 +3292,7 @@
         <w:rPr>
           <w:rStyle w:val="SpecialCharTok"/>
         </w:rPr>
-        <w:t xml:space="preserve">%&gt;%</w:t>
+        <w:t>%&gt;%</w:t>
       </w:r>
       <w:r>
         <w:rPr>
@@ -2238,7 +3304,7 @@
         <w:rPr>
           <w:rStyle w:val="CommentTok"/>
         </w:rPr>
-        <w:t xml:space="preserve"># Remove agencies with 0.0%</w:t>
+        <w:t># Remove agencies with 0.0%</w:t>
       </w:r>
       <w:r>
         <w:br/>
@@ -2253,7 +3319,7 @@
         <w:rPr>
           <w:rStyle w:val="FunctionTok"/>
         </w:rPr>
-        <w:t xml:space="preserve">arrange</w:t>
+        <w:t>arrange</w:t>
       </w:r>
       <w:r>
         <w:rPr>
@@ -2265,7 +3331,7 @@
         <w:rPr>
           <w:rStyle w:val="CommentTok"/>
         </w:rPr>
-        <w:t xml:space="preserve"># Smallest to largest</w:t>
+        <w:t># Smallest to largest</w:t>
       </w:r>
       <w:r>
         <w:br/>
@@ -2277,16 +3343,16 @@
         <w:rPr>
           <w:rStyle w:val="CommentTok"/>
         </w:rPr>
-        <w:t xml:space="preserve"># Plot</w:t>
-      </w:r>
-      <w:r>
-        <w:br/>
-      </w:r>
-      <w:r>
-        <w:rPr>
-          <w:rStyle w:val="FunctionTok"/>
-        </w:rPr>
-        <w:t xml:space="preserve">ggplot</w:t>
+        <w:t># Plot</w:t>
+      </w:r>
+      <w:r>
+        <w:br/>
+      </w:r>
+      <w:r>
+        <w:rPr>
+          <w:rStyle w:val="FunctionTok"/>
+        </w:rPr>
+        <w:t>ggplot</w:t>
       </w:r>
       <w:r>
         <w:rPr>
@@ -2298,19 +3364,19 @@
         <w:rPr>
           <w:rStyle w:val="FunctionTok"/>
         </w:rPr>
-        <w:t xml:space="preserve">aes</w:t>
-      </w:r>
-      <w:r>
-        <w:rPr>
-          <w:rStyle w:val="NormalTok"/>
-        </w:rPr>
-        <w:t xml:space="preserve">(</w:t>
+        <w:t>aes</w:t>
+      </w:r>
+      <w:r>
+        <w:rPr>
+          <w:rStyle w:val="NormalTok"/>
+        </w:rPr>
+        <w:t>(</w:t>
       </w:r>
       <w:r>
         <w:rPr>
           <w:rStyle w:val="AttributeTok"/>
         </w:rPr>
-        <w:t xml:space="preserve">x =</w:t>
+        <w:t>x =</w:t>
       </w:r>
       <w:r>
         <w:rPr>
@@ -2322,7 +3388,7 @@
         <w:rPr>
           <w:rStyle w:val="FunctionTok"/>
         </w:rPr>
-        <w:t xml:space="preserve">reorder</w:t>
+        <w:t>reorder</w:t>
       </w:r>
       <w:r>
         <w:rPr>
@@ -2334,7 +3400,7 @@
         <w:rPr>
           <w:rStyle w:val="AttributeTok"/>
         </w:rPr>
-        <w:t xml:space="preserve">y =</w:t>
+        <w:t>y =</w:t>
       </w:r>
       <w:r>
         <w:rPr>
@@ -2346,7 +3412,7 @@
         <w:rPr>
           <w:rStyle w:val="AttributeTok"/>
         </w:rPr>
-        <w:t xml:space="preserve">fill =</w:t>
+        <w:t>fill =</w:t>
       </w:r>
       <w:r>
         <w:rPr>
@@ -2358,7 +3424,7 @@
         <w:rPr>
           <w:rStyle w:val="SpecialCharTok"/>
         </w:rPr>
-        <w:t xml:space="preserve">+</w:t>
+        <w:t>+</w:t>
       </w:r>
       <w:r>
         <w:br/>
@@ -2373,19 +3439,19 @@
         <w:rPr>
           <w:rStyle w:val="FunctionTok"/>
         </w:rPr>
-        <w:t xml:space="preserve">geom_bar</w:t>
-      </w:r>
-      <w:r>
-        <w:rPr>
-          <w:rStyle w:val="NormalTok"/>
-        </w:rPr>
-        <w:t xml:space="preserve">(</w:t>
+        <w:t>geom_bar</w:t>
+      </w:r>
+      <w:r>
+        <w:rPr>
+          <w:rStyle w:val="NormalTok"/>
+        </w:rPr>
+        <w:t>(</w:t>
       </w:r>
       <w:r>
         <w:rPr>
           <w:rStyle w:val="AttributeTok"/>
         </w:rPr>
-        <w:t xml:space="preserve">stat =</w:t>
+        <w:t>stat =</w:t>
       </w:r>
       <w:r>
         <w:rPr>
@@ -2397,7 +3463,7 @@
         <w:rPr>
           <w:rStyle w:val="StringTok"/>
         </w:rPr>
-        <w:t xml:space="preserve">"identity"</w:t>
+        <w:t>"identity"</w:t>
       </w:r>
       <w:r>
         <w:rPr>
@@ -2409,7 +3475,7 @@
         <w:rPr>
           <w:rStyle w:val="AttributeTok"/>
         </w:rPr>
-        <w:t xml:space="preserve">width =</w:t>
+        <w:t>width =</w:t>
       </w:r>
       <w:r>
         <w:rPr>
@@ -2421,7 +3487,7 @@
         <w:rPr>
           <w:rStyle w:val="FloatTok"/>
         </w:rPr>
-        <w:t xml:space="preserve">0.7</w:t>
+        <w:t>0.7</w:t>
       </w:r>
       <w:r>
         <w:rPr>
@@ -2433,7 +3499,7 @@
         <w:rPr>
           <w:rStyle w:val="AttributeTok"/>
         </w:rPr>
-        <w:t xml:space="preserve">show.legend =</w:t>
+        <w:t>show.legend =</w:t>
       </w:r>
       <w:r>
         <w:rPr>
@@ -2445,7 +3511,7 @@
         <w:rPr>
           <w:rStyle w:val="ConstantTok"/>
         </w:rPr>
-        <w:t xml:space="preserve">FALSE</w:t>
+        <w:t>FALSE</w:t>
       </w:r>
       <w:r>
         <w:rPr>
@@ -2457,7 +3523,7 @@
         <w:rPr>
           <w:rStyle w:val="SpecialCharTok"/>
         </w:rPr>
-        <w:t xml:space="preserve">+</w:t>
+        <w:t>+</w:t>
       </w:r>
       <w:r>
         <w:br/>
@@ -2472,31 +3538,31 @@
         <w:rPr>
           <w:rStyle w:val="FunctionTok"/>
         </w:rPr>
-        <w:t xml:space="preserve">geom_text</w:t>
-      </w:r>
-      <w:r>
-        <w:rPr>
-          <w:rStyle w:val="NormalTok"/>
-        </w:rPr>
-        <w:t xml:space="preserve">(</w:t>
-      </w:r>
-      <w:r>
-        <w:rPr>
-          <w:rStyle w:val="FunctionTok"/>
-        </w:rPr>
-        <w:t xml:space="preserve">aes</w:t>
-      </w:r>
-      <w:r>
-        <w:rPr>
-          <w:rStyle w:val="NormalTok"/>
-        </w:rPr>
-        <w:t xml:space="preserve">(</w:t>
+        <w:t>geom_text</w:t>
+      </w:r>
+      <w:r>
+        <w:rPr>
+          <w:rStyle w:val="NormalTok"/>
+        </w:rPr>
+        <w:t>(</w:t>
+      </w:r>
+      <w:r>
+        <w:rPr>
+          <w:rStyle w:val="FunctionTok"/>
+        </w:rPr>
+        <w:t>aes</w:t>
+      </w:r>
+      <w:r>
+        <w:rPr>
+          <w:rStyle w:val="NormalTok"/>
+        </w:rPr>
+        <w:t>(</w:t>
       </w:r>
       <w:r>
         <w:rPr>
           <w:rStyle w:val="AttributeTok"/>
         </w:rPr>
-        <w:t xml:space="preserve">label =</w:t>
+        <w:t>label =</w:t>
       </w:r>
       <w:r>
         <w:rPr>
@@ -2508,7 +3574,7 @@
         <w:rPr>
           <w:rStyle w:val="AttributeTok"/>
         </w:rPr>
-        <w:t xml:space="preserve">hjust =</w:t>
+        <w:t>hjust =</w:t>
       </w:r>
       <w:r>
         <w:rPr>
@@ -2520,13 +3586,13 @@
         <w:rPr>
           <w:rStyle w:val="SpecialCharTok"/>
         </w:rPr>
-        <w:t xml:space="preserve">-</w:t>
+        <w:t>-</w:t>
       </w:r>
       <w:r>
         <w:rPr>
           <w:rStyle w:val="FloatTok"/>
         </w:rPr>
-        <w:t xml:space="preserve">0.1</w:t>
+        <w:t>0.1</w:t>
       </w:r>
       <w:r>
         <w:rPr>
@@ -2538,7 +3604,7 @@
         <w:rPr>
           <w:rStyle w:val="AttributeTok"/>
         </w:rPr>
-        <w:t xml:space="preserve">size =</w:t>
+        <w:t>size =</w:t>
       </w:r>
       <w:r>
         <w:rPr>
@@ -2550,7 +3616,7 @@
         <w:rPr>
           <w:rStyle w:val="DecValTok"/>
         </w:rPr>
-        <w:t xml:space="preserve">4</w:t>
+        <w:t>4</w:t>
       </w:r>
       <w:r>
         <w:rPr>
@@ -2562,7 +3628,7 @@
         <w:rPr>
           <w:rStyle w:val="SpecialCharTok"/>
         </w:rPr>
-        <w:t xml:space="preserve">+</w:t>
+        <w:t>+</w:t>
       </w:r>
       <w:r>
         <w:br/>
@@ -2577,19 +3643,19 @@
         <w:rPr>
           <w:rStyle w:val="FunctionTok"/>
         </w:rPr>
-        <w:t xml:space="preserve">scale_y_continuous</w:t>
-      </w:r>
-      <w:r>
-        <w:rPr>
-          <w:rStyle w:val="NormalTok"/>
-        </w:rPr>
-        <w:t xml:space="preserve">(</w:t>
+        <w:t>scale_y_continuous</w:t>
+      </w:r>
+      <w:r>
+        <w:rPr>
+          <w:rStyle w:val="NormalTok"/>
+        </w:rPr>
+        <w:t>(</w:t>
       </w:r>
       <w:r>
         <w:rPr>
           <w:rStyle w:val="AttributeTok"/>
         </w:rPr>
-        <w:t xml:space="preserve">labels =</w:t>
+        <w:t>labels =</w:t>
       </w:r>
       <w:r>
         <w:rPr>
@@ -2601,13 +3667,13 @@
         <w:rPr>
           <w:rStyle w:val="SpecialCharTok"/>
         </w:rPr>
-        <w:t xml:space="preserve">::</w:t>
-      </w:r>
-      <w:r>
-        <w:rPr>
-          <w:rStyle w:val="FunctionTok"/>
-        </w:rPr>
-        <w:t xml:space="preserve">percent_format</w:t>
+        <w:t>::</w:t>
+      </w:r>
+      <w:r>
+        <w:rPr>
+          <w:rStyle w:val="FunctionTok"/>
+        </w:rPr>
+        <w:t>percent_format</w:t>
       </w:r>
       <w:r>
         <w:rPr>
@@ -2619,7 +3685,7 @@
         <w:rPr>
           <w:rStyle w:val="AttributeTok"/>
         </w:rPr>
-        <w:t xml:space="preserve">expand =</w:t>
+        <w:t>expand =</w:t>
       </w:r>
       <w:r>
         <w:rPr>
@@ -2631,19 +3697,19 @@
         <w:rPr>
           <w:rStyle w:val="FunctionTok"/>
         </w:rPr>
-        <w:t xml:space="preserve">expansion</w:t>
-      </w:r>
-      <w:r>
-        <w:rPr>
-          <w:rStyle w:val="NormalTok"/>
-        </w:rPr>
-        <w:t xml:space="preserve">(</w:t>
+        <w:t>expansion</w:t>
+      </w:r>
+      <w:r>
+        <w:rPr>
+          <w:rStyle w:val="NormalTok"/>
+        </w:rPr>
+        <w:t>(</w:t>
       </w:r>
       <w:r>
         <w:rPr>
           <w:rStyle w:val="AttributeTok"/>
         </w:rPr>
-        <w:t xml:space="preserve">mult =</w:t>
+        <w:t>mult =</w:t>
       </w:r>
       <w:r>
         <w:rPr>
@@ -2655,19 +3721,19 @@
         <w:rPr>
           <w:rStyle w:val="FunctionTok"/>
         </w:rPr>
-        <w:t xml:space="preserve">c</w:t>
-      </w:r>
-      <w:r>
-        <w:rPr>
-          <w:rStyle w:val="NormalTok"/>
-        </w:rPr>
-        <w:t xml:space="preserve">(</w:t>
+        <w:t>c</w:t>
+      </w:r>
+      <w:r>
+        <w:rPr>
+          <w:rStyle w:val="NormalTok"/>
+        </w:rPr>
+        <w:t>(</w:t>
       </w:r>
       <w:r>
         <w:rPr>
           <w:rStyle w:val="DecValTok"/>
         </w:rPr>
-        <w:t xml:space="preserve">0</w:t>
+        <w:t>0</w:t>
       </w:r>
       <w:r>
         <w:rPr>
@@ -2679,7 +3745,7 @@
         <w:rPr>
           <w:rStyle w:val="FloatTok"/>
         </w:rPr>
-        <w:t xml:space="preserve">0.1</w:t>
+        <w:t>0.1</w:t>
       </w:r>
       <w:r>
         <w:rPr>
@@ -2691,7 +3757,7 @@
         <w:rPr>
           <w:rStyle w:val="SpecialCharTok"/>
         </w:rPr>
-        <w:t xml:space="preserve">+</w:t>
+        <w:t>+</w:t>
       </w:r>
       <w:r>
         <w:br/>
@@ -2706,13 +3772,13 @@
         <w:rPr>
           <w:rStyle w:val="FunctionTok"/>
         </w:rPr>
-        <w:t xml:space="preserve">labs</w:t>
-      </w:r>
-      <w:r>
-        <w:rPr>
-          <w:rStyle w:val="NormalTok"/>
-        </w:rPr>
-        <w:t xml:space="preserve">(</w:t>
+        <w:t>labs</w:t>
+      </w:r>
+      <w:r>
+        <w:rPr>
+          <w:rStyle w:val="NormalTok"/>
+        </w:rPr>
+        <w:t>(</w:t>
       </w:r>
       <w:r>
         <w:br/>
@@ -2727,7 +3793,7 @@
         <w:rPr>
           <w:rStyle w:val="AttributeTok"/>
         </w:rPr>
-        <w:t xml:space="preserve">title =</w:t>
+        <w:t>title =</w:t>
       </w:r>
       <w:r>
         <w:rPr>
@@ -2739,13 +3805,13 @@
         <w:rPr>
           <w:rStyle w:val="StringTok"/>
         </w:rPr>
-        <w:t xml:space="preserve">"Agencies Overseeing Activity Implementation"</w:t>
-      </w:r>
-      <w:r>
-        <w:rPr>
-          <w:rStyle w:val="NormalTok"/>
-        </w:rPr>
-        <w:t xml:space="preserve">,</w:t>
+        <w:t>"Agencies Overseeing Activity Implementation"</w:t>
+      </w:r>
+      <w:r>
+        <w:rPr>
+          <w:rStyle w:val="NormalTok"/>
+        </w:rPr>
+        <w:t>,</w:t>
       </w:r>
       <w:r>
         <w:br/>
@@ -2760,7 +3826,7 @@
         <w:rPr>
           <w:rStyle w:val="AttributeTok"/>
         </w:rPr>
-        <w:t xml:space="preserve">x =</w:t>
+        <w:t>x =</w:t>
       </w:r>
       <w:r>
         <w:rPr>
@@ -2772,13 +3838,13 @@
         <w:rPr>
           <w:rStyle w:val="ConstantTok"/>
         </w:rPr>
-        <w:t xml:space="preserve">NULL</w:t>
-      </w:r>
-      <w:r>
-        <w:rPr>
-          <w:rStyle w:val="NormalTok"/>
-        </w:rPr>
-        <w:t xml:space="preserve">,</w:t>
+        <w:t>NULL</w:t>
+      </w:r>
+      <w:r>
+        <w:rPr>
+          <w:rStyle w:val="NormalTok"/>
+        </w:rPr>
+        <w:t>,</w:t>
       </w:r>
       <w:r>
         <w:br/>
@@ -2793,7 +3859,7 @@
         <w:rPr>
           <w:rStyle w:val="AttributeTok"/>
         </w:rPr>
-        <w:t xml:space="preserve">y =</w:t>
+        <w:t>y =</w:t>
       </w:r>
       <w:r>
         <w:rPr>
@@ -2805,7 +3871,7 @@
         <w:rPr>
           <w:rStyle w:val="ConstantTok"/>
         </w:rPr>
-        <w:t xml:space="preserve">NULL</w:t>
+        <w:t>NULL</w:t>
       </w:r>
       <w:r>
         <w:br/>
@@ -2820,7 +3886,7 @@
         <w:rPr>
           <w:rStyle w:val="SpecialCharTok"/>
         </w:rPr>
-        <w:t xml:space="preserve">+</w:t>
+        <w:t>+</w:t>
       </w:r>
       <w:r>
         <w:br/>
@@ -2835,7 +3901,7 @@
         <w:rPr>
           <w:rStyle w:val="FunctionTok"/>
         </w:rPr>
-        <w:t xml:space="preserve">coord_flip</w:t>
+        <w:t>coord_flip</w:t>
       </w:r>
       <w:r>
         <w:rPr>
@@ -2847,7 +3913,7 @@
         <w:rPr>
           <w:rStyle w:val="SpecialCharTok"/>
         </w:rPr>
-        <w:t xml:space="preserve">+</w:t>
+        <w:t>+</w:t>
       </w:r>
       <w:r>
         <w:br/>
@@ -2862,7 +3928,7 @@
         <w:rPr>
           <w:rStyle w:val="FunctionTok"/>
         </w:rPr>
-        <w:t xml:space="preserve">theme_minimal</w:t>
+        <w:t>theme_minimal</w:t>
       </w:r>
       <w:r>
         <w:rPr>
@@ -2874,7 +3940,7 @@
         <w:rPr>
           <w:rStyle w:val="SpecialCharTok"/>
         </w:rPr>
-        <w:t xml:space="preserve">+</w:t>
+        <w:t>+</w:t>
       </w:r>
       <w:r>
         <w:br/>
@@ -2889,13 +3955,13 @@
         <w:rPr>
           <w:rStyle w:val="FunctionTok"/>
         </w:rPr>
-        <w:t xml:space="preserve">theme</w:t>
-      </w:r>
-      <w:r>
-        <w:rPr>
-          <w:rStyle w:val="NormalTok"/>
-        </w:rPr>
-        <w:t xml:space="preserve">(</w:t>
+        <w:t>theme</w:t>
+      </w:r>
+      <w:r>
+        <w:rPr>
+          <w:rStyle w:val="NormalTok"/>
+        </w:rPr>
+        <w:t>(</w:t>
       </w:r>
       <w:r>
         <w:br/>
@@ -2910,7 +3976,7 @@
         <w:rPr>
           <w:rStyle w:val="AttributeTok"/>
         </w:rPr>
-        <w:t xml:space="preserve">axis.text.x =</w:t>
+        <w:t>axis.text.x =</w:t>
       </w:r>
       <w:r>
         <w:rPr>
@@ -2922,7 +3988,7 @@
         <w:rPr>
           <w:rStyle w:val="FunctionTok"/>
         </w:rPr>
-        <w:t xml:space="preserve">element_blank</w:t>
+        <w:t>element_blank</w:t>
       </w:r>
       <w:r>
         <w:rPr>
@@ -2934,7 +4000,7 @@
         <w:rPr>
           <w:rStyle w:val="CommentTok"/>
         </w:rPr>
-        <w:t xml:space="preserve"># removes percent labels</w:t>
+        <w:t># removes percent labels</w:t>
       </w:r>
       <w:r>
         <w:br/>
@@ -2949,7 +4015,7 @@
         <w:rPr>
           <w:rStyle w:val="AttributeTok"/>
         </w:rPr>
-        <w:t xml:space="preserve">axis.ticks.x =</w:t>
+        <w:t>axis.ticks.x =</w:t>
       </w:r>
       <w:r>
         <w:rPr>
@@ -2961,7 +4027,7 @@
         <w:rPr>
           <w:rStyle w:val="FunctionTok"/>
         </w:rPr>
-        <w:t xml:space="preserve">element_blank</w:t>
+        <w:t>element_blank</w:t>
       </w:r>
       <w:r>
         <w:rPr>
@@ -2973,7 +4039,7 @@
         <w:rPr>
           <w:rStyle w:val="CommentTok"/>
         </w:rPr>
-        <w:t xml:space="preserve"># removes tick marks</w:t>
+        <w:t># removes tick marks</w:t>
       </w:r>
       <w:r>
         <w:br/>
@@ -2988,7 +4054,7 @@
         <w:rPr>
           <w:rStyle w:val="AttributeTok"/>
         </w:rPr>
-        <w:t xml:space="preserve">axis.text.y =</w:t>
+        <w:t>axis.text.y =</w:t>
       </w:r>
       <w:r>
         <w:rPr>
@@ -3000,19 +4066,19 @@
         <w:rPr>
           <w:rStyle w:val="FunctionTok"/>
         </w:rPr>
-        <w:t xml:space="preserve">element_text</w:t>
-      </w:r>
-      <w:r>
-        <w:rPr>
-          <w:rStyle w:val="NormalTok"/>
-        </w:rPr>
-        <w:t xml:space="preserve">(</w:t>
+        <w:t>element_text</w:t>
+      </w:r>
+      <w:r>
+        <w:rPr>
+          <w:rStyle w:val="NormalTok"/>
+        </w:rPr>
+        <w:t>(</w:t>
       </w:r>
       <w:r>
         <w:rPr>
           <w:rStyle w:val="AttributeTok"/>
         </w:rPr>
-        <w:t xml:space="preserve">size =</w:t>
+        <w:t>size =</w:t>
       </w:r>
       <w:r>
         <w:rPr>
@@ -3024,13 +4090,13 @@
         <w:rPr>
           <w:rStyle w:val="DecValTok"/>
         </w:rPr>
-        <w:t xml:space="preserve">12</w:t>
-      </w:r>
-      <w:r>
-        <w:rPr>
-          <w:rStyle w:val="NormalTok"/>
-        </w:rPr>
-        <w:t xml:space="preserve">)</w:t>
+        <w:t>12</w:t>
+      </w:r>
+      <w:r>
+        <w:rPr>
+          <w:rStyle w:val="NormalTok"/>
+        </w:rPr>
+        <w:t>)</w:t>
       </w:r>
       <w:r>
         <w:br/>
@@ -3048,16 +4114,16 @@
         <w:rPr>
           <w:rStyle w:val="CommentTok"/>
         </w:rPr>
-        <w:t xml:space="preserve"># MGT_TYPE barplot</w:t>
-      </w:r>
-      <w:r>
-        <w:br/>
-      </w:r>
-      <w:r>
-        <w:rPr>
-          <w:rStyle w:val="FunctionTok"/>
-        </w:rPr>
-        <w:t xml:space="preserve">ggplot</w:t>
+        <w:t># MGT_TYPE barplot</w:t>
+      </w:r>
+      <w:r>
+        <w:br/>
+      </w:r>
+      <w:r>
+        <w:rPr>
+          <w:rStyle w:val="FunctionTok"/>
+        </w:rPr>
+        <w:t>ggplot</w:t>
       </w:r>
       <w:r>
         <w:rPr>
@@ -3069,19 +4135,19 @@
         <w:rPr>
           <w:rStyle w:val="FunctionTok"/>
         </w:rPr>
-        <w:t xml:space="preserve">aes</w:t>
-      </w:r>
-      <w:r>
-        <w:rPr>
-          <w:rStyle w:val="NormalTok"/>
-        </w:rPr>
-        <w:t xml:space="preserve">(</w:t>
+        <w:t>aes</w:t>
+      </w:r>
+      <w:r>
+        <w:rPr>
+          <w:rStyle w:val="NormalTok"/>
+        </w:rPr>
+        <w:t>(</w:t>
       </w:r>
       <w:r>
         <w:rPr>
           <w:rStyle w:val="AttributeTok"/>
         </w:rPr>
-        <w:t xml:space="preserve">x =</w:t>
+        <w:t>x =</w:t>
       </w:r>
       <w:r>
         <w:rPr>
@@ -3093,7 +4159,7 @@
         <w:rPr>
           <w:rStyle w:val="SpecialCharTok"/>
         </w:rPr>
-        <w:t xml:space="preserve">+</w:t>
+        <w:t>+</w:t>
       </w:r>
       <w:r>
         <w:br/>
@@ -3108,7 +4174,7 @@
         <w:rPr>
           <w:rStyle w:val="FunctionTok"/>
         </w:rPr>
-        <w:t xml:space="preserve">geom_bar</w:t>
+        <w:t>geom_bar</w:t>
       </w:r>
       <w:r>
         <w:rPr>
@@ -3120,7 +4186,7 @@
         <w:rPr>
           <w:rStyle w:val="SpecialCharTok"/>
         </w:rPr>
-        <w:t xml:space="preserve">+</w:t>
+        <w:t>+</w:t>
       </w:r>
       <w:r>
         <w:br/>
@@ -3135,7 +4201,7 @@
         <w:rPr>
           <w:rStyle w:val="FunctionTok"/>
         </w:rPr>
-        <w:t xml:space="preserve">theme_bw</w:t>
+        <w:t>theme_bw</w:t>
       </w:r>
       <w:r>
         <w:rPr>
@@ -3147,34 +4213,35 @@
         <w:rPr>
           <w:rStyle w:val="SpecialCharTok"/>
         </w:rPr>
-        <w:t xml:space="preserve">+</w:t>
-      </w:r>
-      <w:r>
-        <w:br/>
-      </w:r>
-      <w:r>
-        <w:rPr>
-          <w:rStyle w:val="NormalTok"/>
-        </w:rPr>
+        <w:t>+</w:t>
+      </w:r>
+      <w:r>
+        <w:br/>
+      </w:r>
+      <w:r>
+        <w:rPr>
+          <w:rStyle w:val="NormalTok"/>
+        </w:rPr>
+        <w:lastRenderedPageBreak/>
         <w:t xml:space="preserve">  </w:t>
       </w:r>
       <w:r>
         <w:rPr>
           <w:rStyle w:val="FunctionTok"/>
         </w:rPr>
-        <w:t xml:space="preserve">labs</w:t>
-      </w:r>
-      <w:r>
-        <w:rPr>
-          <w:rStyle w:val="NormalTok"/>
-        </w:rPr>
-        <w:t xml:space="preserve">(</w:t>
+        <w:t>labs</w:t>
+      </w:r>
+      <w:r>
+        <w:rPr>
+          <w:rStyle w:val="NormalTok"/>
+        </w:rPr>
+        <w:t>(</w:t>
       </w:r>
       <w:r>
         <w:rPr>
           <w:rStyle w:val="AttributeTok"/>
         </w:rPr>
-        <w:t xml:space="preserve">title =</w:t>
+        <w:t>title =</w:t>
       </w:r>
       <w:r>
         <w:rPr>
@@ -3186,7 +4253,7 @@
         <w:rPr>
           <w:rStyle w:val="StringTok"/>
         </w:rPr>
-        <w:t xml:space="preserve">"Management Type"</w:t>
+        <w:t>"Management Type"</w:t>
       </w:r>
       <w:r>
         <w:rPr>
@@ -3198,7 +4265,7 @@
         <w:rPr>
           <w:rStyle w:val="AttributeTok"/>
         </w:rPr>
-        <w:t xml:space="preserve">x =</w:t>
+        <w:t>x =</w:t>
       </w:r>
       <w:r>
         <w:rPr>
@@ -3210,7 +4277,7 @@
         <w:rPr>
           <w:rStyle w:val="ConstantTok"/>
         </w:rPr>
-        <w:t xml:space="preserve">NULL</w:t>
+        <w:t>NULL</w:t>
       </w:r>
       <w:r>
         <w:rPr>
@@ -3222,7 +4289,7 @@
         <w:rPr>
           <w:rStyle w:val="AttributeTok"/>
         </w:rPr>
-        <w:t xml:space="preserve">y =</w:t>
+        <w:t>y =</w:t>
       </w:r>
       <w:r>
         <w:rPr>
@@ -3234,7 +4301,7 @@
         <w:rPr>
           <w:rStyle w:val="StringTok"/>
         </w:rPr>
-        <w:t xml:space="preserve">"Count"</w:t>
+        <w:t>"Count"</w:t>
       </w:r>
       <w:r>
         <w:rPr>
@@ -3249,7 +4316,7 @@
         <w:rPr>
           <w:rStyle w:val="CommentTok"/>
         </w:rPr>
-        <w:t xml:space="preserve"># RXFIRE_MGT barplot</w:t>
+        <w:t># RXFIRE_MGT barplot</w:t>
       </w:r>
       <w:r>
         <w:br/>
@@ -3264,7 +4331,7 @@
         <w:rPr>
           <w:rStyle w:val="OtherTok"/>
         </w:rPr>
-        <w:t xml:space="preserve">&lt;-</w:t>
+        <w:t>&lt;-</w:t>
       </w:r>
       <w:r>
         <w:rPr>
@@ -3276,7 +4343,7 @@
         <w:rPr>
           <w:rStyle w:val="SpecialCharTok"/>
         </w:rPr>
-        <w:t xml:space="preserve">%&gt;%</w:t>
+        <w:t>%&gt;%</w:t>
       </w:r>
       <w:r>
         <w:br/>
@@ -3291,7 +4358,7 @@
         <w:rPr>
           <w:rStyle w:val="FunctionTok"/>
         </w:rPr>
-        <w:t xml:space="preserve">st_drop_geometry</w:t>
+        <w:t>st_drop_geometry</w:t>
       </w:r>
       <w:r>
         <w:rPr>
@@ -3303,7 +4370,7 @@
         <w:rPr>
           <w:rStyle w:val="SpecialCharTok"/>
         </w:rPr>
-        <w:t xml:space="preserve">%&gt;%</w:t>
+        <w:t>%&gt;%</w:t>
       </w:r>
       <w:r>
         <w:br/>
@@ -3318,25 +4385,25 @@
         <w:rPr>
           <w:rStyle w:val="FunctionTok"/>
         </w:rPr>
-        <w:t xml:space="preserve">filter</w:t>
-      </w:r>
-      <w:r>
-        <w:rPr>
-          <w:rStyle w:val="NormalTok"/>
-        </w:rPr>
-        <w:t xml:space="preserve">(</w:t>
-      </w:r>
-      <w:r>
-        <w:rPr>
-          <w:rStyle w:val="SpecialCharTok"/>
-        </w:rPr>
-        <w:t xml:space="preserve">!</w:t>
-      </w:r>
-      <w:r>
-        <w:rPr>
-          <w:rStyle w:val="FunctionTok"/>
-        </w:rPr>
-        <w:t xml:space="preserve">is.na</w:t>
+        <w:t>filter</w:t>
+      </w:r>
+      <w:r>
+        <w:rPr>
+          <w:rStyle w:val="NormalTok"/>
+        </w:rPr>
+        <w:t>(</w:t>
+      </w:r>
+      <w:r>
+        <w:rPr>
+          <w:rStyle w:val="SpecialCharTok"/>
+        </w:rPr>
+        <w:t>!</w:t>
+      </w:r>
+      <w:r>
+        <w:rPr>
+          <w:rStyle w:val="FunctionTok"/>
+        </w:rPr>
+        <w:t>is.na</w:t>
       </w:r>
       <w:r>
         <w:rPr>
@@ -3348,7 +4415,7 @@
         <w:rPr>
           <w:rStyle w:val="SpecialCharTok"/>
         </w:rPr>
-        <w:t xml:space="preserve">&amp;</w:t>
+        <w:t>&amp;</w:t>
       </w:r>
       <w:r>
         <w:rPr>
@@ -3360,7 +4427,7 @@
         <w:rPr>
           <w:rStyle w:val="SpecialCharTok"/>
         </w:rPr>
-        <w:t xml:space="preserve">!=</w:t>
+        <w:t>!=</w:t>
       </w:r>
       <w:r>
         <w:rPr>
@@ -3372,7 +4439,7 @@
         <w:rPr>
           <w:rStyle w:val="StringTok"/>
         </w:rPr>
-        <w:t xml:space="preserve">""</w:t>
+        <w:t>""</w:t>
       </w:r>
       <w:r>
         <w:rPr>
@@ -3384,7 +4451,7 @@
         <w:rPr>
           <w:rStyle w:val="SpecialCharTok"/>
         </w:rPr>
-        <w:t xml:space="preserve">&amp;</w:t>
+        <w:t>&amp;</w:t>
       </w:r>
       <w:r>
         <w:rPr>
@@ -3396,7 +4463,7 @@
         <w:rPr>
           <w:rStyle w:val="SpecialCharTok"/>
         </w:rPr>
-        <w:t xml:space="preserve">!=</w:t>
+        <w:t>!=</w:t>
       </w:r>
       <w:r>
         <w:rPr>
@@ -3408,25 +4475,25 @@
         <w:rPr>
           <w:rStyle w:val="StringTok"/>
         </w:rPr>
-        <w:t xml:space="preserve">" "</w:t>
-      </w:r>
-      <w:r>
-        <w:rPr>
-          <w:rStyle w:val="NormalTok"/>
-        </w:rPr>
-        <w:t xml:space="preserve">)</w:t>
-      </w:r>
-      <w:r>
-        <w:br/>
-      </w:r>
-      <w:r>
-        <w:br/>
-      </w:r>
-      <w:r>
-        <w:rPr>
-          <w:rStyle w:val="FunctionTok"/>
-        </w:rPr>
-        <w:t xml:space="preserve">ggplot</w:t>
+        <w:t>" "</w:t>
+      </w:r>
+      <w:r>
+        <w:rPr>
+          <w:rStyle w:val="NormalTok"/>
+        </w:rPr>
+        <w:t>)</w:t>
+      </w:r>
+      <w:r>
+        <w:br/>
+      </w:r>
+      <w:r>
+        <w:br/>
+      </w:r>
+      <w:r>
+        <w:rPr>
+          <w:rStyle w:val="FunctionTok"/>
+        </w:rPr>
+        <w:t>ggplot</w:t>
       </w:r>
       <w:r>
         <w:rPr>
@@ -3438,19 +4505,19 @@
         <w:rPr>
           <w:rStyle w:val="FunctionTok"/>
         </w:rPr>
-        <w:t xml:space="preserve">aes</w:t>
-      </w:r>
-      <w:r>
-        <w:rPr>
-          <w:rStyle w:val="NormalTok"/>
-        </w:rPr>
-        <w:t xml:space="preserve">(</w:t>
+        <w:t>aes</w:t>
+      </w:r>
+      <w:r>
+        <w:rPr>
+          <w:rStyle w:val="NormalTok"/>
+        </w:rPr>
+        <w:t>(</w:t>
       </w:r>
       <w:r>
         <w:rPr>
           <w:rStyle w:val="AttributeTok"/>
         </w:rPr>
-        <w:t xml:space="preserve">x =</w:t>
+        <w:t>x =</w:t>
       </w:r>
       <w:r>
         <w:rPr>
@@ -3462,7 +4529,7 @@
         <w:rPr>
           <w:rStyle w:val="SpecialCharTok"/>
         </w:rPr>
-        <w:t xml:space="preserve">+</w:t>
+        <w:t>+</w:t>
       </w:r>
       <w:r>
         <w:br/>
@@ -3477,7 +4544,7 @@
         <w:rPr>
           <w:rStyle w:val="FunctionTok"/>
         </w:rPr>
-        <w:t xml:space="preserve">geom_bar</w:t>
+        <w:t>geom_bar</w:t>
       </w:r>
       <w:r>
         <w:rPr>
@@ -3489,7 +4556,7 @@
         <w:rPr>
           <w:rStyle w:val="SpecialCharTok"/>
         </w:rPr>
-        <w:t xml:space="preserve">+</w:t>
+        <w:t>+</w:t>
       </w:r>
       <w:r>
         <w:br/>
@@ -3504,7 +4571,7 @@
         <w:rPr>
           <w:rStyle w:val="FunctionTok"/>
         </w:rPr>
-        <w:t xml:space="preserve">theme_bw</w:t>
+        <w:t>theme_bw</w:t>
       </w:r>
       <w:r>
         <w:rPr>
@@ -3516,7 +4583,7 @@
         <w:rPr>
           <w:rStyle w:val="SpecialCharTok"/>
         </w:rPr>
-        <w:t xml:space="preserve">+</w:t>
+        <w:t>+</w:t>
       </w:r>
       <w:r>
         <w:br/>
@@ -3531,19 +4598,19 @@
         <w:rPr>
           <w:rStyle w:val="FunctionTok"/>
         </w:rPr>
-        <w:t xml:space="preserve">labs</w:t>
-      </w:r>
-      <w:r>
-        <w:rPr>
-          <w:rStyle w:val="NormalTok"/>
-        </w:rPr>
-        <w:t xml:space="preserve">(</w:t>
+        <w:t>labs</w:t>
+      </w:r>
+      <w:r>
+        <w:rPr>
+          <w:rStyle w:val="NormalTok"/>
+        </w:rPr>
+        <w:t>(</w:t>
       </w:r>
       <w:r>
         <w:rPr>
           <w:rStyle w:val="AttributeTok"/>
         </w:rPr>
-        <w:t xml:space="preserve">title =</w:t>
+        <w:t>title =</w:t>
       </w:r>
       <w:r>
         <w:rPr>
@@ -3555,7 +4622,7 @@
         <w:rPr>
           <w:rStyle w:val="StringTok"/>
         </w:rPr>
-        <w:t xml:space="preserve">"Rx Fire Type"</w:t>
+        <w:t>"Rx Fire Type"</w:t>
       </w:r>
       <w:r>
         <w:rPr>
@@ -3567,7 +4634,7 @@
         <w:rPr>
           <w:rStyle w:val="AttributeTok"/>
         </w:rPr>
-        <w:t xml:space="preserve">x =</w:t>
+        <w:t>x =</w:t>
       </w:r>
       <w:r>
         <w:rPr>
@@ -3579,7 +4646,7 @@
         <w:rPr>
           <w:rStyle w:val="ConstantTok"/>
         </w:rPr>
-        <w:t xml:space="preserve">NULL</w:t>
+        <w:t>NULL</w:t>
       </w:r>
       <w:r>
         <w:rPr>
@@ -3591,7 +4658,7 @@
         <w:rPr>
           <w:rStyle w:val="AttributeTok"/>
         </w:rPr>
-        <w:t xml:space="preserve">y =</w:t>
+        <w:t>y =</w:t>
       </w:r>
       <w:r>
         <w:rPr>
@@ -3603,13 +4670,13 @@
         <w:rPr>
           <w:rStyle w:val="StringTok"/>
         </w:rPr>
-        <w:t xml:space="preserve">"Count"</w:t>
-      </w:r>
-      <w:r>
-        <w:rPr>
-          <w:rStyle w:val="NormalTok"/>
-        </w:rPr>
-        <w:t xml:space="preserve">)</w:t>
+        <w:t>"Count"</w:t>
+      </w:r>
+      <w:r>
+        <w:rPr>
+          <w:rStyle w:val="NormalTok"/>
+        </w:rPr>
+        <w:t>)</w:t>
       </w:r>
       <w:r>
         <w:br/>
@@ -3618,7 +4685,7 @@
         <w:rPr>
           <w:rStyle w:val="CommentTok"/>
         </w:rPr>
-        <w:t xml:space="preserve"># CANOPY_MGT barplot</w:t>
+        <w:t># CANOPY_MGT barplot</w:t>
       </w:r>
       <w:r>
         <w:br/>
@@ -3633,7 +4700,7 @@
         <w:rPr>
           <w:rStyle w:val="OtherTok"/>
         </w:rPr>
-        <w:t xml:space="preserve">&lt;-</w:t>
+        <w:t>&lt;-</w:t>
       </w:r>
       <w:r>
         <w:rPr>
@@ -3645,7 +4712,7 @@
         <w:rPr>
           <w:rStyle w:val="SpecialCharTok"/>
         </w:rPr>
-        <w:t xml:space="preserve">%&gt;%</w:t>
+        <w:t>%&gt;%</w:t>
       </w:r>
       <w:r>
         <w:br/>
@@ -3660,7 +4727,7 @@
         <w:rPr>
           <w:rStyle w:val="FunctionTok"/>
         </w:rPr>
-        <w:t xml:space="preserve">st_drop_geometry</w:t>
+        <w:t>st_drop_geometry</w:t>
       </w:r>
       <w:r>
         <w:rPr>
@@ -3672,7 +4739,7 @@
         <w:rPr>
           <w:rStyle w:val="SpecialCharTok"/>
         </w:rPr>
-        <w:t xml:space="preserve">%&gt;%</w:t>
+        <w:t>%&gt;%</w:t>
       </w:r>
       <w:r>
         <w:br/>
@@ -3687,25 +4754,25 @@
         <w:rPr>
           <w:rStyle w:val="FunctionTok"/>
         </w:rPr>
-        <w:t xml:space="preserve">filter</w:t>
-      </w:r>
-      <w:r>
-        <w:rPr>
-          <w:rStyle w:val="NormalTok"/>
-        </w:rPr>
-        <w:t xml:space="preserve">(</w:t>
-      </w:r>
-      <w:r>
-        <w:rPr>
-          <w:rStyle w:val="SpecialCharTok"/>
-        </w:rPr>
-        <w:t xml:space="preserve">!</w:t>
-      </w:r>
-      <w:r>
-        <w:rPr>
-          <w:rStyle w:val="FunctionTok"/>
-        </w:rPr>
-        <w:t xml:space="preserve">is.na</w:t>
+        <w:t>filter</w:t>
+      </w:r>
+      <w:r>
+        <w:rPr>
+          <w:rStyle w:val="NormalTok"/>
+        </w:rPr>
+        <w:t>(</w:t>
+      </w:r>
+      <w:r>
+        <w:rPr>
+          <w:rStyle w:val="SpecialCharTok"/>
+        </w:rPr>
+        <w:t>!</w:t>
+      </w:r>
+      <w:r>
+        <w:rPr>
+          <w:rStyle w:val="FunctionTok"/>
+        </w:rPr>
+        <w:t>is.na</w:t>
       </w:r>
       <w:r>
         <w:rPr>
@@ -3717,7 +4784,7 @@
         <w:rPr>
           <w:rStyle w:val="SpecialCharTok"/>
         </w:rPr>
-        <w:t xml:space="preserve">&amp;</w:t>
+        <w:t>&amp;</w:t>
       </w:r>
       <w:r>
         <w:rPr>
@@ -3729,7 +4796,7 @@
         <w:rPr>
           <w:rStyle w:val="SpecialCharTok"/>
         </w:rPr>
-        <w:t xml:space="preserve">!=</w:t>
+        <w:t>!=</w:t>
       </w:r>
       <w:r>
         <w:rPr>
@@ -3741,7 +4808,7 @@
         <w:rPr>
           <w:rStyle w:val="StringTok"/>
         </w:rPr>
-        <w:t xml:space="preserve">""</w:t>
+        <w:t>""</w:t>
       </w:r>
       <w:r>
         <w:rPr>
@@ -3753,7 +4820,7 @@
         <w:rPr>
           <w:rStyle w:val="SpecialCharTok"/>
         </w:rPr>
-        <w:t xml:space="preserve">&amp;</w:t>
+        <w:t>&amp;</w:t>
       </w:r>
       <w:r>
         <w:rPr>
@@ -3765,7 +4832,7 @@
         <w:rPr>
           <w:rStyle w:val="SpecialCharTok"/>
         </w:rPr>
-        <w:t xml:space="preserve">!=</w:t>
+        <w:t>!=</w:t>
       </w:r>
       <w:r>
         <w:rPr>
@@ -3777,25 +4844,25 @@
         <w:rPr>
           <w:rStyle w:val="StringTok"/>
         </w:rPr>
-        <w:t xml:space="preserve">" "</w:t>
-      </w:r>
-      <w:r>
-        <w:rPr>
-          <w:rStyle w:val="NormalTok"/>
-        </w:rPr>
-        <w:t xml:space="preserve">)</w:t>
-      </w:r>
-      <w:r>
-        <w:br/>
-      </w:r>
-      <w:r>
-        <w:br/>
-      </w:r>
-      <w:r>
-        <w:rPr>
-          <w:rStyle w:val="FunctionTok"/>
-        </w:rPr>
-        <w:t xml:space="preserve">ggplot</w:t>
+        <w:t>" "</w:t>
+      </w:r>
+      <w:r>
+        <w:rPr>
+          <w:rStyle w:val="NormalTok"/>
+        </w:rPr>
+        <w:t>)</w:t>
+      </w:r>
+      <w:r>
+        <w:br/>
+      </w:r>
+      <w:r>
+        <w:br/>
+      </w:r>
+      <w:r>
+        <w:rPr>
+          <w:rStyle w:val="FunctionTok"/>
+        </w:rPr>
+        <w:t>ggplot</w:t>
       </w:r>
       <w:r>
         <w:rPr>
@@ -3807,19 +4874,19 @@
         <w:rPr>
           <w:rStyle w:val="FunctionTok"/>
         </w:rPr>
-        <w:t xml:space="preserve">aes</w:t>
-      </w:r>
-      <w:r>
-        <w:rPr>
-          <w:rStyle w:val="NormalTok"/>
-        </w:rPr>
-        <w:t xml:space="preserve">(</w:t>
+        <w:t>aes</w:t>
+      </w:r>
+      <w:r>
+        <w:rPr>
+          <w:rStyle w:val="NormalTok"/>
+        </w:rPr>
+        <w:t>(</w:t>
       </w:r>
       <w:r>
         <w:rPr>
           <w:rStyle w:val="AttributeTok"/>
         </w:rPr>
-        <w:t xml:space="preserve">x =</w:t>
+        <w:t>x =</w:t>
       </w:r>
       <w:r>
         <w:rPr>
@@ -3831,7 +4898,7 @@
         <w:rPr>
           <w:rStyle w:val="SpecialCharTok"/>
         </w:rPr>
-        <w:t xml:space="preserve">+</w:t>
+        <w:t>+</w:t>
       </w:r>
       <w:r>
         <w:br/>
@@ -3846,7 +4913,7 @@
         <w:rPr>
           <w:rStyle w:val="FunctionTok"/>
         </w:rPr>
-        <w:t xml:space="preserve">geom_bar</w:t>
+        <w:t>geom_bar</w:t>
       </w:r>
       <w:r>
         <w:rPr>
@@ -3858,7 +4925,7 @@
         <w:rPr>
           <w:rStyle w:val="SpecialCharTok"/>
         </w:rPr>
-        <w:t xml:space="preserve">+</w:t>
+        <w:t>+</w:t>
       </w:r>
       <w:r>
         <w:br/>
@@ -3873,19 +4940,19 @@
         <w:rPr>
           <w:rStyle w:val="FunctionTok"/>
         </w:rPr>
-        <w:t xml:space="preserve">theme_bw</w:t>
-      </w:r>
-      <w:r>
-        <w:rPr>
-          <w:rStyle w:val="NormalTok"/>
-        </w:rPr>
-        <w:t xml:space="preserve">()</w:t>
-      </w:r>
-      <w:r>
-        <w:rPr>
-          <w:rStyle w:val="SpecialCharTok"/>
-        </w:rPr>
-        <w:t xml:space="preserve">+</w:t>
+        <w:t>theme_bw</w:t>
+      </w:r>
+      <w:r>
+        <w:rPr>
+          <w:rStyle w:val="NormalTok"/>
+        </w:rPr>
+        <w:t>()</w:t>
+      </w:r>
+      <w:r>
+        <w:rPr>
+          <w:rStyle w:val="SpecialCharTok"/>
+        </w:rPr>
+        <w:t>+</w:t>
       </w:r>
       <w:r>
         <w:br/>
@@ -3900,19 +4967,19 @@
         <w:rPr>
           <w:rStyle w:val="FunctionTok"/>
         </w:rPr>
-        <w:t xml:space="preserve">labs</w:t>
-      </w:r>
-      <w:r>
-        <w:rPr>
-          <w:rStyle w:val="NormalTok"/>
-        </w:rPr>
-        <w:t xml:space="preserve">(</w:t>
+        <w:t>labs</w:t>
+      </w:r>
+      <w:r>
+        <w:rPr>
+          <w:rStyle w:val="NormalTok"/>
+        </w:rPr>
+        <w:t>(</w:t>
       </w:r>
       <w:r>
         <w:rPr>
           <w:rStyle w:val="AttributeTok"/>
         </w:rPr>
-        <w:t xml:space="preserve">title =</w:t>
+        <w:t>title =</w:t>
       </w:r>
       <w:r>
         <w:rPr>
@@ -3924,7 +4991,7 @@
         <w:rPr>
           <w:rStyle w:val="StringTok"/>
         </w:rPr>
-        <w:t xml:space="preserve">"Canopy Management Type"</w:t>
+        <w:t>"Canopy Management Type"</w:t>
       </w:r>
       <w:r>
         <w:rPr>
@@ -3936,7 +5003,7 @@
         <w:rPr>
           <w:rStyle w:val="AttributeTok"/>
         </w:rPr>
-        <w:t xml:space="preserve">x =</w:t>
+        <w:t>x =</w:t>
       </w:r>
       <w:r>
         <w:rPr>
@@ -3948,7 +5015,7 @@
         <w:rPr>
           <w:rStyle w:val="ConstantTok"/>
         </w:rPr>
-        <w:t xml:space="preserve">NULL</w:t>
+        <w:t>NULL</w:t>
       </w:r>
       <w:r>
         <w:rPr>
@@ -3960,7 +5027,7 @@
         <w:rPr>
           <w:rStyle w:val="AttributeTok"/>
         </w:rPr>
-        <w:t xml:space="preserve">y =</w:t>
+        <w:t>y =</w:t>
       </w:r>
       <w:r>
         <w:rPr>
@@ -3972,13 +5039,13 @@
         <w:rPr>
           <w:rStyle w:val="StringTok"/>
         </w:rPr>
-        <w:t xml:space="preserve">"Count"</w:t>
-      </w:r>
-      <w:r>
-        <w:rPr>
-          <w:rStyle w:val="NormalTok"/>
-        </w:rPr>
-        <w:t xml:space="preserve">)</w:t>
+        <w:t>"Count"</w:t>
+      </w:r>
+      <w:r>
+        <w:rPr>
+          <w:rStyle w:val="NormalTok"/>
+        </w:rPr>
+        <w:t>)</w:t>
       </w:r>
       <w:r>
         <w:br/>
@@ -3987,7 +5054,7 @@
         <w:rPr>
           <w:rStyle w:val="CommentTok"/>
         </w:rPr>
-        <w:t xml:space="preserve"># SURF_MGT barplot</w:t>
+        <w:t># SURF_MGT barplot</w:t>
       </w:r>
       <w:r>
         <w:br/>
@@ -4002,7 +5069,7 @@
         <w:rPr>
           <w:rStyle w:val="OtherTok"/>
         </w:rPr>
-        <w:t xml:space="preserve">&lt;-</w:t>
+        <w:t>&lt;-</w:t>
       </w:r>
       <w:r>
         <w:rPr>
@@ -4014,7 +5081,7 @@
         <w:rPr>
           <w:rStyle w:val="SpecialCharTok"/>
         </w:rPr>
-        <w:t xml:space="preserve">%&gt;%</w:t>
+        <w:t>%&gt;%</w:t>
       </w:r>
       <w:r>
         <w:br/>
@@ -4029,7 +5096,7 @@
         <w:rPr>
           <w:rStyle w:val="FunctionTok"/>
         </w:rPr>
-        <w:t xml:space="preserve">st_drop_geometry</w:t>
+        <w:t>st_drop_geometry</w:t>
       </w:r>
       <w:r>
         <w:rPr>
@@ -4041,7 +5108,7 @@
         <w:rPr>
           <w:rStyle w:val="SpecialCharTok"/>
         </w:rPr>
-        <w:t xml:space="preserve">%&gt;%</w:t>
+        <w:t>%&gt;%</w:t>
       </w:r>
       <w:r>
         <w:br/>
@@ -4056,25 +5123,25 @@
         <w:rPr>
           <w:rStyle w:val="FunctionTok"/>
         </w:rPr>
-        <w:t xml:space="preserve">filter</w:t>
-      </w:r>
-      <w:r>
-        <w:rPr>
-          <w:rStyle w:val="NormalTok"/>
-        </w:rPr>
-        <w:t xml:space="preserve">(</w:t>
-      </w:r>
-      <w:r>
-        <w:rPr>
-          <w:rStyle w:val="SpecialCharTok"/>
-        </w:rPr>
-        <w:t xml:space="preserve">!</w:t>
-      </w:r>
-      <w:r>
-        <w:rPr>
-          <w:rStyle w:val="FunctionTok"/>
-        </w:rPr>
-        <w:t xml:space="preserve">is.na</w:t>
+        <w:t>filter</w:t>
+      </w:r>
+      <w:r>
+        <w:rPr>
+          <w:rStyle w:val="NormalTok"/>
+        </w:rPr>
+        <w:t>(</w:t>
+      </w:r>
+      <w:r>
+        <w:rPr>
+          <w:rStyle w:val="SpecialCharTok"/>
+        </w:rPr>
+        <w:t>!</w:t>
+      </w:r>
+      <w:r>
+        <w:rPr>
+          <w:rStyle w:val="FunctionTok"/>
+        </w:rPr>
+        <w:t>is.na</w:t>
       </w:r>
       <w:r>
         <w:rPr>
@@ -4086,7 +5153,7 @@
         <w:rPr>
           <w:rStyle w:val="SpecialCharTok"/>
         </w:rPr>
-        <w:t xml:space="preserve">&amp;</w:t>
+        <w:t>&amp;</w:t>
       </w:r>
       <w:r>
         <w:rPr>
@@ -4098,7 +5165,7 @@
         <w:rPr>
           <w:rStyle w:val="SpecialCharTok"/>
         </w:rPr>
-        <w:t xml:space="preserve">!=</w:t>
+        <w:t>!=</w:t>
       </w:r>
       <w:r>
         <w:rPr>
@@ -4110,7 +5177,7 @@
         <w:rPr>
           <w:rStyle w:val="StringTok"/>
         </w:rPr>
-        <w:t xml:space="preserve">""</w:t>
+        <w:t>""</w:t>
       </w:r>
       <w:r>
         <w:rPr>
@@ -4122,7 +5189,7 @@
         <w:rPr>
           <w:rStyle w:val="SpecialCharTok"/>
         </w:rPr>
-        <w:t xml:space="preserve">&amp;</w:t>
+        <w:t>&amp;</w:t>
       </w:r>
       <w:r>
         <w:rPr>
@@ -4134,7 +5201,7 @@
         <w:rPr>
           <w:rStyle w:val="SpecialCharTok"/>
         </w:rPr>
-        <w:t xml:space="preserve">!=</w:t>
+        <w:t>!=</w:t>
       </w:r>
       <w:r>
         <w:rPr>
@@ -4146,25 +5213,25 @@
         <w:rPr>
           <w:rStyle w:val="StringTok"/>
         </w:rPr>
-        <w:t xml:space="preserve">" "</w:t>
-      </w:r>
-      <w:r>
-        <w:rPr>
-          <w:rStyle w:val="NormalTok"/>
-        </w:rPr>
-        <w:t xml:space="preserve">)</w:t>
-      </w:r>
-      <w:r>
-        <w:br/>
-      </w:r>
-      <w:r>
-        <w:br/>
-      </w:r>
-      <w:r>
-        <w:rPr>
-          <w:rStyle w:val="FunctionTok"/>
-        </w:rPr>
-        <w:t xml:space="preserve">ggplot</w:t>
+        <w:t>" "</w:t>
+      </w:r>
+      <w:r>
+        <w:rPr>
+          <w:rStyle w:val="NormalTok"/>
+        </w:rPr>
+        <w:t>)</w:t>
+      </w:r>
+      <w:r>
+        <w:br/>
+      </w:r>
+      <w:r>
+        <w:br/>
+      </w:r>
+      <w:r>
+        <w:rPr>
+          <w:rStyle w:val="FunctionTok"/>
+        </w:rPr>
+        <w:t>ggplot</w:t>
       </w:r>
       <w:r>
         <w:rPr>
@@ -4176,19 +5243,19 @@
         <w:rPr>
           <w:rStyle w:val="FunctionTok"/>
         </w:rPr>
-        <w:t xml:space="preserve">aes</w:t>
-      </w:r>
-      <w:r>
-        <w:rPr>
-          <w:rStyle w:val="NormalTok"/>
-        </w:rPr>
-        <w:t xml:space="preserve">(</w:t>
+        <w:t>aes</w:t>
+      </w:r>
+      <w:r>
+        <w:rPr>
+          <w:rStyle w:val="NormalTok"/>
+        </w:rPr>
+        <w:t>(</w:t>
       </w:r>
       <w:r>
         <w:rPr>
           <w:rStyle w:val="AttributeTok"/>
         </w:rPr>
-        <w:t xml:space="preserve">x =</w:t>
+        <w:t>x =</w:t>
       </w:r>
       <w:r>
         <w:rPr>
@@ -4200,7 +5267,7 @@
         <w:rPr>
           <w:rStyle w:val="SpecialCharTok"/>
         </w:rPr>
-        <w:t xml:space="preserve">+</w:t>
+        <w:t>+</w:t>
       </w:r>
       <w:r>
         <w:br/>
@@ -4215,7 +5282,7 @@
         <w:rPr>
           <w:rStyle w:val="FunctionTok"/>
         </w:rPr>
-        <w:t xml:space="preserve">geom_bar</w:t>
+        <w:t>geom_bar</w:t>
       </w:r>
       <w:r>
         <w:rPr>
@@ -4227,7 +5294,7 @@
         <w:rPr>
           <w:rStyle w:val="SpecialCharTok"/>
         </w:rPr>
-        <w:t xml:space="preserve">+</w:t>
+        <w:t>+</w:t>
       </w:r>
       <w:r>
         <w:br/>
@@ -4242,19 +5309,19 @@
         <w:rPr>
           <w:rStyle w:val="FunctionTok"/>
         </w:rPr>
-        <w:t xml:space="preserve">theme_bw</w:t>
-      </w:r>
-      <w:r>
-        <w:rPr>
-          <w:rStyle w:val="NormalTok"/>
-        </w:rPr>
-        <w:t xml:space="preserve">()</w:t>
-      </w:r>
-      <w:r>
-        <w:rPr>
-          <w:rStyle w:val="SpecialCharTok"/>
-        </w:rPr>
-        <w:t xml:space="preserve">+</w:t>
+        <w:t>theme_bw</w:t>
+      </w:r>
+      <w:r>
+        <w:rPr>
+          <w:rStyle w:val="NormalTok"/>
+        </w:rPr>
+        <w:t>()</w:t>
+      </w:r>
+      <w:r>
+        <w:rPr>
+          <w:rStyle w:val="SpecialCharTok"/>
+        </w:rPr>
+        <w:t>+</w:t>
       </w:r>
       <w:r>
         <w:br/>
@@ -4269,19 +5336,19 @@
         <w:rPr>
           <w:rStyle w:val="FunctionTok"/>
         </w:rPr>
-        <w:t xml:space="preserve">labs</w:t>
-      </w:r>
-      <w:r>
-        <w:rPr>
-          <w:rStyle w:val="NormalTok"/>
-        </w:rPr>
-        <w:t xml:space="preserve">(</w:t>
+        <w:t>labs</w:t>
+      </w:r>
+      <w:r>
+        <w:rPr>
+          <w:rStyle w:val="NormalTok"/>
+        </w:rPr>
+        <w:t>(</w:t>
       </w:r>
       <w:r>
         <w:rPr>
           <w:rStyle w:val="AttributeTok"/>
         </w:rPr>
-        <w:t xml:space="preserve">title =</w:t>
+        <w:t>title =</w:t>
       </w:r>
       <w:r>
         <w:rPr>
@@ -4293,7 +5360,7 @@
         <w:rPr>
           <w:rStyle w:val="StringTok"/>
         </w:rPr>
-        <w:t xml:space="preserve">"Surface Management Type"</w:t>
+        <w:t>"Surface Management Type"</w:t>
       </w:r>
       <w:r>
         <w:rPr>
@@ -4305,7 +5372,7 @@
         <w:rPr>
           <w:rStyle w:val="AttributeTok"/>
         </w:rPr>
-        <w:t xml:space="preserve">x =</w:t>
+        <w:t>x =</w:t>
       </w:r>
       <w:r>
         <w:rPr>
@@ -4317,7 +5384,7 @@
         <w:rPr>
           <w:rStyle w:val="ConstantTok"/>
         </w:rPr>
-        <w:t xml:space="preserve">NULL</w:t>
+        <w:t>NULL</w:t>
       </w:r>
       <w:r>
         <w:rPr>
@@ -4329,7 +5396,7 @@
         <w:rPr>
           <w:rStyle w:val="AttributeTok"/>
         </w:rPr>
-        <w:t xml:space="preserve">y =</w:t>
+        <w:t>y =</w:t>
       </w:r>
       <w:r>
         <w:rPr>
@@ -4341,13 +5408,13 @@
         <w:rPr>
           <w:rStyle w:val="StringTok"/>
         </w:rPr>
-        <w:t xml:space="preserve">"Count"</w:t>
-      </w:r>
-      <w:r>
-        <w:rPr>
-          <w:rStyle w:val="NormalTok"/>
-        </w:rPr>
-        <w:t xml:space="preserve">)</w:t>
+        <w:t>"Count"</w:t>
+      </w:r>
+      <w:r>
+        <w:rPr>
+          <w:rStyle w:val="NormalTok"/>
+        </w:rPr>
+        <w:t>)</w:t>
       </w:r>
       <w:r>
         <w:br/>
@@ -4356,28 +5423,28 @@
         <w:rPr>
           <w:rStyle w:val="CommentTok"/>
         </w:rPr>
-        <w:t xml:space="preserve"># YEAR_COMP histogram</w:t>
-      </w:r>
-      <w:r>
-        <w:br/>
-      </w:r>
-      <w:r>
-        <w:rPr>
-          <w:rStyle w:val="FunctionTok"/>
-        </w:rPr>
-        <w:t xml:space="preserve">hist</w:t>
-      </w:r>
-      <w:r>
-        <w:rPr>
-          <w:rStyle w:val="NormalTok"/>
-        </w:rPr>
-        <w:t xml:space="preserve">(treats</w:t>
-      </w:r>
-      <w:r>
-        <w:rPr>
-          <w:rStyle w:val="SpecialCharTok"/>
-        </w:rPr>
-        <w:t xml:space="preserve">$</w:t>
+        <w:t># YEAR_COMP histogram</w:t>
+      </w:r>
+      <w:r>
+        <w:br/>
+      </w:r>
+      <w:r>
+        <w:rPr>
+          <w:rStyle w:val="FunctionTok"/>
+        </w:rPr>
+        <w:t>hist</w:t>
+      </w:r>
+      <w:r>
+        <w:rPr>
+          <w:rStyle w:val="NormalTok"/>
+        </w:rPr>
+        <w:t>(treats</w:t>
+      </w:r>
+      <w:r>
+        <w:rPr>
+          <w:rStyle w:val="SpecialCharTok"/>
+        </w:rPr>
+        <w:t>$</w:t>
       </w:r>
       <w:r>
         <w:rPr>
@@ -4389,7 +5456,7 @@
         <w:rPr>
           <w:rStyle w:val="AttributeTok"/>
         </w:rPr>
-        <w:t xml:space="preserve">main =</w:t>
+        <w:t>main =</w:t>
       </w:r>
       <w:r>
         <w:rPr>
@@ -4401,7 +5468,7 @@
         <w:rPr>
           <w:rStyle w:val="StringTok"/>
         </w:rPr>
-        <w:t xml:space="preserve">"Treatment Year Completed"</w:t>
+        <w:t>"Treatment Year Completed"</w:t>
       </w:r>
       <w:r>
         <w:rPr>
@@ -4413,7 +5480,7 @@
         <w:rPr>
           <w:rStyle w:val="AttributeTok"/>
         </w:rPr>
-        <w:t xml:space="preserve">xlab =</w:t>
+        <w:t>xlab =</w:t>
       </w:r>
       <w:r>
         <w:rPr>
@@ -4425,7 +5492,7 @@
         <w:rPr>
           <w:rStyle w:val="StringTok"/>
         </w:rPr>
-        <w:t xml:space="preserve">"Year"</w:t>
+        <w:t>"Year"</w:t>
       </w:r>
       <w:r>
         <w:rPr>
@@ -4437,7 +5504,7 @@
         <w:rPr>
           <w:rStyle w:val="AttributeTok"/>
         </w:rPr>
-        <w:t xml:space="preserve">xlim =</w:t>
+        <w:t>xlim =</w:t>
       </w:r>
       <w:r>
         <w:rPr>
@@ -4449,64 +5516,64 @@
         <w:rPr>
           <w:rStyle w:val="FunctionTok"/>
         </w:rPr>
-        <w:t xml:space="preserve">c</w:t>
-      </w:r>
-      <w:r>
-        <w:rPr>
-          <w:rStyle w:val="NormalTok"/>
-        </w:rPr>
-        <w:t xml:space="preserve">(</w:t>
+        <w:t>c</w:t>
+      </w:r>
+      <w:r>
+        <w:rPr>
+          <w:rStyle w:val="NormalTok"/>
+        </w:rPr>
+        <w:t>(</w:t>
       </w:r>
       <w:r>
         <w:rPr>
           <w:rStyle w:val="DecValTok"/>
         </w:rPr>
-        <w:t xml:space="preserve">2000</w:t>
-      </w:r>
-      <w:r>
-        <w:rPr>
-          <w:rStyle w:val="NormalTok"/>
-        </w:rPr>
-        <w:t xml:space="preserve">,</w:t>
+        <w:t>2000</w:t>
+      </w:r>
+      <w:r>
+        <w:rPr>
+          <w:rStyle w:val="NormalTok"/>
+        </w:rPr>
+        <w:t>,</w:t>
       </w:r>
       <w:r>
         <w:rPr>
           <w:rStyle w:val="DecValTok"/>
         </w:rPr>
-        <w:t xml:space="preserve">2025</w:t>
-      </w:r>
-      <w:r>
-        <w:rPr>
-          <w:rStyle w:val="NormalTok"/>
-        </w:rPr>
-        <w:t xml:space="preserve">))</w:t>
-      </w:r>
-      <w:r>
-        <w:br/>
-      </w:r>
-      <w:r>
-        <w:rPr>
-          <w:rStyle w:val="FunctionTok"/>
-        </w:rPr>
-        <w:t xml:space="preserve">range</w:t>
-      </w:r>
-      <w:r>
-        <w:rPr>
-          <w:rStyle w:val="NormalTok"/>
-        </w:rPr>
-        <w:t xml:space="preserve">(treats</w:t>
-      </w:r>
-      <w:r>
-        <w:rPr>
-          <w:rStyle w:val="SpecialCharTok"/>
-        </w:rPr>
-        <w:t xml:space="preserve">$</w:t>
-      </w:r>
-      <w:r>
-        <w:rPr>
-          <w:rStyle w:val="NormalTok"/>
-        </w:rPr>
-        <w:t xml:space="preserve">YEAR_COMP)</w:t>
+        <w:t>2025</w:t>
+      </w:r>
+      <w:r>
+        <w:rPr>
+          <w:rStyle w:val="NormalTok"/>
+        </w:rPr>
+        <w:t>))</w:t>
+      </w:r>
+      <w:r>
+        <w:br/>
+      </w:r>
+      <w:r>
+        <w:rPr>
+          <w:rStyle w:val="FunctionTok"/>
+        </w:rPr>
+        <w:t>range</w:t>
+      </w:r>
+      <w:r>
+        <w:rPr>
+          <w:rStyle w:val="NormalTok"/>
+        </w:rPr>
+        <w:t>(treats</w:t>
+      </w:r>
+      <w:r>
+        <w:rPr>
+          <w:rStyle w:val="SpecialCharTok"/>
+        </w:rPr>
+        <w:t>$</w:t>
+      </w:r>
+      <w:r>
+        <w:rPr>
+          <w:rStyle w:val="NormalTok"/>
+        </w:rPr>
+        <w:t>YEAR_COMP)</w:t>
       </w:r>
       <w:r>
         <w:br/>
@@ -4515,16 +5582,16 @@
         <w:rPr>
           <w:rStyle w:val="CommentTok"/>
         </w:rPr>
-        <w:t xml:space="preserve"># FOR_TYPE barplot</w:t>
-      </w:r>
-      <w:r>
-        <w:br/>
-      </w:r>
-      <w:r>
-        <w:rPr>
-          <w:rStyle w:val="FunctionTok"/>
-        </w:rPr>
-        <w:t xml:space="preserve">ggplot</w:t>
+        <w:t># FOR_TYPE barplot</w:t>
+      </w:r>
+      <w:r>
+        <w:br/>
+      </w:r>
+      <w:r>
+        <w:rPr>
+          <w:rStyle w:val="FunctionTok"/>
+        </w:rPr>
+        <w:t>ggplot</w:t>
       </w:r>
       <w:r>
         <w:rPr>
@@ -4536,19 +5603,19 @@
         <w:rPr>
           <w:rStyle w:val="FunctionTok"/>
         </w:rPr>
-        <w:t xml:space="preserve">aes</w:t>
-      </w:r>
-      <w:r>
-        <w:rPr>
-          <w:rStyle w:val="NormalTok"/>
-        </w:rPr>
-        <w:t xml:space="preserve">(</w:t>
+        <w:t>aes</w:t>
+      </w:r>
+      <w:r>
+        <w:rPr>
+          <w:rStyle w:val="NormalTok"/>
+        </w:rPr>
+        <w:t>(</w:t>
       </w:r>
       <w:r>
         <w:rPr>
           <w:rStyle w:val="AttributeTok"/>
         </w:rPr>
-        <w:t xml:space="preserve">x =</w:t>
+        <w:t>x =</w:t>
       </w:r>
       <w:r>
         <w:rPr>
@@ -4560,7 +5627,7 @@
         <w:rPr>
           <w:rStyle w:val="SpecialCharTok"/>
         </w:rPr>
-        <w:t xml:space="preserve">+</w:t>
+        <w:t>+</w:t>
       </w:r>
       <w:r>
         <w:br/>
@@ -4575,19 +5642,19 @@
         <w:rPr>
           <w:rStyle w:val="FunctionTok"/>
         </w:rPr>
-        <w:t xml:space="preserve">geom_bar</w:t>
-      </w:r>
-      <w:r>
-        <w:rPr>
-          <w:rStyle w:val="NormalTok"/>
-        </w:rPr>
-        <w:t xml:space="preserve">(</w:t>
+        <w:t>geom_bar</w:t>
+      </w:r>
+      <w:r>
+        <w:rPr>
+          <w:rStyle w:val="NormalTok"/>
+        </w:rPr>
+        <w:t>(</w:t>
       </w:r>
       <w:r>
         <w:rPr>
           <w:rStyle w:val="AttributeTok"/>
         </w:rPr>
-        <w:t xml:space="preserve">fill =</w:t>
+        <w:t>fill =</w:t>
       </w:r>
       <w:r>
         <w:rPr>
@@ -4599,7 +5666,7 @@
         <w:rPr>
           <w:rStyle w:val="StringTok"/>
         </w:rPr>
-        <w:t xml:space="preserve">"seagreen"</w:t>
+        <w:t>"seagreen"</w:t>
       </w:r>
       <w:r>
         <w:rPr>
@@ -4611,7 +5678,7 @@
         <w:rPr>
           <w:rStyle w:val="SpecialCharTok"/>
         </w:rPr>
-        <w:t xml:space="preserve">+</w:t>
+        <w:t>+</w:t>
       </w:r>
       <w:r>
         <w:br/>
@@ -4626,7 +5693,7 @@
         <w:rPr>
           <w:rStyle w:val="FunctionTok"/>
         </w:rPr>
-        <w:t xml:space="preserve">theme_bw</w:t>
+        <w:t>theme_bw</w:t>
       </w:r>
       <w:r>
         <w:rPr>
@@ -4638,7 +5705,7 @@
         <w:rPr>
           <w:rStyle w:val="SpecialCharTok"/>
         </w:rPr>
-        <w:t xml:space="preserve">+</w:t>
+        <w:t>+</w:t>
       </w:r>
       <w:r>
         <w:br/>
@@ -4653,19 +5720,19 @@
         <w:rPr>
           <w:rStyle w:val="FunctionTok"/>
         </w:rPr>
-        <w:t xml:space="preserve">labs</w:t>
-      </w:r>
-      <w:r>
-        <w:rPr>
-          <w:rStyle w:val="NormalTok"/>
-        </w:rPr>
-        <w:t xml:space="preserve">(</w:t>
+        <w:t>labs</w:t>
+      </w:r>
+      <w:r>
+        <w:rPr>
+          <w:rStyle w:val="NormalTok"/>
+        </w:rPr>
+        <w:t>(</w:t>
       </w:r>
       <w:r>
         <w:rPr>
           <w:rStyle w:val="AttributeTok"/>
         </w:rPr>
-        <w:t xml:space="preserve">title =</w:t>
+        <w:t>title =</w:t>
       </w:r>
       <w:r>
         <w:rPr>
@@ -4677,7 +5744,7 @@
         <w:rPr>
           <w:rStyle w:val="StringTok"/>
         </w:rPr>
-        <w:t xml:space="preserve">"Forest Type"</w:t>
+        <w:t>"Forest Type"</w:t>
       </w:r>
       <w:r>
         <w:rPr>
@@ -4689,7 +5756,7 @@
         <w:rPr>
           <w:rStyle w:val="AttributeTok"/>
         </w:rPr>
-        <w:t xml:space="preserve">x =</w:t>
+        <w:t>x =</w:t>
       </w:r>
       <w:r>
         <w:rPr>
@@ -4701,7 +5768,7 @@
         <w:rPr>
           <w:rStyle w:val="ConstantTok"/>
         </w:rPr>
-        <w:t xml:space="preserve">NULL</w:t>
+        <w:t>NULL</w:t>
       </w:r>
       <w:r>
         <w:rPr>
@@ -4713,7 +5780,7 @@
         <w:rPr>
           <w:rStyle w:val="AttributeTok"/>
         </w:rPr>
-        <w:t xml:space="preserve">y =</w:t>
+        <w:t>y =</w:t>
       </w:r>
       <w:r>
         <w:rPr>
@@ -4725,7 +5792,7 @@
         <w:rPr>
           <w:rStyle w:val="StringTok"/>
         </w:rPr>
-        <w:t xml:space="preserve">"Count"</w:t>
+        <w:t>"Count"</w:t>
       </w:r>
       <w:r>
         <w:rPr>
@@ -4737,7 +5804,7 @@
         <w:rPr>
           <w:rStyle w:val="SpecialCharTok"/>
         </w:rPr>
-        <w:t xml:space="preserve">+</w:t>
+        <w:t>+</w:t>
       </w:r>
       <w:r>
         <w:br/>
@@ -4752,19 +5819,19 @@
         <w:rPr>
           <w:rStyle w:val="FunctionTok"/>
         </w:rPr>
-        <w:t xml:space="preserve">theme</w:t>
-      </w:r>
-      <w:r>
-        <w:rPr>
-          <w:rStyle w:val="NormalTok"/>
-        </w:rPr>
-        <w:t xml:space="preserve">(</w:t>
+        <w:t>theme</w:t>
+      </w:r>
+      <w:r>
+        <w:rPr>
+          <w:rStyle w:val="NormalTok"/>
+        </w:rPr>
+        <w:t>(</w:t>
       </w:r>
       <w:r>
         <w:rPr>
           <w:rStyle w:val="AttributeTok"/>
         </w:rPr>
-        <w:t xml:space="preserve">axis.text.x =</w:t>
+        <w:t>axis.text.x =</w:t>
       </w:r>
       <w:r>
         <w:rPr>
@@ -4776,19 +5843,19 @@
         <w:rPr>
           <w:rStyle w:val="FunctionTok"/>
         </w:rPr>
-        <w:t xml:space="preserve">element_text</w:t>
-      </w:r>
-      <w:r>
-        <w:rPr>
-          <w:rStyle w:val="NormalTok"/>
-        </w:rPr>
-        <w:t xml:space="preserve">(</w:t>
+        <w:t>element_text</w:t>
+      </w:r>
+      <w:r>
+        <w:rPr>
+          <w:rStyle w:val="NormalTok"/>
+        </w:rPr>
+        <w:t>(</w:t>
       </w:r>
       <w:r>
         <w:rPr>
           <w:rStyle w:val="AttributeTok"/>
         </w:rPr>
-        <w:t xml:space="preserve">angle =</w:t>
+        <w:t>angle =</w:t>
       </w:r>
       <w:r>
         <w:rPr>
@@ -4800,7 +5867,7 @@
         <w:rPr>
           <w:rStyle w:val="DecValTok"/>
         </w:rPr>
-        <w:t xml:space="preserve">45</w:t>
+        <w:t>45</w:t>
       </w:r>
       <w:r>
         <w:rPr>
@@ -4812,7 +5879,7 @@
         <w:rPr>
           <w:rStyle w:val="AttributeTok"/>
         </w:rPr>
-        <w:t xml:space="preserve">hjust =</w:t>
+        <w:t>hjust =</w:t>
       </w:r>
       <w:r>
         <w:rPr>
@@ -4824,13 +5891,13 @@
         <w:rPr>
           <w:rStyle w:val="DecValTok"/>
         </w:rPr>
-        <w:t xml:space="preserve">1</w:t>
-      </w:r>
-      <w:r>
-        <w:rPr>
-          <w:rStyle w:val="NormalTok"/>
-        </w:rPr>
-        <w:t xml:space="preserve">))</w:t>
+        <w:t>1</w:t>
+      </w:r>
+      <w:r>
+        <w:rPr>
+          <w:rStyle w:val="NormalTok"/>
+        </w:rPr>
+        <w:t>))</w:t>
       </w:r>
       <w:r>
         <w:br/>
@@ -4839,28 +5906,28 @@
         <w:rPr>
           <w:rStyle w:val="CommentTok"/>
         </w:rPr>
-        <w:t xml:space="preserve">#histogram of ACRES_MGT</w:t>
-      </w:r>
-      <w:r>
-        <w:br/>
-      </w:r>
-      <w:r>
-        <w:rPr>
-          <w:rStyle w:val="FunctionTok"/>
-        </w:rPr>
-        <w:t xml:space="preserve">hist</w:t>
-      </w:r>
-      <w:r>
-        <w:rPr>
-          <w:rStyle w:val="NormalTok"/>
-        </w:rPr>
-        <w:t xml:space="preserve">(treats</w:t>
-      </w:r>
-      <w:r>
-        <w:rPr>
-          <w:rStyle w:val="SpecialCharTok"/>
-        </w:rPr>
-        <w:t xml:space="preserve">$</w:t>
+        <w:t>#histogram of ACRES_MGT</w:t>
+      </w:r>
+      <w:r>
+        <w:br/>
+      </w:r>
+      <w:r>
+        <w:rPr>
+          <w:rStyle w:val="FunctionTok"/>
+        </w:rPr>
+        <w:t>hist</w:t>
+      </w:r>
+      <w:r>
+        <w:rPr>
+          <w:rStyle w:val="NormalTok"/>
+        </w:rPr>
+        <w:t>(treats</w:t>
+      </w:r>
+      <w:r>
+        <w:rPr>
+          <w:rStyle w:val="SpecialCharTok"/>
+        </w:rPr>
+        <w:t>$</w:t>
       </w:r>
       <w:r>
         <w:rPr>
@@ -4872,7 +5939,7 @@
         <w:rPr>
           <w:rStyle w:val="AttributeTok"/>
         </w:rPr>
-        <w:t xml:space="preserve">main =</w:t>
+        <w:t>main =</w:t>
       </w:r>
       <w:r>
         <w:rPr>
@@ -4884,7 +5951,7 @@
         <w:rPr>
           <w:rStyle w:val="StringTok"/>
         </w:rPr>
-        <w:t xml:space="preserve">"Treatment Acres Managed"</w:t>
+        <w:t>"Treatment Acres Managed"</w:t>
       </w:r>
       <w:r>
         <w:rPr>
@@ -4896,7 +5963,7 @@
         <w:rPr>
           <w:rStyle w:val="AttributeTok"/>
         </w:rPr>
-        <w:t xml:space="preserve">xlab =</w:t>
+        <w:t>xlab =</w:t>
       </w:r>
       <w:r>
         <w:rPr>
@@ -4908,13 +5975,13 @@
         <w:rPr>
           <w:rStyle w:val="StringTok"/>
         </w:rPr>
-        <w:t xml:space="preserve">"Acres"</w:t>
-      </w:r>
-      <w:r>
-        <w:rPr>
-          <w:rStyle w:val="NormalTok"/>
-        </w:rPr>
-        <w:t xml:space="preserve">)</w:t>
+        <w:t>"Acres"</w:t>
+      </w:r>
+      <w:r>
+        <w:rPr>
+          <w:rStyle w:val="NormalTok"/>
+        </w:rPr>
+        <w:t>)</w:t>
       </w:r>
       <w:r>
         <w:br/>
@@ -4923,34 +5990,34 @@
         <w:rPr>
           <w:rStyle w:val="CommentTok"/>
         </w:rPr>
-        <w:t xml:space="preserve">#but mean is small</w:t>
-      </w:r>
-      <w:r>
-        <w:br/>
-      </w:r>
-      <w:r>
-        <w:rPr>
-          <w:rStyle w:val="FunctionTok"/>
-        </w:rPr>
-        <w:t xml:space="preserve">mean</w:t>
-      </w:r>
-      <w:r>
-        <w:rPr>
-          <w:rStyle w:val="NormalTok"/>
-        </w:rPr>
-        <w:t xml:space="preserve">(treats</w:t>
-      </w:r>
-      <w:r>
-        <w:rPr>
-          <w:rStyle w:val="SpecialCharTok"/>
-        </w:rPr>
-        <w:t xml:space="preserve">$</w:t>
-      </w:r>
-      <w:r>
-        <w:rPr>
-          <w:rStyle w:val="NormalTok"/>
-        </w:rPr>
-        <w:t xml:space="preserve">ACRES_MGT)</w:t>
+        <w:t>#but mean is small</w:t>
+      </w:r>
+      <w:r>
+        <w:br/>
+      </w:r>
+      <w:r>
+        <w:rPr>
+          <w:rStyle w:val="FunctionTok"/>
+        </w:rPr>
+        <w:t>mean</w:t>
+      </w:r>
+      <w:r>
+        <w:rPr>
+          <w:rStyle w:val="NormalTok"/>
+        </w:rPr>
+        <w:t>(treats</w:t>
+      </w:r>
+      <w:r>
+        <w:rPr>
+          <w:rStyle w:val="SpecialCharTok"/>
+        </w:rPr>
+        <w:t>$</w:t>
+      </w:r>
+      <w:r>
+        <w:rPr>
+          <w:rStyle w:val="NormalTok"/>
+        </w:rPr>
+        <w:t>ACRES_MGT)</w:t>
       </w:r>
       <w:r>
         <w:br/>
@@ -4959,28 +6026,28 @@
         <w:rPr>
           <w:rStyle w:val="CommentTok"/>
         </w:rPr>
-        <w:t xml:space="preserve">#we can see there are a couple outliers</w:t>
-      </w:r>
-      <w:r>
-        <w:br/>
-      </w:r>
-      <w:r>
-        <w:rPr>
-          <w:rStyle w:val="FunctionTok"/>
-        </w:rPr>
-        <w:t xml:space="preserve">boxplot</w:t>
-      </w:r>
-      <w:r>
-        <w:rPr>
-          <w:rStyle w:val="NormalTok"/>
-        </w:rPr>
-        <w:t xml:space="preserve">(treats</w:t>
-      </w:r>
-      <w:r>
-        <w:rPr>
-          <w:rStyle w:val="SpecialCharTok"/>
-        </w:rPr>
-        <w:t xml:space="preserve">$</w:t>
+        <w:t>#we can see there are a couple outliers</w:t>
+      </w:r>
+      <w:r>
+        <w:br/>
+      </w:r>
+      <w:r>
+        <w:rPr>
+          <w:rStyle w:val="FunctionTok"/>
+        </w:rPr>
+        <w:t>boxplot</w:t>
+      </w:r>
+      <w:r>
+        <w:rPr>
+          <w:rStyle w:val="NormalTok"/>
+        </w:rPr>
+        <w:t>(treats</w:t>
+      </w:r>
+      <w:r>
+        <w:rPr>
+          <w:rStyle w:val="SpecialCharTok"/>
+        </w:rPr>
+        <w:t>$</w:t>
       </w:r>
       <w:r>
         <w:rPr>
@@ -4992,7 +6059,7 @@
         <w:rPr>
           <w:rStyle w:val="AttributeTok"/>
         </w:rPr>
-        <w:t xml:space="preserve">main =</w:t>
+        <w:t>main =</w:t>
       </w:r>
       <w:r>
         <w:rPr>
@@ -5004,7 +6071,7 @@
         <w:rPr>
           <w:rStyle w:val="StringTok"/>
         </w:rPr>
-        <w:t xml:space="preserve">"Boxplot of Treatment Acres Managed"</w:t>
+        <w:t>"Boxplot of Treatment Acres Managed"</w:t>
       </w:r>
       <w:r>
         <w:rPr>
@@ -5016,7 +6083,7 @@
         <w:rPr>
           <w:rStyle w:val="AttributeTok"/>
         </w:rPr>
-        <w:t xml:space="preserve">ylab =</w:t>
+        <w:t>ylab =</w:t>
       </w:r>
       <w:r>
         <w:rPr>
@@ -5028,13 +6095,13 @@
         <w:rPr>
           <w:rStyle w:val="StringTok"/>
         </w:rPr>
-        <w:t xml:space="preserve">"Acres"</w:t>
-      </w:r>
-      <w:r>
-        <w:rPr>
-          <w:rStyle w:val="NormalTok"/>
-        </w:rPr>
-        <w:t xml:space="preserve">)</w:t>
+        <w:t>"Acres"</w:t>
+      </w:r>
+      <w:r>
+        <w:rPr>
+          <w:rStyle w:val="NormalTok"/>
+        </w:rPr>
+        <w:t>)</w:t>
       </w:r>
       <w:r>
         <w:br/>
@@ -5049,7 +6116,7 @@
         <w:rPr>
           <w:rStyle w:val="OtherTok"/>
         </w:rPr>
-        <w:t xml:space="preserve">&lt;-</w:t>
+        <w:t>&lt;-</w:t>
       </w:r>
       <w:r>
         <w:rPr>
@@ -5061,37 +6128,37 @@
         <w:rPr>
           <w:rStyle w:val="FunctionTok"/>
         </w:rPr>
-        <w:t xml:space="preserve">order</w:t>
-      </w:r>
-      <w:r>
-        <w:rPr>
-          <w:rStyle w:val="NormalTok"/>
-        </w:rPr>
-        <w:t xml:space="preserve">(</w:t>
-      </w:r>
-      <w:r>
-        <w:rPr>
-          <w:rStyle w:val="SpecialCharTok"/>
-        </w:rPr>
-        <w:t xml:space="preserve">-</w:t>
-      </w:r>
-      <w:r>
-        <w:rPr>
-          <w:rStyle w:val="NormalTok"/>
-        </w:rPr>
-        <w:t xml:space="preserve">treats</w:t>
-      </w:r>
-      <w:r>
-        <w:rPr>
-          <w:rStyle w:val="SpecialCharTok"/>
-        </w:rPr>
-        <w:t xml:space="preserve">$</w:t>
-      </w:r>
-      <w:r>
-        <w:rPr>
-          <w:rStyle w:val="NormalTok"/>
-        </w:rPr>
-        <w:t xml:space="preserve">ACRES_MGT), ]</w:t>
+        <w:t>order</w:t>
+      </w:r>
+      <w:r>
+        <w:rPr>
+          <w:rStyle w:val="NormalTok"/>
+        </w:rPr>
+        <w:t>(</w:t>
+      </w:r>
+      <w:r>
+        <w:rPr>
+          <w:rStyle w:val="SpecialCharTok"/>
+        </w:rPr>
+        <w:t>-</w:t>
+      </w:r>
+      <w:r>
+        <w:rPr>
+          <w:rStyle w:val="NormalTok"/>
+        </w:rPr>
+        <w:t>treats</w:t>
+      </w:r>
+      <w:r>
+        <w:rPr>
+          <w:rStyle w:val="SpecialCharTok"/>
+        </w:rPr>
+        <w:t>$</w:t>
+      </w:r>
+      <w:r>
+        <w:rPr>
+          <w:rStyle w:val="NormalTok"/>
+        </w:rPr>
+        <w:t>ACRES_MGT), ]</w:t>
       </w:r>
       <w:r>
         <w:br/>
@@ -5106,7 +6173,7 @@
         <w:rPr>
           <w:rStyle w:val="OtherTok"/>
         </w:rPr>
-        <w:t xml:space="preserve">&lt;-</w:t>
+        <w:t>&lt;-</w:t>
       </w:r>
       <w:r>
         <w:rPr>
@@ -5118,25 +6185,25 @@
         <w:rPr>
           <w:rStyle w:val="SpecialCharTok"/>
         </w:rPr>
-        <w:t xml:space="preserve">-</w:t>
-      </w:r>
-      <w:r>
-        <w:rPr>
-          <w:rStyle w:val="FunctionTok"/>
-        </w:rPr>
-        <w:t xml:space="preserve">c</w:t>
-      </w:r>
-      <w:r>
-        <w:rPr>
-          <w:rStyle w:val="NormalTok"/>
-        </w:rPr>
-        <w:t xml:space="preserve">(</w:t>
+        <w:t>-</w:t>
+      </w:r>
+      <w:r>
+        <w:rPr>
+          <w:rStyle w:val="FunctionTok"/>
+        </w:rPr>
+        <w:t>c</w:t>
+      </w:r>
+      <w:r>
+        <w:rPr>
+          <w:rStyle w:val="NormalTok"/>
+        </w:rPr>
+        <w:t>(</w:t>
       </w:r>
       <w:r>
         <w:rPr>
           <w:rStyle w:val="DecValTok"/>
         </w:rPr>
-        <w:t xml:space="preserve">1</w:t>
+        <w:t>1</w:t>
       </w:r>
       <w:r>
         <w:rPr>
@@ -5148,13 +6215,13 @@
         <w:rPr>
           <w:rStyle w:val="DecValTok"/>
         </w:rPr>
-        <w:t xml:space="preserve">2</w:t>
-      </w:r>
-      <w:r>
-        <w:rPr>
-          <w:rStyle w:val="NormalTok"/>
-        </w:rPr>
-        <w:t xml:space="preserve">), ]</w:t>
+        <w:t>2</w:t>
+      </w:r>
+      <w:r>
+        <w:rPr>
+          <w:rStyle w:val="NormalTok"/>
+        </w:rPr>
+        <w:t>), ]</w:t>
       </w:r>
       <w:r>
         <w:br/>
@@ -5169,28 +6236,28 @@
         <w:rPr>
           <w:rStyle w:val="CommentTok"/>
         </w:rPr>
-        <w:t xml:space="preserve">#check out mean without the outliers and compare it to the mean with them</w:t>
-      </w:r>
-      <w:r>
-        <w:br/>
-      </w:r>
-      <w:r>
-        <w:rPr>
-          <w:rStyle w:val="FunctionTok"/>
-        </w:rPr>
-        <w:t xml:space="preserve">mean</w:t>
-      </w:r>
-      <w:r>
-        <w:rPr>
-          <w:rStyle w:val="NormalTok"/>
-        </w:rPr>
-        <w:t xml:space="preserve">(treats_trimmed</w:t>
-      </w:r>
-      <w:r>
-        <w:rPr>
-          <w:rStyle w:val="SpecialCharTok"/>
-        </w:rPr>
-        <w:t xml:space="preserve">$</w:t>
+        <w:t>#check out mean without the outliers and compare it to the mean with them</w:t>
+      </w:r>
+      <w:r>
+        <w:br/>
+      </w:r>
+      <w:r>
+        <w:rPr>
+          <w:rStyle w:val="FunctionTok"/>
+        </w:rPr>
+        <w:t>mean</w:t>
+      </w:r>
+      <w:r>
+        <w:rPr>
+          <w:rStyle w:val="NormalTok"/>
+        </w:rPr>
+        <w:t>(treats_trimmed</w:t>
+      </w:r>
+      <w:r>
+        <w:rPr>
+          <w:rStyle w:val="SpecialCharTok"/>
+        </w:rPr>
+        <w:t>$</w:t>
       </w:r>
       <w:r>
         <w:rPr>
@@ -5202,7 +6269,7 @@
         <w:rPr>
           <w:rStyle w:val="AttributeTok"/>
         </w:rPr>
-        <w:t xml:space="preserve">na.rm =</w:t>
+        <w:t>na.rm =</w:t>
       </w:r>
       <w:r>
         <w:rPr>
@@ -5214,13 +6281,13 @@
         <w:rPr>
           <w:rStyle w:val="ConstantTok"/>
         </w:rPr>
-        <w:t xml:space="preserve">TRUE</w:t>
-      </w:r>
-      <w:r>
-        <w:rPr>
-          <w:rStyle w:val="NormalTok"/>
-        </w:rPr>
-        <w:t xml:space="preserve">)</w:t>
+        <w:t>TRUE</w:t>
+      </w:r>
+      <w:r>
+        <w:rPr>
+          <w:rStyle w:val="NormalTok"/>
+        </w:rPr>
+        <w:t>)</w:t>
       </w:r>
       <w:r>
         <w:br/>
@@ -5229,7 +6296,8 @@
         <w:rPr>
           <w:rStyle w:val="CommentTok"/>
         </w:rPr>
-        <w:t xml:space="preserve">#RX Burn Agency</w:t>
+        <w:lastRenderedPageBreak/>
+        <w:t>#RX Burn Agency</w:t>
       </w:r>
       <w:r>
         <w:br/>
@@ -5244,7 +6312,7 @@
         <w:rPr>
           <w:rStyle w:val="OtherTok"/>
         </w:rPr>
-        <w:t xml:space="preserve">&lt;-</w:t>
+        <w:t>&lt;-</w:t>
       </w:r>
       <w:r>
         <w:rPr>
@@ -5256,7 +6324,7 @@
         <w:rPr>
           <w:rStyle w:val="SpecialCharTok"/>
         </w:rPr>
-        <w:t xml:space="preserve">%&gt;%</w:t>
+        <w:t>%&gt;%</w:t>
       </w:r>
       <w:r>
         <w:br/>
@@ -5271,7 +6339,7 @@
         <w:rPr>
           <w:rStyle w:val="FunctionTok"/>
         </w:rPr>
-        <w:t xml:space="preserve">st_drop_geometry</w:t>
+        <w:t>st_drop_geometry</w:t>
       </w:r>
       <w:r>
         <w:rPr>
@@ -5283,7 +6351,7 @@
         <w:rPr>
           <w:rStyle w:val="SpecialCharTok"/>
         </w:rPr>
-        <w:t xml:space="preserve">%&gt;%</w:t>
+        <w:t>%&gt;%</w:t>
       </w:r>
       <w:r>
         <w:br/>
@@ -5298,7 +6366,7 @@
         <w:rPr>
           <w:rStyle w:val="FunctionTok"/>
         </w:rPr>
-        <w:t xml:space="preserve">group_by</w:t>
+        <w:t>group_by</w:t>
       </w:r>
       <w:r>
         <w:rPr>
@@ -5310,7 +6378,7 @@
         <w:rPr>
           <w:rStyle w:val="SpecialCharTok"/>
         </w:rPr>
-        <w:t xml:space="preserve">%&gt;%</w:t>
+        <w:t>%&gt;%</w:t>
       </w:r>
       <w:r>
         <w:br/>
@@ -5325,19 +6393,19 @@
         <w:rPr>
           <w:rStyle w:val="FunctionTok"/>
         </w:rPr>
-        <w:t xml:space="preserve">summarise</w:t>
-      </w:r>
-      <w:r>
-        <w:rPr>
-          <w:rStyle w:val="NormalTok"/>
-        </w:rPr>
-        <w:t xml:space="preserve">(</w:t>
+        <w:t>summarise</w:t>
+      </w:r>
+      <w:r>
+        <w:rPr>
+          <w:rStyle w:val="NormalTok"/>
+        </w:rPr>
+        <w:t>(</w:t>
       </w:r>
       <w:r>
         <w:rPr>
           <w:rStyle w:val="AttributeTok"/>
         </w:rPr>
-        <w:t xml:space="preserve">Count =</w:t>
+        <w:t>Count =</w:t>
       </w:r>
       <w:r>
         <w:rPr>
@@ -5349,7 +6417,7 @@
         <w:rPr>
           <w:rStyle w:val="FunctionTok"/>
         </w:rPr>
-        <w:t xml:space="preserve">n</w:t>
+        <w:t>n</w:t>
       </w:r>
       <w:r>
         <w:rPr>
@@ -5361,7 +6429,7 @@
         <w:rPr>
           <w:rStyle w:val="SpecialCharTok"/>
         </w:rPr>
-        <w:t xml:space="preserve">%&gt;%</w:t>
+        <w:t>%&gt;%</w:t>
       </w:r>
       <w:r>
         <w:br/>
@@ -5376,13 +6444,13 @@
         <w:rPr>
           <w:rStyle w:val="FunctionTok"/>
         </w:rPr>
-        <w:t xml:space="preserve">mutate</w:t>
-      </w:r>
-      <w:r>
-        <w:rPr>
-          <w:rStyle w:val="NormalTok"/>
-        </w:rPr>
-        <w:t xml:space="preserve">(</w:t>
+        <w:t>mutate</w:t>
+      </w:r>
+      <w:r>
+        <w:rPr>
+          <w:rStyle w:val="NormalTok"/>
+        </w:rPr>
+        <w:t>(</w:t>
       </w:r>
       <w:r>
         <w:br/>
@@ -5397,7 +6465,7 @@
         <w:rPr>
           <w:rStyle w:val="AttributeTok"/>
         </w:rPr>
-        <w:t xml:space="preserve">Percent =</w:t>
+        <w:t>Percent =</w:t>
       </w:r>
       <w:r>
         <w:rPr>
@@ -5409,7 +6477,7 @@
         <w:rPr>
           <w:rStyle w:val="SpecialCharTok"/>
         </w:rPr>
-        <w:t xml:space="preserve">/</w:t>
+        <w:t>/</w:t>
       </w:r>
       <w:r>
         <w:rPr>
@@ -5421,13 +6489,13 @@
         <w:rPr>
           <w:rStyle w:val="FunctionTok"/>
         </w:rPr>
-        <w:t xml:space="preserve">sum</w:t>
-      </w:r>
-      <w:r>
-        <w:rPr>
-          <w:rStyle w:val="NormalTok"/>
-        </w:rPr>
-        <w:t xml:space="preserve">(Count),</w:t>
+        <w:t>sum</w:t>
+      </w:r>
+      <w:r>
+        <w:rPr>
+          <w:rStyle w:val="NormalTok"/>
+        </w:rPr>
+        <w:t>(Count),</w:t>
       </w:r>
       <w:r>
         <w:br/>
@@ -5442,7 +6510,7 @@
         <w:rPr>
           <w:rStyle w:val="AttributeTok"/>
         </w:rPr>
-        <w:t xml:space="preserve">PercentRounded =</w:t>
+        <w:t>PercentRounded =</w:t>
       </w:r>
       <w:r>
         <w:rPr>
@@ -5454,19 +6522,19 @@
         <w:rPr>
           <w:rStyle w:val="FunctionTok"/>
         </w:rPr>
-        <w:t xml:space="preserve">round</w:t>
-      </w:r>
-      <w:r>
-        <w:rPr>
-          <w:rStyle w:val="NormalTok"/>
-        </w:rPr>
-        <w:t xml:space="preserve">(</w:t>
+        <w:t>round</w:t>
+      </w:r>
+      <w:r>
+        <w:rPr>
+          <w:rStyle w:val="NormalTok"/>
+        </w:rPr>
+        <w:t>(</w:t>
       </w:r>
       <w:r>
         <w:rPr>
           <w:rStyle w:val="DecValTok"/>
         </w:rPr>
-        <w:t xml:space="preserve">100</w:t>
+        <w:t>100</w:t>
       </w:r>
       <w:r>
         <w:rPr>
@@ -5478,7 +6546,7 @@
         <w:rPr>
           <w:rStyle w:val="SpecialCharTok"/>
         </w:rPr>
-        <w:t xml:space="preserve">*</w:t>
+        <w:t>*</w:t>
       </w:r>
       <w:r>
         <w:rPr>
@@ -5490,13 +6558,13 @@
         <w:rPr>
           <w:rStyle w:val="DecValTok"/>
         </w:rPr>
-        <w:t xml:space="preserve">1</w:t>
-      </w:r>
-      <w:r>
-        <w:rPr>
-          <w:rStyle w:val="NormalTok"/>
-        </w:rPr>
-        <w:t xml:space="preserve">),</w:t>
+        <w:t>1</w:t>
+      </w:r>
+      <w:r>
+        <w:rPr>
+          <w:rStyle w:val="NormalTok"/>
+        </w:rPr>
+        <w:t>),</w:t>
       </w:r>
       <w:r>
         <w:br/>
@@ -5511,7 +6579,7 @@
         <w:rPr>
           <w:rStyle w:val="AttributeTok"/>
         </w:rPr>
-        <w:t xml:space="preserve">Label =</w:t>
+        <w:t>Label =</w:t>
       </w:r>
       <w:r>
         <w:rPr>
@@ -5523,7 +6591,7 @@
         <w:rPr>
           <w:rStyle w:val="FunctionTok"/>
         </w:rPr>
-        <w:t xml:space="preserve">paste0</w:t>
+        <w:t>paste0</w:t>
       </w:r>
       <w:r>
         <w:rPr>
@@ -5535,13 +6603,13 @@
         <w:rPr>
           <w:rStyle w:val="StringTok"/>
         </w:rPr>
-        <w:t xml:space="preserve">"%"</w:t>
-      </w:r>
-      <w:r>
-        <w:rPr>
-          <w:rStyle w:val="NormalTok"/>
-        </w:rPr>
-        <w:t xml:space="preserve">)</w:t>
+        <w:t>"%"</w:t>
+      </w:r>
+      <w:r>
+        <w:rPr>
+          <w:rStyle w:val="NormalTok"/>
+        </w:rPr>
+        <w:t>)</w:t>
       </w:r>
       <w:r>
         <w:br/>
@@ -5556,7 +6624,7 @@
         <w:rPr>
           <w:rStyle w:val="SpecialCharTok"/>
         </w:rPr>
-        <w:t xml:space="preserve">%&gt;%</w:t>
+        <w:t>%&gt;%</w:t>
       </w:r>
       <w:r>
         <w:br/>
@@ -5571,7 +6639,7 @@
         <w:rPr>
           <w:rStyle w:val="FunctionTok"/>
         </w:rPr>
-        <w:t xml:space="preserve">filter</w:t>
+        <w:t>filter</w:t>
       </w:r>
       <w:r>
         <w:rPr>
@@ -5583,7 +6651,7 @@
         <w:rPr>
           <w:rStyle w:val="SpecialCharTok"/>
         </w:rPr>
-        <w:t xml:space="preserve">&gt;</w:t>
+        <w:t>&gt;</w:t>
       </w:r>
       <w:r>
         <w:rPr>
@@ -5595,7 +6663,7 @@
         <w:rPr>
           <w:rStyle w:val="DecValTok"/>
         </w:rPr>
-        <w:t xml:space="preserve">0</w:t>
+        <w:t>0</w:t>
       </w:r>
       <w:r>
         <w:rPr>
@@ -5607,7 +6675,7 @@
         <w:rPr>
           <w:rStyle w:val="SpecialCharTok"/>
         </w:rPr>
-        <w:t xml:space="preserve">%&gt;%</w:t>
+        <w:t>%&gt;%</w:t>
       </w:r>
       <w:r>
         <w:rPr>
@@ -5619,7 +6687,7 @@
         <w:rPr>
           <w:rStyle w:val="CommentTok"/>
         </w:rPr>
-        <w:t xml:space="preserve"># Remove agencies with 0.0%</w:t>
+        <w:t># Remove agencies with 0.0%</w:t>
       </w:r>
       <w:r>
         <w:br/>
@@ -5634,7 +6702,7 @@
         <w:rPr>
           <w:rStyle w:val="FunctionTok"/>
         </w:rPr>
-        <w:t xml:space="preserve">arrange</w:t>
+        <w:t>arrange</w:t>
       </w:r>
       <w:r>
         <w:rPr>
@@ -5646,7 +6714,7 @@
         <w:rPr>
           <w:rStyle w:val="CommentTok"/>
         </w:rPr>
-        <w:t xml:space="preserve"># Smallest to largest</w:t>
+        <w:t># Smallest to largest</w:t>
       </w:r>
       <w:r>
         <w:br/>
@@ -5658,16 +6726,16 @@
         <w:rPr>
           <w:rStyle w:val="CommentTok"/>
         </w:rPr>
-        <w:t xml:space="preserve"># Plot</w:t>
-      </w:r>
-      <w:r>
-        <w:br/>
-      </w:r>
-      <w:r>
-        <w:rPr>
-          <w:rStyle w:val="FunctionTok"/>
-        </w:rPr>
-        <w:t xml:space="preserve">ggplot</w:t>
+        <w:t># Plot</w:t>
+      </w:r>
+      <w:r>
+        <w:br/>
+      </w:r>
+      <w:r>
+        <w:rPr>
+          <w:rStyle w:val="FunctionTok"/>
+        </w:rPr>
+        <w:t>ggplot</w:t>
       </w:r>
       <w:r>
         <w:rPr>
@@ -5679,19 +6747,19 @@
         <w:rPr>
           <w:rStyle w:val="FunctionTok"/>
         </w:rPr>
-        <w:t xml:space="preserve">aes</w:t>
-      </w:r>
-      <w:r>
-        <w:rPr>
-          <w:rStyle w:val="NormalTok"/>
-        </w:rPr>
-        <w:t xml:space="preserve">(</w:t>
+        <w:t>aes</w:t>
+      </w:r>
+      <w:r>
+        <w:rPr>
+          <w:rStyle w:val="NormalTok"/>
+        </w:rPr>
+        <w:t>(</w:t>
       </w:r>
       <w:r>
         <w:rPr>
           <w:rStyle w:val="AttributeTok"/>
         </w:rPr>
-        <w:t xml:space="preserve">x =</w:t>
+        <w:t>x =</w:t>
       </w:r>
       <w:r>
         <w:rPr>
@@ -5703,7 +6771,7 @@
         <w:rPr>
           <w:rStyle w:val="FunctionTok"/>
         </w:rPr>
-        <w:t xml:space="preserve">reorder</w:t>
+        <w:t>reorder</w:t>
       </w:r>
       <w:r>
         <w:rPr>
@@ -5715,7 +6783,7 @@
         <w:rPr>
           <w:rStyle w:val="AttributeTok"/>
         </w:rPr>
-        <w:t xml:space="preserve">y =</w:t>
+        <w:t>y =</w:t>
       </w:r>
       <w:r>
         <w:rPr>
@@ -5727,7 +6795,7 @@
         <w:rPr>
           <w:rStyle w:val="AttributeTok"/>
         </w:rPr>
-        <w:t xml:space="preserve">fill =</w:t>
+        <w:t>fill =</w:t>
       </w:r>
       <w:r>
         <w:rPr>
@@ -5739,7 +6807,7 @@
         <w:rPr>
           <w:rStyle w:val="SpecialCharTok"/>
         </w:rPr>
-        <w:t xml:space="preserve">+</w:t>
+        <w:t>+</w:t>
       </w:r>
       <w:r>
         <w:br/>
@@ -5754,19 +6822,19 @@
         <w:rPr>
           <w:rStyle w:val="FunctionTok"/>
         </w:rPr>
-        <w:t xml:space="preserve">geom_bar</w:t>
-      </w:r>
-      <w:r>
-        <w:rPr>
-          <w:rStyle w:val="NormalTok"/>
-        </w:rPr>
-        <w:t xml:space="preserve">(</w:t>
+        <w:t>geom_bar</w:t>
+      </w:r>
+      <w:r>
+        <w:rPr>
+          <w:rStyle w:val="NormalTok"/>
+        </w:rPr>
+        <w:t>(</w:t>
       </w:r>
       <w:r>
         <w:rPr>
           <w:rStyle w:val="AttributeTok"/>
         </w:rPr>
-        <w:t xml:space="preserve">stat =</w:t>
+        <w:t>stat =</w:t>
       </w:r>
       <w:r>
         <w:rPr>
@@ -5778,7 +6846,7 @@
         <w:rPr>
           <w:rStyle w:val="StringTok"/>
         </w:rPr>
-        <w:t xml:space="preserve">"identity"</w:t>
+        <w:t>"identity"</w:t>
       </w:r>
       <w:r>
         <w:rPr>
@@ -5790,7 +6858,7 @@
         <w:rPr>
           <w:rStyle w:val="AttributeTok"/>
         </w:rPr>
-        <w:t xml:space="preserve">width =</w:t>
+        <w:t>width =</w:t>
       </w:r>
       <w:r>
         <w:rPr>
@@ -5802,7 +6870,7 @@
         <w:rPr>
           <w:rStyle w:val="FloatTok"/>
         </w:rPr>
-        <w:t xml:space="preserve">0.7</w:t>
+        <w:t>0.7</w:t>
       </w:r>
       <w:r>
         <w:rPr>
@@ -5814,7 +6882,7 @@
         <w:rPr>
           <w:rStyle w:val="AttributeTok"/>
         </w:rPr>
-        <w:t xml:space="preserve">show.legend =</w:t>
+        <w:t>show.legend =</w:t>
       </w:r>
       <w:r>
         <w:rPr>
@@ -5826,7 +6894,7 @@
         <w:rPr>
           <w:rStyle w:val="ConstantTok"/>
         </w:rPr>
-        <w:t xml:space="preserve">FALSE</w:t>
+        <w:t>FALSE</w:t>
       </w:r>
       <w:r>
         <w:rPr>
@@ -5838,7 +6906,7 @@
         <w:rPr>
           <w:rStyle w:val="SpecialCharTok"/>
         </w:rPr>
-        <w:t xml:space="preserve">+</w:t>
+        <w:t>+</w:t>
       </w:r>
       <w:r>
         <w:br/>
@@ -5853,31 +6921,31 @@
         <w:rPr>
           <w:rStyle w:val="FunctionTok"/>
         </w:rPr>
-        <w:t xml:space="preserve">geom_text</w:t>
-      </w:r>
-      <w:r>
-        <w:rPr>
-          <w:rStyle w:val="NormalTok"/>
-        </w:rPr>
-        <w:t xml:space="preserve">(</w:t>
-      </w:r>
-      <w:r>
-        <w:rPr>
-          <w:rStyle w:val="FunctionTok"/>
-        </w:rPr>
-        <w:t xml:space="preserve">aes</w:t>
-      </w:r>
-      <w:r>
-        <w:rPr>
-          <w:rStyle w:val="NormalTok"/>
-        </w:rPr>
-        <w:t xml:space="preserve">(</w:t>
+        <w:t>geom_text</w:t>
+      </w:r>
+      <w:r>
+        <w:rPr>
+          <w:rStyle w:val="NormalTok"/>
+        </w:rPr>
+        <w:t>(</w:t>
+      </w:r>
+      <w:r>
+        <w:rPr>
+          <w:rStyle w:val="FunctionTok"/>
+        </w:rPr>
+        <w:t>aes</w:t>
+      </w:r>
+      <w:r>
+        <w:rPr>
+          <w:rStyle w:val="NormalTok"/>
+        </w:rPr>
+        <w:t>(</w:t>
       </w:r>
       <w:r>
         <w:rPr>
           <w:rStyle w:val="AttributeTok"/>
         </w:rPr>
-        <w:t xml:space="preserve">label =</w:t>
+        <w:t>label =</w:t>
       </w:r>
       <w:r>
         <w:rPr>
@@ -5889,7 +6957,7 @@
         <w:rPr>
           <w:rStyle w:val="AttributeTok"/>
         </w:rPr>
-        <w:t xml:space="preserve">hjust =</w:t>
+        <w:t>hjust =</w:t>
       </w:r>
       <w:r>
         <w:rPr>
@@ -5901,13 +6969,13 @@
         <w:rPr>
           <w:rStyle w:val="SpecialCharTok"/>
         </w:rPr>
-        <w:t xml:space="preserve">-</w:t>
+        <w:t>-</w:t>
       </w:r>
       <w:r>
         <w:rPr>
           <w:rStyle w:val="FloatTok"/>
         </w:rPr>
-        <w:t xml:space="preserve">0.1</w:t>
+        <w:t>0.1</w:t>
       </w:r>
       <w:r>
         <w:rPr>
@@ -5919,7 +6987,7 @@
         <w:rPr>
           <w:rStyle w:val="AttributeTok"/>
         </w:rPr>
-        <w:t xml:space="preserve">size =</w:t>
+        <w:t>size =</w:t>
       </w:r>
       <w:r>
         <w:rPr>
@@ -5931,7 +6999,7 @@
         <w:rPr>
           <w:rStyle w:val="DecValTok"/>
         </w:rPr>
-        <w:t xml:space="preserve">4</w:t>
+        <w:t>4</w:t>
       </w:r>
       <w:r>
         <w:rPr>
@@ -5943,7 +7011,7 @@
         <w:rPr>
           <w:rStyle w:val="SpecialCharTok"/>
         </w:rPr>
-        <w:t xml:space="preserve">+</w:t>
+        <w:t>+</w:t>
       </w:r>
       <w:r>
         <w:br/>
@@ -5958,19 +7026,19 @@
         <w:rPr>
           <w:rStyle w:val="FunctionTok"/>
         </w:rPr>
-        <w:t xml:space="preserve">scale_y_continuous</w:t>
-      </w:r>
-      <w:r>
-        <w:rPr>
-          <w:rStyle w:val="NormalTok"/>
-        </w:rPr>
-        <w:t xml:space="preserve">(</w:t>
+        <w:t>scale_y_continuous</w:t>
+      </w:r>
+      <w:r>
+        <w:rPr>
+          <w:rStyle w:val="NormalTok"/>
+        </w:rPr>
+        <w:t>(</w:t>
       </w:r>
       <w:r>
         <w:rPr>
           <w:rStyle w:val="AttributeTok"/>
         </w:rPr>
-        <w:t xml:space="preserve">labels =</w:t>
+        <w:t>labels =</w:t>
       </w:r>
       <w:r>
         <w:rPr>
@@ -5982,13 +7050,13 @@
         <w:rPr>
           <w:rStyle w:val="SpecialCharTok"/>
         </w:rPr>
-        <w:t xml:space="preserve">::</w:t>
-      </w:r>
-      <w:r>
-        <w:rPr>
-          <w:rStyle w:val="FunctionTok"/>
-        </w:rPr>
-        <w:t xml:space="preserve">percent_format</w:t>
+        <w:t>::</w:t>
+      </w:r>
+      <w:r>
+        <w:rPr>
+          <w:rStyle w:val="FunctionTok"/>
+        </w:rPr>
+        <w:t>percent_format</w:t>
       </w:r>
       <w:r>
         <w:rPr>
@@ -6000,7 +7068,7 @@
         <w:rPr>
           <w:rStyle w:val="AttributeTok"/>
         </w:rPr>
-        <w:t xml:space="preserve">expand =</w:t>
+        <w:t>expand =</w:t>
       </w:r>
       <w:r>
         <w:rPr>
@@ -6012,19 +7080,19 @@
         <w:rPr>
           <w:rStyle w:val="FunctionTok"/>
         </w:rPr>
-        <w:t xml:space="preserve">expansion</w:t>
-      </w:r>
-      <w:r>
-        <w:rPr>
-          <w:rStyle w:val="NormalTok"/>
-        </w:rPr>
-        <w:t xml:space="preserve">(</w:t>
+        <w:t>expansion</w:t>
+      </w:r>
+      <w:r>
+        <w:rPr>
+          <w:rStyle w:val="NormalTok"/>
+        </w:rPr>
+        <w:t>(</w:t>
       </w:r>
       <w:r>
         <w:rPr>
           <w:rStyle w:val="AttributeTok"/>
         </w:rPr>
-        <w:t xml:space="preserve">mult =</w:t>
+        <w:t>mult =</w:t>
       </w:r>
       <w:r>
         <w:rPr>
@@ -6036,19 +7104,19 @@
         <w:rPr>
           <w:rStyle w:val="FunctionTok"/>
         </w:rPr>
-        <w:t xml:space="preserve">c</w:t>
-      </w:r>
-      <w:r>
-        <w:rPr>
-          <w:rStyle w:val="NormalTok"/>
-        </w:rPr>
-        <w:t xml:space="preserve">(</w:t>
+        <w:t>c</w:t>
+      </w:r>
+      <w:r>
+        <w:rPr>
+          <w:rStyle w:val="NormalTok"/>
+        </w:rPr>
+        <w:t>(</w:t>
       </w:r>
       <w:r>
         <w:rPr>
           <w:rStyle w:val="DecValTok"/>
         </w:rPr>
-        <w:t xml:space="preserve">0</w:t>
+        <w:t>0</w:t>
       </w:r>
       <w:r>
         <w:rPr>
@@ -6060,7 +7128,7 @@
         <w:rPr>
           <w:rStyle w:val="FloatTok"/>
         </w:rPr>
-        <w:t xml:space="preserve">0.1</w:t>
+        <w:t>0.1</w:t>
       </w:r>
       <w:r>
         <w:rPr>
@@ -6072,7 +7140,7 @@
         <w:rPr>
           <w:rStyle w:val="SpecialCharTok"/>
         </w:rPr>
-        <w:t xml:space="preserve">+</w:t>
+        <w:t>+</w:t>
       </w:r>
       <w:r>
         <w:br/>
@@ -6087,13 +7155,13 @@
         <w:rPr>
           <w:rStyle w:val="FunctionTok"/>
         </w:rPr>
-        <w:t xml:space="preserve">labs</w:t>
-      </w:r>
-      <w:r>
-        <w:rPr>
-          <w:rStyle w:val="NormalTok"/>
-        </w:rPr>
-        <w:t xml:space="preserve">(</w:t>
+        <w:t>labs</w:t>
+      </w:r>
+      <w:r>
+        <w:rPr>
+          <w:rStyle w:val="NormalTok"/>
+        </w:rPr>
+        <w:t>(</w:t>
       </w:r>
       <w:r>
         <w:br/>
@@ -6108,7 +7176,7 @@
         <w:rPr>
           <w:rStyle w:val="AttributeTok"/>
         </w:rPr>
-        <w:t xml:space="preserve">title =</w:t>
+        <w:t>title =</w:t>
       </w:r>
       <w:r>
         <w:rPr>
@@ -6120,13 +7188,13 @@
         <w:rPr>
           <w:rStyle w:val="StringTok"/>
         </w:rPr>
-        <w:t xml:space="preserve">"Agencies within Rx Fire Management Type"</w:t>
-      </w:r>
-      <w:r>
-        <w:rPr>
-          <w:rStyle w:val="NormalTok"/>
-        </w:rPr>
-        <w:t xml:space="preserve">,</w:t>
+        <w:t>"Agencies within Rx Fire Management Type"</w:t>
+      </w:r>
+      <w:r>
+        <w:rPr>
+          <w:rStyle w:val="NormalTok"/>
+        </w:rPr>
+        <w:t>,</w:t>
       </w:r>
       <w:r>
         <w:br/>
@@ -6141,7 +7209,7 @@
         <w:rPr>
           <w:rStyle w:val="AttributeTok"/>
         </w:rPr>
-        <w:t xml:space="preserve">x =</w:t>
+        <w:t>x =</w:t>
       </w:r>
       <w:r>
         <w:rPr>
@@ -6153,13 +7221,13 @@
         <w:rPr>
           <w:rStyle w:val="ConstantTok"/>
         </w:rPr>
-        <w:t xml:space="preserve">NULL</w:t>
-      </w:r>
-      <w:r>
-        <w:rPr>
-          <w:rStyle w:val="NormalTok"/>
-        </w:rPr>
-        <w:t xml:space="preserve">,</w:t>
+        <w:t>NULL</w:t>
+      </w:r>
+      <w:r>
+        <w:rPr>
+          <w:rStyle w:val="NormalTok"/>
+        </w:rPr>
+        <w:t>,</w:t>
       </w:r>
       <w:r>
         <w:br/>
@@ -6174,7 +7242,7 @@
         <w:rPr>
           <w:rStyle w:val="AttributeTok"/>
         </w:rPr>
-        <w:t xml:space="preserve">y =</w:t>
+        <w:t>y =</w:t>
       </w:r>
       <w:r>
         <w:rPr>
@@ -6186,7 +7254,7 @@
         <w:rPr>
           <w:rStyle w:val="ConstantTok"/>
         </w:rPr>
-        <w:t xml:space="preserve">NULL</w:t>
+        <w:t>NULL</w:t>
       </w:r>
       <w:r>
         <w:br/>
@@ -6201,7 +7269,7 @@
         <w:rPr>
           <w:rStyle w:val="SpecialCharTok"/>
         </w:rPr>
-        <w:t xml:space="preserve">+</w:t>
+        <w:t>+</w:t>
       </w:r>
       <w:r>
         <w:br/>
@@ -6216,7 +7284,7 @@
         <w:rPr>
           <w:rStyle w:val="FunctionTok"/>
         </w:rPr>
-        <w:t xml:space="preserve">coord_flip</w:t>
+        <w:t>coord_flip</w:t>
       </w:r>
       <w:r>
         <w:rPr>
@@ -6228,7 +7296,7 @@
         <w:rPr>
           <w:rStyle w:val="SpecialCharTok"/>
         </w:rPr>
-        <w:t xml:space="preserve">+</w:t>
+        <w:t>+</w:t>
       </w:r>
       <w:r>
         <w:br/>
@@ -6243,7 +7311,7 @@
         <w:rPr>
           <w:rStyle w:val="FunctionTok"/>
         </w:rPr>
-        <w:t xml:space="preserve">theme_minimal</w:t>
+        <w:t>theme_minimal</w:t>
       </w:r>
       <w:r>
         <w:rPr>
@@ -6255,7 +7323,7 @@
         <w:rPr>
           <w:rStyle w:val="SpecialCharTok"/>
         </w:rPr>
-        <w:t xml:space="preserve">+</w:t>
+        <w:t>+</w:t>
       </w:r>
       <w:r>
         <w:br/>
@@ -6270,13 +7338,13 @@
         <w:rPr>
           <w:rStyle w:val="FunctionTok"/>
         </w:rPr>
-        <w:t xml:space="preserve">theme</w:t>
-      </w:r>
-      <w:r>
-        <w:rPr>
-          <w:rStyle w:val="NormalTok"/>
-        </w:rPr>
-        <w:t xml:space="preserve">(</w:t>
+        <w:t>theme</w:t>
+      </w:r>
+      <w:r>
+        <w:rPr>
+          <w:rStyle w:val="NormalTok"/>
+        </w:rPr>
+        <w:t>(</w:t>
       </w:r>
       <w:r>
         <w:br/>
@@ -6291,7 +7359,7 @@
         <w:rPr>
           <w:rStyle w:val="AttributeTok"/>
         </w:rPr>
-        <w:t xml:space="preserve">axis.text.x =</w:t>
+        <w:t>axis.text.x =</w:t>
       </w:r>
       <w:r>
         <w:rPr>
@@ -6303,7 +7371,7 @@
         <w:rPr>
           <w:rStyle w:val="FunctionTok"/>
         </w:rPr>
-        <w:t xml:space="preserve">element_blank</w:t>
+        <w:t>element_blank</w:t>
       </w:r>
       <w:r>
         <w:rPr>
@@ -6315,7 +7383,7 @@
         <w:rPr>
           <w:rStyle w:val="CommentTok"/>
         </w:rPr>
-        <w:t xml:space="preserve"># removes percent labels</w:t>
+        <w:t># removes percent labels</w:t>
       </w:r>
       <w:r>
         <w:br/>
@@ -6330,7 +7398,7 @@
         <w:rPr>
           <w:rStyle w:val="AttributeTok"/>
         </w:rPr>
-        <w:t xml:space="preserve">axis.ticks.x =</w:t>
+        <w:t>axis.ticks.x =</w:t>
       </w:r>
       <w:r>
         <w:rPr>
@@ -6342,7 +7410,7 @@
         <w:rPr>
           <w:rStyle w:val="FunctionTok"/>
         </w:rPr>
-        <w:t xml:space="preserve">element_blank</w:t>
+        <w:t>element_blank</w:t>
       </w:r>
       <w:r>
         <w:rPr>
@@ -6354,7 +7422,7 @@
         <w:rPr>
           <w:rStyle w:val="CommentTok"/>
         </w:rPr>
-        <w:t xml:space="preserve"># removes tick marks</w:t>
+        <w:t># removes tick marks</w:t>
       </w:r>
       <w:r>
         <w:br/>
@@ -6369,7 +7437,7 @@
         <w:rPr>
           <w:rStyle w:val="AttributeTok"/>
         </w:rPr>
-        <w:t xml:space="preserve">axis.text.y =</w:t>
+        <w:t>axis.text.y =</w:t>
       </w:r>
       <w:r>
         <w:rPr>
@@ -6381,19 +7449,19 @@
         <w:rPr>
           <w:rStyle w:val="FunctionTok"/>
         </w:rPr>
-        <w:t xml:space="preserve">element_text</w:t>
-      </w:r>
-      <w:r>
-        <w:rPr>
-          <w:rStyle w:val="NormalTok"/>
-        </w:rPr>
-        <w:t xml:space="preserve">(</w:t>
+        <w:t>element_text</w:t>
+      </w:r>
+      <w:r>
+        <w:rPr>
+          <w:rStyle w:val="NormalTok"/>
+        </w:rPr>
+        <w:t>(</w:t>
       </w:r>
       <w:r>
         <w:rPr>
           <w:rStyle w:val="AttributeTok"/>
         </w:rPr>
-        <w:t xml:space="preserve">size =</w:t>
+        <w:t>size =</w:t>
       </w:r>
       <w:r>
         <w:rPr>
@@ -6405,13 +7473,13 @@
         <w:rPr>
           <w:rStyle w:val="DecValTok"/>
         </w:rPr>
-        <w:t xml:space="preserve">12</w:t>
-      </w:r>
-      <w:r>
-        <w:rPr>
-          <w:rStyle w:val="NormalTok"/>
-        </w:rPr>
-        <w:t xml:space="preserve">)</w:t>
+        <w:t>12</w:t>
+      </w:r>
+      <w:r>
+        <w:rPr>
+          <w:rStyle w:val="NormalTok"/>
+        </w:rPr>
+        <w:t>)</w:t>
       </w:r>
       <w:r>
         <w:br/>
@@ -6435,7 +7503,7 @@
         <w:rPr>
           <w:rStyle w:val="SpecialCharTok"/>
         </w:rPr>
-        <w:t xml:space="preserve">%&gt;%</w:t>
+        <w:t>%&gt;%</w:t>
       </w:r>
       <w:r>
         <w:br/>
@@ -6450,7 +7518,7 @@
         <w:rPr>
           <w:rStyle w:val="FunctionTok"/>
         </w:rPr>
-        <w:t xml:space="preserve">st_drop_geometry</w:t>
+        <w:t>st_drop_geometry</w:t>
       </w:r>
       <w:r>
         <w:rPr>
@@ -6462,7 +7530,7 @@
         <w:rPr>
           <w:rStyle w:val="SpecialCharTok"/>
         </w:rPr>
-        <w:t xml:space="preserve">%&gt;%</w:t>
+        <w:t>%&gt;%</w:t>
       </w:r>
       <w:r>
         <w:br/>
@@ -6477,7 +7545,7 @@
         <w:rPr>
           <w:rStyle w:val="FunctionTok"/>
         </w:rPr>
-        <w:t xml:space="preserve">filter</w:t>
+        <w:t>filter</w:t>
       </w:r>
       <w:r>
         <w:rPr>
@@ -6489,7 +7557,7 @@
         <w:rPr>
           <w:rStyle w:val="SpecialCharTok"/>
         </w:rPr>
-        <w:t xml:space="preserve">%in%</w:t>
+        <w:t>%in%</w:t>
       </w:r>
       <w:r>
         <w:rPr>
@@ -6501,19 +7569,19 @@
         <w:rPr>
           <w:rStyle w:val="FunctionTok"/>
         </w:rPr>
-        <w:t xml:space="preserve">c</w:t>
-      </w:r>
-      <w:r>
-        <w:rPr>
-          <w:rStyle w:val="NormalTok"/>
-        </w:rPr>
-        <w:t xml:space="preserve">(</w:t>
+        <w:t>c</w:t>
+      </w:r>
+      <w:r>
+        <w:rPr>
+          <w:rStyle w:val="NormalTok"/>
+        </w:rPr>
+        <w:t>(</w:t>
       </w:r>
       <w:r>
         <w:rPr>
           <w:rStyle w:val="StringTok"/>
         </w:rPr>
-        <w:t xml:space="preserve">"CANOPY"</w:t>
+        <w:t>"CANOPY"</w:t>
       </w:r>
       <w:r>
         <w:rPr>
@@ -6525,7 +7593,7 @@
         <w:rPr>
           <w:rStyle w:val="StringTok"/>
         </w:rPr>
-        <w:t xml:space="preserve">"RX FIRE"</w:t>
+        <w:t>"RX FIRE"</w:t>
       </w:r>
       <w:r>
         <w:rPr>
@@ -6537,7 +7605,7 @@
         <w:rPr>
           <w:rStyle w:val="StringTok"/>
         </w:rPr>
-        <w:t xml:space="preserve">"SURFACE"</w:t>
+        <w:t>"SURFACE"</w:t>
       </w:r>
       <w:r>
         <w:rPr>
@@ -6549,7 +7617,7 @@
         <w:rPr>
           <w:rStyle w:val="SpecialCharTok"/>
         </w:rPr>
-        <w:t xml:space="preserve">%&gt;%</w:t>
+        <w:t>%&gt;%</w:t>
       </w:r>
       <w:r>
         <w:br/>
@@ -6564,7 +7632,7 @@
         <w:rPr>
           <w:rStyle w:val="FunctionTok"/>
         </w:rPr>
-        <w:t xml:space="preserve">group_by</w:t>
+        <w:t>group_by</w:t>
       </w:r>
       <w:r>
         <w:rPr>
@@ -6576,7 +7644,7 @@
         <w:rPr>
           <w:rStyle w:val="SpecialCharTok"/>
         </w:rPr>
-        <w:t xml:space="preserve">%&gt;%</w:t>
+        <w:t>%&gt;%</w:t>
       </w:r>
       <w:r>
         <w:br/>
@@ -6591,13 +7659,13 @@
         <w:rPr>
           <w:rStyle w:val="FunctionTok"/>
         </w:rPr>
-        <w:t xml:space="preserve">summarise</w:t>
-      </w:r>
-      <w:r>
-        <w:rPr>
-          <w:rStyle w:val="NormalTok"/>
-        </w:rPr>
-        <w:t xml:space="preserve">(</w:t>
+        <w:t>summarise</w:t>
+      </w:r>
+      <w:r>
+        <w:rPr>
+          <w:rStyle w:val="NormalTok"/>
+        </w:rPr>
+        <w:t>(</w:t>
       </w:r>
       <w:r>
         <w:br/>
@@ -6612,7 +7680,7 @@
         <w:rPr>
           <w:rStyle w:val="AttributeTok"/>
         </w:rPr>
-        <w:t xml:space="preserve">avg_acres =</w:t>
+        <w:t>avg_acres =</w:t>
       </w:r>
       <w:r>
         <w:rPr>
@@ -6624,7 +7692,7 @@
         <w:rPr>
           <w:rStyle w:val="FunctionTok"/>
         </w:rPr>
-        <w:t xml:space="preserve">mean</w:t>
+        <w:t>mean</w:t>
       </w:r>
       <w:r>
         <w:rPr>
@@ -6636,7 +7704,7 @@
         <w:rPr>
           <w:rStyle w:val="AttributeTok"/>
         </w:rPr>
-        <w:t xml:space="preserve">na.rm =</w:t>
+        <w:t>na.rm =</w:t>
       </w:r>
       <w:r>
         <w:rPr>
@@ -6648,13 +7716,13 @@
         <w:rPr>
           <w:rStyle w:val="ConstantTok"/>
         </w:rPr>
-        <w:t xml:space="preserve">TRUE</w:t>
-      </w:r>
-      <w:r>
-        <w:rPr>
-          <w:rStyle w:val="NormalTok"/>
-        </w:rPr>
-        <w:t xml:space="preserve">)</w:t>
+        <w:t>TRUE</w:t>
+      </w:r>
+      <w:r>
+        <w:rPr>
+          <w:rStyle w:val="NormalTok"/>
+        </w:rPr>
+        <w:t>)</w:t>
       </w:r>
       <w:r>
         <w:br/>
@@ -6669,7 +7737,7 @@
         <w:rPr>
           <w:rStyle w:val="SpecialCharTok"/>
         </w:rPr>
-        <w:t xml:space="preserve">%&gt;%</w:t>
+        <w:t>%&gt;%</w:t>
       </w:r>
       <w:r>
         <w:br/>
@@ -6684,7 +7752,7 @@
         <w:rPr>
           <w:rStyle w:val="FunctionTok"/>
         </w:rPr>
-        <w:t xml:space="preserve">arrange</w:t>
+        <w:t>arrange</w:t>
       </w:r>
       <w:r>
         <w:rPr>
@@ -6696,7 +7764,7 @@
         <w:rPr>
           <w:rStyle w:val="SpecialCharTok"/>
         </w:rPr>
-        <w:t xml:space="preserve">%&gt;%</w:t>
+        <w:t>%&gt;%</w:t>
       </w:r>
       <w:r>
         <w:br/>
@@ -6711,19 +7779,19 @@
         <w:rPr>
           <w:rStyle w:val="FunctionTok"/>
         </w:rPr>
-        <w:t xml:space="preserve">mutate</w:t>
-      </w:r>
-      <w:r>
-        <w:rPr>
-          <w:rStyle w:val="NormalTok"/>
-        </w:rPr>
-        <w:t xml:space="preserve">(</w:t>
+        <w:t>mutate</w:t>
+      </w:r>
+      <w:r>
+        <w:rPr>
+          <w:rStyle w:val="NormalTok"/>
+        </w:rPr>
+        <w:t>(</w:t>
       </w:r>
       <w:r>
         <w:rPr>
           <w:rStyle w:val="AttributeTok"/>
         </w:rPr>
-        <w:t xml:space="preserve">avg_acres =</w:t>
+        <w:t>avg_acres =</w:t>
       </w:r>
       <w:r>
         <w:rPr>
@@ -6735,7 +7803,7 @@
         <w:rPr>
           <w:rStyle w:val="FunctionTok"/>
         </w:rPr>
-        <w:t xml:space="preserve">round</w:t>
+        <w:t>round</w:t>
       </w:r>
       <w:r>
         <w:rPr>
@@ -6747,7 +7815,7 @@
         <w:rPr>
           <w:rStyle w:val="DecValTok"/>
         </w:rPr>
-        <w:t xml:space="preserve">2</w:t>
+        <w:t>2</w:t>
       </w:r>
       <w:r>
         <w:rPr>
@@ -6759,7 +7827,7 @@
         <w:rPr>
           <w:rStyle w:val="SpecialCharTok"/>
         </w:rPr>
-        <w:t xml:space="preserve">%&gt;%</w:t>
+        <w:t>%&gt;%</w:t>
       </w:r>
       <w:r>
         <w:rPr>
@@ -6780,19 +7848,19 @@
         <w:rPr>
           <w:rStyle w:val="FunctionTok"/>
         </w:rPr>
-        <w:t xml:space="preserve">kable</w:t>
-      </w:r>
-      <w:r>
-        <w:rPr>
-          <w:rStyle w:val="NormalTok"/>
-        </w:rPr>
-        <w:t xml:space="preserve">(</w:t>
+        <w:t>kable</w:t>
+      </w:r>
+      <w:r>
+        <w:rPr>
+          <w:rStyle w:val="NormalTok"/>
+        </w:rPr>
+        <w:t>(</w:t>
       </w:r>
       <w:r>
         <w:rPr>
           <w:rStyle w:val="AttributeTok"/>
         </w:rPr>
-        <w:t xml:space="preserve">col.names =</w:t>
+        <w:t>col.names =</w:t>
       </w:r>
       <w:r>
         <w:rPr>
@@ -6804,19 +7872,19 @@
         <w:rPr>
           <w:rStyle w:val="FunctionTok"/>
         </w:rPr>
-        <w:t xml:space="preserve">c</w:t>
-      </w:r>
-      <w:r>
-        <w:rPr>
-          <w:rStyle w:val="NormalTok"/>
-        </w:rPr>
-        <w:t xml:space="preserve">(</w:t>
+        <w:t>c</w:t>
+      </w:r>
+      <w:r>
+        <w:rPr>
+          <w:rStyle w:val="NormalTok"/>
+        </w:rPr>
+        <w:t>(</w:t>
       </w:r>
       <w:r>
         <w:rPr>
           <w:rStyle w:val="StringTok"/>
         </w:rPr>
-        <w:t xml:space="preserve">"Treatment Type"</w:t>
+        <w:t>"Treatment Type"</w:t>
       </w:r>
       <w:r>
         <w:rPr>
@@ -6828,7 +7896,7 @@
         <w:rPr>
           <w:rStyle w:val="StringTok"/>
         </w:rPr>
-        <w:t xml:space="preserve">"Mean Acres"</w:t>
+        <w:t>"Mean Acres"</w:t>
       </w:r>
       <w:r>
         <w:rPr>
@@ -6840,7 +7908,7 @@
         <w:rPr>
           <w:rStyle w:val="AttributeTok"/>
         </w:rPr>
-        <w:t xml:space="preserve">align =</w:t>
+        <w:t>align =</w:t>
       </w:r>
       <w:r>
         <w:rPr>
@@ -6852,13 +7920,13 @@
         <w:rPr>
           <w:rStyle w:val="StringTok"/>
         </w:rPr>
-        <w:t xml:space="preserve">"lc"</w:t>
-      </w:r>
-      <w:r>
-        <w:rPr>
-          <w:rStyle w:val="NormalTok"/>
-        </w:rPr>
-        <w:t xml:space="preserve">)</w:t>
+        <w:t>"lc"</w:t>
+      </w:r>
+      <w:r>
+        <w:rPr>
+          <w:rStyle w:val="NormalTok"/>
+        </w:rPr>
+        <w:t>)</w:t>
       </w:r>
       <w:r>
         <w:br/>
@@ -6873,7 +7941,7 @@
         <w:rPr>
           <w:rStyle w:val="SpecialCharTok"/>
         </w:rPr>
-        <w:t xml:space="preserve">%&gt;%</w:t>
+        <w:t>%&gt;%</w:t>
       </w:r>
       <w:r>
         <w:br/>
@@ -6888,7 +7956,7 @@
         <w:rPr>
           <w:rStyle w:val="FunctionTok"/>
         </w:rPr>
-        <w:t xml:space="preserve">group_by</w:t>
+        <w:t>group_by</w:t>
       </w:r>
       <w:r>
         <w:rPr>
@@ -6900,7 +7968,7 @@
         <w:rPr>
           <w:rStyle w:val="SpecialCharTok"/>
         </w:rPr>
-        <w:t xml:space="preserve">%&gt;%</w:t>
+        <w:t>%&gt;%</w:t>
       </w:r>
       <w:r>
         <w:br/>
@@ -6915,13 +7983,13 @@
         <w:rPr>
           <w:rStyle w:val="FunctionTok"/>
         </w:rPr>
-        <w:t xml:space="preserve">summarise</w:t>
-      </w:r>
-      <w:r>
-        <w:rPr>
-          <w:rStyle w:val="NormalTok"/>
-        </w:rPr>
-        <w:t xml:space="preserve">(</w:t>
+        <w:t>summarise</w:t>
+      </w:r>
+      <w:r>
+        <w:rPr>
+          <w:rStyle w:val="NormalTok"/>
+        </w:rPr>
+        <w:t>(</w:t>
       </w:r>
       <w:r>
         <w:br/>
@@ -6936,7 +8004,7 @@
         <w:rPr>
           <w:rStyle w:val="AttributeTok"/>
         </w:rPr>
-        <w:t xml:space="preserve">avg_acres =</w:t>
+        <w:t>avg_acres =</w:t>
       </w:r>
       <w:r>
         <w:rPr>
@@ -6948,7 +8016,7 @@
         <w:rPr>
           <w:rStyle w:val="FunctionTok"/>
         </w:rPr>
-        <w:t xml:space="preserve">mean</w:t>
+        <w:t>mean</w:t>
       </w:r>
       <w:r>
         <w:rPr>
@@ -6960,7 +8028,7 @@
         <w:rPr>
           <w:rStyle w:val="AttributeTok"/>
         </w:rPr>
-        <w:t xml:space="preserve">na.rm =</w:t>
+        <w:t>na.rm =</w:t>
       </w:r>
       <w:r>
         <w:rPr>
@@ -6972,13 +8040,13 @@
         <w:rPr>
           <w:rStyle w:val="ConstantTok"/>
         </w:rPr>
-        <w:t xml:space="preserve">TRUE</w:t>
-      </w:r>
-      <w:r>
-        <w:rPr>
-          <w:rStyle w:val="NormalTok"/>
-        </w:rPr>
-        <w:t xml:space="preserve">)</w:t>
+        <w:t>TRUE</w:t>
+      </w:r>
+      <w:r>
+        <w:rPr>
+          <w:rStyle w:val="NormalTok"/>
+        </w:rPr>
+        <w:t>)</w:t>
       </w:r>
       <w:r>
         <w:br/>
@@ -6993,7 +8061,7 @@
         <w:rPr>
           <w:rStyle w:val="SpecialCharTok"/>
         </w:rPr>
-        <w:t xml:space="preserve">%&gt;%</w:t>
+        <w:t>%&gt;%</w:t>
       </w:r>
       <w:r>
         <w:br/>
@@ -7008,7 +8076,7 @@
         <w:rPr>
           <w:rStyle w:val="FunctionTok"/>
         </w:rPr>
-        <w:t xml:space="preserve">arrange</w:t>
+        <w:t>arrange</w:t>
       </w:r>
       <w:r>
         <w:rPr>
@@ -7020,7 +8088,7 @@
         <w:rPr>
           <w:rStyle w:val="SpecialCharTok"/>
         </w:rPr>
-        <w:t xml:space="preserve">%&gt;%</w:t>
+        <w:t>%&gt;%</w:t>
       </w:r>
       <w:r>
         <w:br/>
@@ -7035,19 +8103,19 @@
         <w:rPr>
           <w:rStyle w:val="FunctionTok"/>
         </w:rPr>
-        <w:t xml:space="preserve">mutate</w:t>
-      </w:r>
-      <w:r>
-        <w:rPr>
-          <w:rStyle w:val="NormalTok"/>
-        </w:rPr>
-        <w:t xml:space="preserve">(</w:t>
+        <w:t>mutate</w:t>
+      </w:r>
+      <w:r>
+        <w:rPr>
+          <w:rStyle w:val="NormalTok"/>
+        </w:rPr>
+        <w:t>(</w:t>
       </w:r>
       <w:r>
         <w:rPr>
           <w:rStyle w:val="AttributeTok"/>
         </w:rPr>
-        <w:t xml:space="preserve">avg_acres =</w:t>
+        <w:t>avg_acres =</w:t>
       </w:r>
       <w:r>
         <w:rPr>
@@ -7059,7 +8127,7 @@
         <w:rPr>
           <w:rStyle w:val="FunctionTok"/>
         </w:rPr>
-        <w:t xml:space="preserve">round</w:t>
+        <w:t>round</w:t>
       </w:r>
       <w:r>
         <w:rPr>
@@ -7071,7 +8139,7 @@
         <w:rPr>
           <w:rStyle w:val="DecValTok"/>
         </w:rPr>
-        <w:t xml:space="preserve">2</w:t>
+        <w:t>2</w:t>
       </w:r>
       <w:r>
         <w:rPr>
@@ -7083,7 +8151,7 @@
         <w:rPr>
           <w:rStyle w:val="SpecialCharTok"/>
         </w:rPr>
-        <w:t xml:space="preserve">%&gt;%</w:t>
+        <w:t>%&gt;%</w:t>
       </w:r>
       <w:r>
         <w:rPr>
@@ -7104,19 +8172,19 @@
         <w:rPr>
           <w:rStyle w:val="FunctionTok"/>
         </w:rPr>
-        <w:t xml:space="preserve">kable</w:t>
-      </w:r>
-      <w:r>
-        <w:rPr>
-          <w:rStyle w:val="NormalTok"/>
-        </w:rPr>
-        <w:t xml:space="preserve">(</w:t>
+        <w:t>kable</w:t>
+      </w:r>
+      <w:r>
+        <w:rPr>
+          <w:rStyle w:val="NormalTok"/>
+        </w:rPr>
+        <w:t>(</w:t>
       </w:r>
       <w:r>
         <w:rPr>
           <w:rStyle w:val="AttributeTok"/>
         </w:rPr>
-        <w:t xml:space="preserve">col.names =</w:t>
+        <w:t>col.names =</w:t>
       </w:r>
       <w:r>
         <w:rPr>
@@ -7128,19 +8196,19 @@
         <w:rPr>
           <w:rStyle w:val="FunctionTok"/>
         </w:rPr>
-        <w:t xml:space="preserve">c</w:t>
-      </w:r>
-      <w:r>
-        <w:rPr>
-          <w:rStyle w:val="NormalTok"/>
-        </w:rPr>
-        <w:t xml:space="preserve">(</w:t>
+        <w:t>c</w:t>
+      </w:r>
+      <w:r>
+        <w:rPr>
+          <w:rStyle w:val="NormalTok"/>
+        </w:rPr>
+        <w:t>(</w:t>
       </w:r>
       <w:r>
         <w:rPr>
           <w:rStyle w:val="StringTok"/>
         </w:rPr>
-        <w:t xml:space="preserve">"Rx Fire Type"</w:t>
+        <w:t>"Rx Fire Type"</w:t>
       </w:r>
       <w:r>
         <w:rPr>
@@ -7152,7 +8220,7 @@
         <w:rPr>
           <w:rStyle w:val="StringTok"/>
         </w:rPr>
-        <w:t xml:space="preserve">"Mean Acres"</w:t>
+        <w:t>"Mean Acres"</w:t>
       </w:r>
       <w:r>
         <w:rPr>
@@ -7164,7 +8232,7 @@
         <w:rPr>
           <w:rStyle w:val="AttributeTok"/>
         </w:rPr>
-        <w:t xml:space="preserve">align =</w:t>
+        <w:t>align =</w:t>
       </w:r>
       <w:r>
         <w:rPr>
@@ -7176,53 +8244,34 @@
         <w:rPr>
           <w:rStyle w:val="StringTok"/>
         </w:rPr>
-        <w:t xml:space="preserve">"lc"</w:t>
-      </w:r>
-      <w:r>
-        <w:rPr>
-          <w:rStyle w:val="NormalTok"/>
-        </w:rPr>
-        <w:t xml:space="preserve">)</w:t>
-      </w:r>
+        <w:t>"lc"</w:t>
+      </w:r>
+      <w:r>
+        <w:rPr>
+          <w:rStyle w:val="NormalTok"/>
+        </w:rPr>
+        <w:t>)</w:t>
+      </w:r>
+      <w:bookmarkEnd w:id="26"/>
     </w:p>
-    <w:bookmarkEnd w:id="63"/>
     <w:sectPr>
       <w:footnotePr>
         <w:numRestart w:val="eachSect"/>
       </w:footnotePr>
+      <w:pgSz w:w="12240" w:h="15840"/>
+      <w:pgMar w:top="1440" w:right="1440" w:bottom="1440" w:left="1440" w:header="720" w:footer="720" w:gutter="0"/>
+      <w:cols w:space="720"/>
     </w:sectPr>
   </w:body>
 </w:document>
 </file>
 
-<file path=word/comments.xml><?xml version="1.0" encoding="utf-8"?>
-<w:comments xmlns:w="http://schemas.openxmlformats.org/wordprocessingml/2006/main" xmlns:m="http://schemas.openxmlformats.org/officeDocument/2006/math" xmlns:r="http://schemas.openxmlformats.org/officeDocument/2006/relationships" xmlns:o="urn:schemas-microsoft-com:office:office" xmlns:v="urn:schemas-microsoft-com:vml" xmlns:w10="urn:schemas-microsoft-com:office:word" xmlns:a="http://schemas.openxmlformats.org/drawingml/2006/main" xmlns:pic="http://schemas.openxmlformats.org/drawingml/2006/picture" xmlns:wp="http://schemas.openxmlformats.org/drawingml/2006/wordprocessingDrawing"/>
-</file>
-
-<file path=word/footnotes.xml><?xml version="1.0" encoding="utf-8"?>
-<w:footnotes xmlns:w="http://schemas.openxmlformats.org/wordprocessingml/2006/main" xmlns:m="http://schemas.openxmlformats.org/officeDocument/2006/math" xmlns:r="http://schemas.openxmlformats.org/officeDocument/2006/relationships" xmlns:o="urn:schemas-microsoft-com:office:office" xmlns:v="urn:schemas-microsoft-com:vml" xmlns:w10="urn:schemas-microsoft-com:office:word" xmlns:a="http://schemas.openxmlformats.org/drawingml/2006/main" xmlns:pic="http://schemas.openxmlformats.org/drawingml/2006/picture" xmlns:wp="http://schemas.openxmlformats.org/drawingml/2006/wordprocessingDrawing">
-  <w:footnote w:type="continuationSeparator" w:id="0">
-    <w:p>
-      <w:r>
-        <w:continuationSeparator/>
-      </w:r>
-    </w:p>
-  </w:footnote>
-  <w:footnote w:type="separator" w:id="-1">
-    <w:p>
-      <w:r>
-        <w:separator/>
-      </w:r>
-    </w:p>
-  </w:footnote>
-</w:footnotes>
-</file>
-
 <file path=word/numbering.xml><?xml version="1.0" encoding="utf-8"?>
-<w:numbering xmlns:w="http://schemas.openxmlformats.org/wordprocessingml/2006/main">
-  <w:abstractNum w:abstractNumId="990">
+<w:numbering xmlns:wpc="http://schemas.microsoft.com/office/word/2010/wordprocessingCanvas" xmlns:cx="http://schemas.microsoft.com/office/drawing/2014/chartex" xmlns:cx1="http://schemas.microsoft.com/office/drawing/2015/9/8/chartex" xmlns:cx2="http://schemas.microsoft.com/office/drawing/2015/10/21/chartex" xmlns:cx3="http://schemas.microsoft.com/office/drawing/2016/5/9/chartex" xmlns:cx4="http://schemas.microsoft.com/office/drawing/2016/5/10/chartex" xmlns:cx5="http://schemas.microsoft.com/office/drawing/2016/5/11/chartex" xmlns:cx6="http://schemas.microsoft.com/office/drawing/2016/5/12/chartex" xmlns:cx7="http://schemas.microsoft.com/office/drawing/2016/5/13/chartex" xmlns:cx8="http://schemas.microsoft.com/office/drawing/2016/5/14/chartex" xmlns:mc="http://schemas.openxmlformats.org/markup-compatibility/2006" xmlns:aink="http://schemas.microsoft.com/office/drawing/2016/ink" xmlns:am3d="http://schemas.microsoft.com/office/drawing/2017/model3d" xmlns:o="urn:schemas-microsoft-com:office:office" xmlns:oel="http://schemas.microsoft.com/office/2019/extlst" xmlns:r="http://schemas.openxmlformats.org/officeDocument/2006/relationships" xmlns:m="http://schemas.openxmlformats.org/officeDocument/2006/math" xmlns:v="urn:schemas-microsoft-com:vml" xmlns:wp14="http://schemas.microsoft.com/office/word/2010/wordprocessingDrawing" xmlns:wp="http://schemas.openxmlformats.org/drawingml/2006/wordprocessingDrawing" xmlns:w10="urn:schemas-microsoft-com:office:word" xmlns:w="http://schemas.openxmlformats.org/wordprocessingml/2006/main" xmlns:w14="http://schemas.microsoft.com/office/word/2010/wordml" xmlns:w15="http://schemas.microsoft.com/office/word/2012/wordml" xmlns:w16cex="http://schemas.microsoft.com/office/word/2018/wordml/cex" xmlns:w16cid="http://schemas.microsoft.com/office/word/2016/wordml/cid" xmlns:w16="http://schemas.microsoft.com/office/word/2018/wordml" xmlns:w16du="http://schemas.microsoft.com/office/word/2023/wordml/word16du" xmlns:w16sdtdh="http://schemas.microsoft.com/office/word/2020/wordml/sdtdatahash" xmlns:w16sdtfl="http://schemas.microsoft.com/office/word/2024/wordml/sdtformatlock" xmlns:w16se="http://schemas.microsoft.com/office/word/2015/wordml/symex" xmlns:wpg="http://schemas.microsoft.com/office/word/2010/wordprocessingGroup" xmlns:wpi="http://schemas.microsoft.com/office/word/2010/wordprocessingInk" xmlns:wne="http://schemas.microsoft.com/office/word/2006/wordml" xmlns:wps="http://schemas.microsoft.com/office/word/2010/wordprocessingShape" mc:Ignorable="w14 w15 w16se w16cid w16 w16cex w16sdtdh w16sdtfl w16du wp14">
+  <w:abstractNum w:abstractNumId="0" w15:restartNumberingAfterBreak="0">
     <w:nsid w:val="0000A990"/>
     <w:multiLevelType w:val="multilevel"/>
+    <w:tmpl w:val="7264E3CE"/>
     <w:lvl w:ilvl="0">
       <w:numFmt w:val="bullet"/>
       <w:lvlText w:val=" "/>
@@ -7296,21 +8345,21 @@
       </w:pPr>
     </w:lvl>
   </w:abstractNum>
-  <w:num w:numId="1000">
-    <w:abstractNumId w:val="990"/>
+  <w:num w:numId="1" w16cid:durableId="1130513835">
+    <w:abstractNumId w:val="0"/>
   </w:num>
 </w:numbering>
 </file>
 
 <file path=word/styles.xml><?xml version="1.0" encoding="utf-8"?>
-<w:styles xmlns:r="http://schemas.openxmlformats.org/officeDocument/2006/relationships" xmlns:w="http://schemas.openxmlformats.org/wordprocessingml/2006/main">
+<w:styles xmlns:mc="http://schemas.openxmlformats.org/markup-compatibility/2006" xmlns:r="http://schemas.openxmlformats.org/officeDocument/2006/relationships" xmlns:w="http://schemas.openxmlformats.org/wordprocessingml/2006/main" xmlns:w14="http://schemas.microsoft.com/office/word/2010/wordml" xmlns:w15="http://schemas.microsoft.com/office/word/2012/wordml" xmlns:w16cex="http://schemas.microsoft.com/office/word/2018/wordml/cex" xmlns:w16cid="http://schemas.microsoft.com/office/word/2016/wordml/cid" xmlns:w16="http://schemas.microsoft.com/office/word/2018/wordml" xmlns:w16du="http://schemas.microsoft.com/office/word/2023/wordml/word16du" xmlns:w16sdtdh="http://schemas.microsoft.com/office/word/2020/wordml/sdtdatahash" xmlns:w16sdtfl="http://schemas.microsoft.com/office/word/2024/wordml/sdtformatlock" xmlns:w16se="http://schemas.microsoft.com/office/word/2015/wordml/symex" mc:Ignorable="w14 w15 w16se w16cid w16 w16cex w16sdtdh w16sdtfl w16du">
   <w:docDefaults>
     <w:rPrDefault>
       <w:rPr>
-        <w:rFonts w:asciiTheme="minorHAnsi" w:cstheme="minorBidi" w:eastAsiaTheme="minorHAnsi" w:hAnsiTheme="minorHAnsi"/>
+        <w:rFonts w:asciiTheme="minorHAnsi" w:eastAsiaTheme="minorHAnsi" w:hAnsiTheme="minorHAnsi" w:cstheme="minorBidi"/>
         <w:sz w:val="24"/>
         <w:szCs w:val="24"/>
-        <w:lang w:bidi="ar-SA" w:eastAsia="en-US" w:val="en-US"/>
+        <w:lang w:val="en-US" w:eastAsia="en-US" w:bidi="ar-SA"/>
       </w:rPr>
     </w:rPrDefault>
     <w:pPrDefault>
@@ -7319,168 +8368,259 @@
       </w:pPr>
     </w:pPrDefault>
   </w:docDefaults>
-  <w:latentStyles w:count="276" w:defLockedState="0" w:defQFormat="0" w:defSemiHidden="0" w:defUIPriority="0" w:defUnhideWhenUsed="0"/>
-  <w:style w:default="1" w:styleId="Normal" w:type="paragraph">
+  <w:latentStyles w:defLockedState="0" w:defUIPriority="0" w:defSemiHidden="0" w:defUnhideWhenUsed="0" w:defQFormat="0" w:count="376">
+    <w:lsdException w:name="toc 1" w:uiPriority="39"/>
+    <w:lsdException w:name="toc 2" w:uiPriority="39"/>
+    <w:lsdException w:name="toc 3" w:uiPriority="39"/>
+    <w:lsdException w:name="Hyperlink" w:uiPriority="99"/>
+    <w:lsdException w:name="Normal Table" w:semiHidden="1" w:unhideWhenUsed="1"/>
+    <w:lsdException w:name="Table Simple 1" w:semiHidden="1" w:unhideWhenUsed="1"/>
+    <w:lsdException w:name="Table Simple 2" w:semiHidden="1" w:unhideWhenUsed="1"/>
+    <w:lsdException w:name="Table Simple 3" w:semiHidden="1" w:unhideWhenUsed="1"/>
+    <w:lsdException w:name="Table Classic 1" w:semiHidden="1" w:unhideWhenUsed="1"/>
+    <w:lsdException w:name="Table Classic 2" w:semiHidden="1" w:unhideWhenUsed="1"/>
+    <w:lsdException w:name="Table Classic 3" w:semiHidden="1" w:unhideWhenUsed="1"/>
+    <w:lsdException w:name="Table Classic 4" w:semiHidden="1" w:unhideWhenUsed="1"/>
+    <w:lsdException w:name="Table Colorful 1" w:semiHidden="1" w:unhideWhenUsed="1"/>
+    <w:lsdException w:name="Table Colorful 2" w:semiHidden="1" w:unhideWhenUsed="1"/>
+    <w:lsdException w:name="Table Colorful 3" w:semiHidden="1" w:unhideWhenUsed="1"/>
+    <w:lsdException w:name="Table Columns 1" w:semiHidden="1" w:unhideWhenUsed="1"/>
+    <w:lsdException w:name="Table Columns 2" w:semiHidden="1" w:unhideWhenUsed="1"/>
+    <w:lsdException w:name="Table Columns 3" w:semiHidden="1" w:unhideWhenUsed="1"/>
+    <w:lsdException w:name="Table Columns 4" w:semiHidden="1" w:unhideWhenUsed="1"/>
+    <w:lsdException w:name="Table Columns 5" w:semiHidden="1" w:unhideWhenUsed="1"/>
+    <w:lsdException w:name="Table Grid 1" w:semiHidden="1" w:unhideWhenUsed="1"/>
+    <w:lsdException w:name="Table Grid 2" w:semiHidden="1" w:unhideWhenUsed="1"/>
+    <w:lsdException w:name="Table Grid 3" w:semiHidden="1" w:unhideWhenUsed="1"/>
+    <w:lsdException w:name="Table Grid 4" w:semiHidden="1" w:unhideWhenUsed="1"/>
+    <w:lsdException w:name="Table Grid 5" w:semiHidden="1" w:unhideWhenUsed="1"/>
+    <w:lsdException w:name="Table Grid 6" w:semiHidden="1" w:unhideWhenUsed="1"/>
+    <w:lsdException w:name="Table Grid 7" w:semiHidden="1" w:unhideWhenUsed="1"/>
+    <w:lsdException w:name="Table Grid 8" w:semiHidden="1" w:unhideWhenUsed="1"/>
+    <w:lsdException w:name="Table List 1" w:semiHidden="1" w:unhideWhenUsed="1"/>
+    <w:lsdException w:name="Table List 2" w:semiHidden="1" w:unhideWhenUsed="1"/>
+    <w:lsdException w:name="Table List 3" w:semiHidden="1" w:unhideWhenUsed="1"/>
+    <w:lsdException w:name="Table List 4" w:semiHidden="1" w:unhideWhenUsed="1"/>
+    <w:lsdException w:name="Table List 5" w:semiHidden="1" w:unhideWhenUsed="1"/>
+    <w:lsdException w:name="Table List 6" w:semiHidden="1" w:unhideWhenUsed="1"/>
+    <w:lsdException w:name="Table List 7" w:semiHidden="1" w:unhideWhenUsed="1"/>
+    <w:lsdException w:name="Table List 8" w:semiHidden="1" w:unhideWhenUsed="1"/>
+    <w:lsdException w:name="Table 3D effects 1" w:semiHidden="1" w:unhideWhenUsed="1"/>
+    <w:lsdException w:name="Table 3D effects 2" w:semiHidden="1" w:unhideWhenUsed="1"/>
+    <w:lsdException w:name="Table 3D effects 3" w:semiHidden="1" w:unhideWhenUsed="1"/>
+    <w:lsdException w:name="Table Contemporary" w:semiHidden="1" w:unhideWhenUsed="1"/>
+    <w:lsdException w:name="Table Elegant" w:semiHidden="1" w:unhideWhenUsed="1"/>
+    <w:lsdException w:name="Table Professional" w:semiHidden="1" w:unhideWhenUsed="1"/>
+    <w:lsdException w:name="Table Subtle 1" w:semiHidden="1" w:unhideWhenUsed="1"/>
+    <w:lsdException w:name="Table Subtle 2" w:semiHidden="1" w:unhideWhenUsed="1"/>
+    <w:lsdException w:name="Table Web 1" w:semiHidden="1" w:unhideWhenUsed="1"/>
+    <w:lsdException w:name="Table Web 2" w:semiHidden="1" w:unhideWhenUsed="1"/>
+    <w:lsdException w:name="Table Web 3" w:semiHidden="1" w:unhideWhenUsed="1"/>
+    <w:lsdException w:name="Table Theme" w:semiHidden="1" w:unhideWhenUsed="1"/>
+    <w:lsdException w:name="Light Shading"/>
+    <w:lsdException w:name="Light List"/>
+    <w:lsdException w:name="Light Grid"/>
+    <w:lsdException w:name="Medium Shading 1"/>
+    <w:lsdException w:name="Medium Shading 2"/>
+    <w:lsdException w:name="Medium List 1"/>
+    <w:lsdException w:name="Medium List 2"/>
+    <w:lsdException w:name="Medium Grid 1"/>
+    <w:lsdException w:name="Medium Grid 2"/>
+    <w:lsdException w:name="Medium Grid 3"/>
+    <w:lsdException w:name="Dark List"/>
+    <w:lsdException w:name="Colorful Shading"/>
+    <w:lsdException w:name="Colorful List"/>
+    <w:lsdException w:name="Colorful Grid"/>
+    <w:lsdException w:name="Light Shading Accent 1"/>
+    <w:lsdException w:name="Light List Accent 1"/>
+    <w:lsdException w:name="Light Grid Accent 1"/>
+    <w:lsdException w:name="Medium Shading 1 Accent 1"/>
+    <w:lsdException w:name="Medium Shading 2 Accent 1"/>
+    <w:lsdException w:name="Medium List 1 Accent 1"/>
+    <w:lsdException w:name="Medium List 2 Accent 1"/>
+    <w:lsdException w:name="Medium Grid 1 Accent 1"/>
+    <w:lsdException w:name="Medium Grid 2 Accent 1"/>
+    <w:lsdException w:name="Medium Grid 3 Accent 1"/>
+    <w:lsdException w:name="Dark List Accent 1"/>
+    <w:lsdException w:name="Colorful Shading Accent 1"/>
+    <w:lsdException w:name="Colorful List Accent 1"/>
+    <w:lsdException w:name="Colorful Grid Accent 1"/>
+    <w:lsdException w:name="Light Shading Accent 2"/>
+    <w:lsdException w:name="Light List Accent 2"/>
+    <w:lsdException w:name="Light Grid Accent 2"/>
+    <w:lsdException w:name="Medium Shading 1 Accent 2"/>
+    <w:lsdException w:name="Medium Shading 2 Accent 2"/>
+    <w:lsdException w:name="Medium List 1 Accent 2"/>
+    <w:lsdException w:name="Medium List 2 Accent 2"/>
+    <w:lsdException w:name="Medium Grid 1 Accent 2"/>
+    <w:lsdException w:name="Medium Grid 2 Accent 2"/>
+    <w:lsdException w:name="Medium Grid 3 Accent 2"/>
+    <w:lsdException w:name="Dark List Accent 2"/>
+    <w:lsdException w:name="Colorful Shading Accent 2"/>
+    <w:lsdException w:name="Colorful List Accent 2"/>
+    <w:lsdException w:name="Colorful Grid Accent 2"/>
+    <w:lsdException w:name="Light Shading Accent 3"/>
+    <w:lsdException w:name="Light List Accent 3"/>
+    <w:lsdException w:name="Light Grid Accent 3"/>
+    <w:lsdException w:name="Medium Shading 1 Accent 3"/>
+    <w:lsdException w:name="Medium Shading 2 Accent 3"/>
+    <w:lsdException w:name="Medium List 1 Accent 3"/>
+    <w:lsdException w:name="Medium List 2 Accent 3"/>
+    <w:lsdException w:name="Medium Grid 1 Accent 3"/>
+    <w:lsdException w:name="Medium Grid 2 Accent 3"/>
+    <w:lsdException w:name="Medium Grid 3 Accent 3"/>
+    <w:lsdException w:name="Dark List Accent 3"/>
+    <w:lsdException w:name="Colorful Shading Accent 3"/>
+    <w:lsdException w:name="Colorful List Accent 3"/>
+    <w:lsdException w:name="Colorful Grid Accent 3"/>
+    <w:lsdException w:name="Light Shading Accent 4"/>
+    <w:lsdException w:name="Light List Accent 4"/>
+    <w:lsdException w:name="Light Grid Accent 4"/>
+    <w:lsdException w:name="Medium Shading 1 Accent 4"/>
+    <w:lsdException w:name="Medium Shading 2 Accent 4"/>
+    <w:lsdException w:name="Medium List 1 Accent 4"/>
+    <w:lsdException w:name="Medium List 2 Accent 4"/>
+    <w:lsdException w:name="Medium Grid 1 Accent 4"/>
+    <w:lsdException w:name="Medium Grid 2 Accent 4"/>
+    <w:lsdException w:name="Medium Grid 3 Accent 4"/>
+    <w:lsdException w:name="Dark List Accent 4"/>
+    <w:lsdException w:name="Colorful Shading Accent 4"/>
+    <w:lsdException w:name="Colorful List Accent 4"/>
+    <w:lsdException w:name="Colorful Grid Accent 4"/>
+    <w:lsdException w:name="Light Shading Accent 5"/>
+    <w:lsdException w:name="Light List Accent 5"/>
+    <w:lsdException w:name="Light Grid Accent 5"/>
+    <w:lsdException w:name="Medium Shading 1 Accent 5"/>
+    <w:lsdException w:name="Medium Shading 2 Accent 5"/>
+    <w:lsdException w:name="Medium List 1 Accent 5"/>
+    <w:lsdException w:name="Medium List 2 Accent 5"/>
+    <w:lsdException w:name="Medium Grid 1 Accent 5"/>
+    <w:lsdException w:name="Medium Grid 2 Accent 5"/>
+    <w:lsdException w:name="Medium Grid 3 Accent 5"/>
+    <w:lsdException w:name="Dark List Accent 5"/>
+    <w:lsdException w:name="Colorful Shading Accent 5"/>
+    <w:lsdException w:name="Colorful List Accent 5"/>
+    <w:lsdException w:name="Colorful Grid Accent 5"/>
+    <w:lsdException w:name="Light Shading Accent 6"/>
+    <w:lsdException w:name="Light List Accent 6"/>
+    <w:lsdException w:name="Light Grid Accent 6"/>
+    <w:lsdException w:name="Medium Shading 1 Accent 6"/>
+    <w:lsdException w:name="Medium Shading 2 Accent 6"/>
+    <w:lsdException w:name="Medium List 1 Accent 6"/>
+    <w:lsdException w:name="Medium List 2 Accent 6"/>
+    <w:lsdException w:name="Medium Grid 1 Accent 6"/>
+    <w:lsdException w:name="Medium Grid 2 Accent 6"/>
+    <w:lsdException w:name="Medium Grid 3 Accent 6"/>
+    <w:lsdException w:name="Dark List Accent 6"/>
+    <w:lsdException w:name="Colorful Shading Accent 6"/>
+    <w:lsdException w:name="Colorful List Accent 6"/>
+    <w:lsdException w:name="Colorful Grid Accent 6"/>
+    <w:lsdException w:name="Grid Table 4" w:uiPriority="49"/>
+    <w:lsdException w:name="Grid Table 5 Dark" w:uiPriority="50"/>
+    <w:lsdException w:name="Grid Table 6 Colorful" w:uiPriority="51"/>
+    <w:lsdException w:name="Grid Table 7 Colorful" w:uiPriority="52"/>
+    <w:lsdException w:name="Grid Table 1 Light Accent 1" w:uiPriority="46"/>
+    <w:lsdException w:name="Grid Table 2 Accent 1" w:uiPriority="47"/>
+    <w:lsdException w:name="Grid Table 3 Accent 1" w:uiPriority="48"/>
+    <w:lsdException w:name="Grid Table 4 Accent 1" w:uiPriority="49"/>
+    <w:lsdException w:name="Grid Table 5 Dark Accent 1" w:uiPriority="50"/>
+    <w:lsdException w:name="Grid Table 6 Colorful Accent 1" w:uiPriority="51"/>
+    <w:lsdException w:name="Grid Table 7 Colorful Accent 1" w:uiPriority="52"/>
+    <w:lsdException w:name="Grid Table 1 Light Accent 2" w:uiPriority="46"/>
+    <w:lsdException w:name="Grid Table 2 Accent 2" w:uiPriority="47"/>
+    <w:lsdException w:name="Grid Table 3 Accent 2" w:uiPriority="48"/>
+    <w:lsdException w:name="Grid Table 4 Accent 2" w:uiPriority="49"/>
+    <w:lsdException w:name="Grid Table 5 Dark Accent 2" w:uiPriority="50"/>
+    <w:lsdException w:name="Grid Table 6 Colorful Accent 2" w:uiPriority="51"/>
+    <w:lsdException w:name="Grid Table 7 Colorful Accent 2" w:uiPriority="52"/>
+    <w:lsdException w:name="Grid Table 1 Light Accent 3" w:uiPriority="46"/>
+    <w:lsdException w:name="Grid Table 2 Accent 3" w:uiPriority="47"/>
+    <w:lsdException w:name="Grid Table 3 Accent 3" w:uiPriority="48"/>
+    <w:lsdException w:name="Grid Table 4 Accent 3" w:uiPriority="49"/>
+    <w:lsdException w:name="Grid Table 5 Dark Accent 3" w:uiPriority="50"/>
+    <w:lsdException w:name="Grid Table 6 Colorful Accent 3" w:uiPriority="51"/>
+    <w:lsdException w:name="Grid Table 7 Colorful Accent 3" w:uiPriority="52"/>
+    <w:lsdException w:name="Grid Table 1 Light Accent 4" w:uiPriority="46"/>
+    <w:lsdException w:name="Grid Table 2 Accent 4" w:uiPriority="47"/>
+    <w:lsdException w:name="Grid Table 3 Accent 4" w:uiPriority="48"/>
+    <w:lsdException w:name="Grid Table 4 Accent 4" w:uiPriority="49"/>
+    <w:lsdException w:name="Grid Table 5 Dark Accent 4" w:uiPriority="50"/>
+    <w:lsdException w:name="Grid Table 6 Colorful Accent 4" w:uiPriority="51"/>
+    <w:lsdException w:name="Grid Table 7 Colorful Accent 4" w:uiPriority="52"/>
+    <w:lsdException w:name="Grid Table 1 Light Accent 5" w:uiPriority="46"/>
+    <w:lsdException w:name="Grid Table 2 Accent 5" w:uiPriority="47"/>
+    <w:lsdException w:name="Grid Table 3 Accent 5" w:uiPriority="48"/>
+    <w:lsdException w:name="Grid Table 4 Accent 5" w:uiPriority="49"/>
+    <w:lsdException w:name="Grid Table 5 Dark Accent 5" w:uiPriority="50"/>
+    <w:lsdException w:name="Grid Table 6 Colorful Accent 5" w:uiPriority="51"/>
+    <w:lsdException w:name="Grid Table 7 Colorful Accent 5" w:uiPriority="52"/>
+    <w:lsdException w:name="Grid Table 1 Light Accent 6" w:uiPriority="46"/>
+    <w:lsdException w:name="Grid Table 2 Accent 6" w:uiPriority="47"/>
+    <w:lsdException w:name="Grid Table 3 Accent 6" w:uiPriority="48"/>
+    <w:lsdException w:name="Grid Table 4 Accent 6" w:uiPriority="49"/>
+    <w:lsdException w:name="Grid Table 5 Dark Accent 6" w:uiPriority="50"/>
+    <w:lsdException w:name="Grid Table 6 Colorful Accent 6" w:uiPriority="51"/>
+    <w:lsdException w:name="Grid Table 7 Colorful Accent 6" w:uiPriority="52"/>
+    <w:lsdException w:name="List Table 1 Light" w:uiPriority="46"/>
+    <w:lsdException w:name="List Table 2" w:uiPriority="47"/>
+    <w:lsdException w:name="List Table 3" w:uiPriority="48"/>
+    <w:lsdException w:name="List Table 4" w:uiPriority="49"/>
+    <w:lsdException w:name="List Table 5 Dark" w:uiPriority="50"/>
+    <w:lsdException w:name="List Table 6 Colorful" w:uiPriority="51"/>
+    <w:lsdException w:name="List Table 7 Colorful" w:uiPriority="52"/>
+    <w:lsdException w:name="List Table 1 Light Accent 1" w:uiPriority="46"/>
+    <w:lsdException w:name="List Table 2 Accent 1" w:uiPriority="47"/>
+    <w:lsdException w:name="List Table 3 Accent 1" w:uiPriority="48"/>
+    <w:lsdException w:name="List Table 4 Accent 1" w:uiPriority="49"/>
+    <w:lsdException w:name="List Table 5 Dark Accent 1" w:uiPriority="50"/>
+    <w:lsdException w:name="List Table 6 Colorful Accent 1" w:uiPriority="51"/>
+    <w:lsdException w:name="List Table 7 Colorful Accent 1" w:uiPriority="52"/>
+    <w:lsdException w:name="List Table 1 Light Accent 2" w:uiPriority="46"/>
+    <w:lsdException w:name="List Table 2 Accent 2" w:uiPriority="47"/>
+    <w:lsdException w:name="List Table 3 Accent 2" w:uiPriority="48"/>
+    <w:lsdException w:name="List Table 4 Accent 2" w:uiPriority="49"/>
+    <w:lsdException w:name="List Table 5 Dark Accent 2" w:uiPriority="50"/>
+    <w:lsdException w:name="List Table 6 Colorful Accent 2" w:uiPriority="51"/>
+    <w:lsdException w:name="List Table 7 Colorful Accent 2" w:uiPriority="52"/>
+    <w:lsdException w:name="List Table 1 Light Accent 3" w:uiPriority="46"/>
+    <w:lsdException w:name="List Table 2 Accent 3" w:uiPriority="47"/>
+    <w:lsdException w:name="List Table 3 Accent 3" w:uiPriority="48"/>
+    <w:lsdException w:name="List Table 4 Accent 3" w:uiPriority="49"/>
+    <w:lsdException w:name="List Table 5 Dark Accent 3" w:uiPriority="50"/>
+    <w:lsdException w:name="List Table 6 Colorful Accent 3" w:uiPriority="51"/>
+    <w:lsdException w:name="List Table 7 Colorful Accent 3" w:uiPriority="52"/>
+    <w:lsdException w:name="List Table 1 Light Accent 4" w:uiPriority="46"/>
+    <w:lsdException w:name="List Table 2 Accent 4" w:uiPriority="47"/>
+    <w:lsdException w:name="List Table 3 Accent 4" w:uiPriority="48"/>
+    <w:lsdException w:name="List Table 4 Accent 4" w:uiPriority="49"/>
+    <w:lsdException w:name="List Table 5 Dark Accent 4" w:uiPriority="50"/>
+    <w:lsdException w:name="List Table 6 Colorful Accent 4" w:uiPriority="51"/>
+    <w:lsdException w:name="List Table 7 Colorful Accent 4" w:uiPriority="52"/>
+    <w:lsdException w:name="List Table 1 Light Accent 5" w:uiPriority="46"/>
+    <w:lsdException w:name="List Table 2 Accent 5" w:uiPriority="47"/>
+    <w:lsdException w:name="List Table 3 Accent 5" w:uiPriority="48"/>
+    <w:lsdException w:name="List Table 4 Accent 5" w:uiPriority="49"/>
+    <w:lsdException w:name="List Table 5 Dark Accent 5" w:uiPriority="50"/>
+    <w:lsdException w:name="List Table 6 Colorful Accent 5" w:uiPriority="51"/>
+    <w:lsdException w:name="List Table 7 Colorful Accent 5" w:uiPriority="52"/>
+    <w:lsdException w:name="List Table 1 Light Accent 6" w:uiPriority="46"/>
+    <w:lsdException w:name="List Table 2 Accent 6" w:uiPriority="47"/>
+    <w:lsdException w:name="List Table 3 Accent 6" w:uiPriority="48"/>
+    <w:lsdException w:name="List Table 4 Accent 6" w:uiPriority="49"/>
+    <w:lsdException w:name="List Table 5 Dark Accent 6" w:uiPriority="50"/>
+    <w:lsdException w:name="List Table 6 Colorful Accent 6" w:uiPriority="51"/>
+    <w:lsdException w:name="List Table 7 Colorful Accent 6" w:uiPriority="52"/>
+    <w:lsdException w:name="Mention" w:semiHidden="1" w:uiPriority="99" w:unhideWhenUsed="1"/>
+    <w:lsdException w:name="Smart Hyperlink" w:semiHidden="1" w:uiPriority="99" w:unhideWhenUsed="1"/>
+    <w:lsdException w:name="Hashtag" w:semiHidden="1" w:uiPriority="99" w:unhideWhenUsed="1"/>
+    <w:lsdException w:name="Unresolved Mention" w:semiHidden="1" w:uiPriority="99" w:unhideWhenUsed="1"/>
+    <w:lsdException w:name="Smart Link" w:semiHidden="1" w:uiPriority="99" w:unhideWhenUsed="1"/>
+  </w:latentStyles>
+  <w:style w:type="paragraph" w:default="1" w:styleId="Normal">
     <w:name w:val="Normal"/>
     <w:qFormat/>
   </w:style>
-  <w:style w:styleId="BodyText" w:type="paragraph">
-    <w:name w:val="Body Text"/>
-    <w:basedOn w:val="Normal"/>
-    <w:link w:val="BodyTextChar"/>
-    <w:qFormat/>
-    <w:pPr>
-      <w:spacing w:after="180" w:before="180"/>
-    </w:pPr>
-  </w:style>
-  <w:style w:customStyle="1" w:styleId="FirstParagraph" w:type="paragraph">
-    <w:name w:val="First Paragraph"/>
-    <w:basedOn w:val="BodyText"/>
-    <w:next w:val="BodyText"/>
-    <w:qFormat/>
-  </w:style>
-  <w:style w:customStyle="1" w:styleId="Compact" w:type="paragraph">
-    <w:name w:val="Compact"/>
-    <w:basedOn w:val="BodyText"/>
-    <w:qFormat/>
-    <w:pPr>
-      <w:spacing w:after="36" w:before="36"/>
-    </w:pPr>
-  </w:style>
-  <w:style w:styleId="Title" w:type="paragraph">
-    <w:name w:val="Title"/>
-    <w:basedOn w:val="Normal"/>
-    <w:next w:val="BodyText"/>
-    <w:link w:val="TitleChar"/>
-    <w:uiPriority w:val="10"/>
-    <w:qFormat/>
-    <w:rsid w:val="00A10FD9"/>
-    <w:pPr>
-      <w:spacing w:after="80" w:line="240" w:lineRule="auto"/>
-      <w:contextualSpacing/>
-      <w:jc w:val="center"/>
-    </w:pPr>
-    <w:rPr>
-      <w:rFonts w:asciiTheme="majorHAnsi" w:cstheme="majorBidi" w:eastAsiaTheme="majorEastAsia" w:hAnsiTheme="majorHAnsi"/>
-      <w:sz w:val="56"/>
-      <w:szCs w:val="56"/>
-    </w:rPr>
-  </w:style>
-  <w:style w:customStyle="1" w:styleId="TitleChar" w:type="character">
-    <w:name w:val="Title Char"/>
-    <w:basedOn w:val="DefaultParagraphFont"/>
-    <w:link w:val="Title"/>
-    <w:uiPriority w:val="10"/>
-    <w:rsid w:val="00A10FD9"/>
-    <w:rPr>
-      <w:rFonts w:asciiTheme="majorHAnsi" w:cstheme="majorBidi" w:eastAsiaTheme="majorEastAsia" w:hAnsiTheme="majorHAnsi"/>
-      <w:sz w:val="56"/>
-      <w:szCs w:val="56"/>
-    </w:rPr>
-  </w:style>
-  <w:style w:styleId="Subtitle" w:type="paragraph">
-    <w:name w:val="Subtitle"/>
-    <w:basedOn w:val="Title"/>
-    <w:next w:val="BodyText"/>
-    <w:link w:val="SubtitleChar"/>
-    <w:uiPriority w:val="11"/>
-    <w:qFormat/>
-    <w:rsid w:val="00A10FD9"/>
-    <w:pPr>
-      <w:numPr>
-        <w:ilvl w:val="1"/>
-      </w:numPr>
-    </w:pPr>
-    <w:rPr>
-      <w:rFonts w:cstheme="majorBidi" w:eastAsiaTheme="majorEastAsia"/>
-      <w:spacing w:val="15"/>
-      <w:sz w:val="28"/>
-      <w:szCs w:val="28"/>
-    </w:rPr>
-  </w:style>
-  <w:style w:customStyle="1" w:styleId="SubtitleChar" w:type="character">
-    <w:name w:val="Subtitle Char"/>
-    <w:basedOn w:val="DefaultParagraphFont"/>
-    <w:link w:val="Subtitle"/>
-    <w:uiPriority w:val="11"/>
-    <w:rsid w:val="00A10FD9"/>
-    <w:rPr>
-      <w:rFonts w:cstheme="majorBidi" w:eastAsiaTheme="majorEastAsia"/>
-      <w:color w:themeColor="text1" w:themeTint="A6" w:val="595959"/>
-      <w:spacing w:val="15"/>
-      <w:sz w:val="28"/>
-      <w:szCs w:val="28"/>
-    </w:rPr>
-  </w:style>
-  <w:style w:customStyle="1" w:styleId="Author" w:type="paragraph">
-    <w:name w:val="Author"/>
-    <w:basedOn w:val="Title"/>
-    <w:next w:val="BodyText"/>
-    <w:qFormat/>
-    <w:pPr>
-      <w:keepNext/>
-      <w:keepLines/>
-    </w:pPr>
-    <w:rPr>
-      <w:sz w:val="24"/>
-      <w:szCs w:val="24"/>
-    </w:rPr>
-  </w:style>
-  <w:style w:styleId="Date" w:type="paragraph">
-    <w:name w:val="Date"/>
-    <w:basedOn w:val="Title"/>
-    <w:next w:val="BodyText"/>
-    <w:qFormat/>
-    <w:pPr>
-      <w:keepNext/>
-      <w:keepLines/>
-    </w:pPr>
-    <w:rPr>
-      <w:sz w:val="24"/>
-      <w:szCs w:val="24"/>
-    </w:rPr>
-  </w:style>
-  <w:style w:customStyle="1" w:styleId="AbstractTitle" w:type="paragraph">
-    <w:name w:val="Abstract Title"/>
-    <w:basedOn w:val="Normal"/>
-    <w:next w:val="Abstract"/>
-    <w:qFormat/>
-    <w:pPr>
-      <w:keepNext/>
-      <w:keepLines/>
-      <w:spacing w:after="0" w:before="300"/>
-      <w:jc w:val="center"/>
-    </w:pPr>
-    <w:rPr>
-      <w:b/>
-      <w:sz w:val="20"/>
-      <w:szCs w:val="20"/>
-    </w:rPr>
-  </w:style>
-  <w:style w:customStyle="1" w:styleId="Abstract" w:type="paragraph">
-    <w:name w:val="Abstract"/>
-    <w:basedOn w:val="Normal"/>
-    <w:next w:val="BodyText"/>
-    <w:qFormat/>
-    <w:pPr>
-      <w:keepNext/>
-      <w:keepLines/>
-      <w:spacing w:after="300" w:before="100"/>
-    </w:pPr>
-    <w:rPr>
-      <w:sz w:val="20"/>
-      <w:szCs w:val="20"/>
-    </w:rPr>
-  </w:style>
-  <w:style w:styleId="Bibliography" w:type="paragraph">
-    <w:name w:val="Bibliography"/>
-    <w:basedOn w:val="Normal"/>
-    <w:next w:val="Bibliography"/>
-    <w:qFormat/>
-    <w:pPr/>
-    <w:rPr/>
-  </w:style>
-  <w:style w:styleId="Heading1" w:type="paragraph">
+  <w:style w:type="paragraph" w:styleId="Heading1">
     <w:name w:val="heading 1"/>
     <w:basedOn w:val="Normal"/>
     <w:next w:val="BodyText"/>
@@ -7491,17 +8631,17 @@
     <w:pPr>
       <w:keepNext/>
       <w:keepLines/>
-      <w:spacing w:after="80" w:before="360"/>
+      <w:spacing w:before="360" w:after="80"/>
       <w:outlineLvl w:val="0"/>
     </w:pPr>
     <w:rPr>
-      <w:rFonts w:asciiTheme="majorHAnsi" w:cstheme="majorBidi" w:eastAsiaTheme="majorEastAsia" w:hAnsiTheme="majorHAnsi"/>
-      <w:color w:themeColor="accent1" w:themeShade="BF" w:val="0F4761"/>
+      <w:rFonts w:asciiTheme="majorHAnsi" w:eastAsiaTheme="majorEastAsia" w:hAnsiTheme="majorHAnsi" w:cstheme="majorBidi"/>
+      <w:color w:val="0F4761" w:themeColor="accent1" w:themeShade="BF"/>
       <w:sz w:val="40"/>
       <w:szCs w:val="40"/>
     </w:rPr>
   </w:style>
-  <w:style w:styleId="Heading2" w:type="paragraph">
+  <w:style w:type="paragraph" w:styleId="Heading2">
     <w:name w:val="heading 2"/>
     <w:basedOn w:val="Normal"/>
     <w:next w:val="BodyText"/>
@@ -7514,17 +8654,17 @@
     <w:pPr>
       <w:keepNext/>
       <w:keepLines/>
-      <w:spacing w:after="80" w:before="160"/>
+      <w:spacing w:before="160" w:after="80"/>
       <w:outlineLvl w:val="1"/>
     </w:pPr>
     <w:rPr>
-      <w:rFonts w:asciiTheme="majorHAnsi" w:cstheme="majorBidi" w:eastAsiaTheme="majorEastAsia" w:hAnsiTheme="majorHAnsi"/>
-      <w:color w:themeColor="accent1" w:themeShade="BF" w:val="0F4761"/>
+      <w:rFonts w:asciiTheme="majorHAnsi" w:eastAsiaTheme="majorEastAsia" w:hAnsiTheme="majorHAnsi" w:cstheme="majorBidi"/>
+      <w:color w:val="0F4761" w:themeColor="accent1" w:themeShade="BF"/>
       <w:sz w:val="32"/>
       <w:szCs w:val="32"/>
     </w:rPr>
   </w:style>
-  <w:style w:styleId="Heading3" w:type="paragraph">
+  <w:style w:type="paragraph" w:styleId="Heading3">
     <w:name w:val="heading 3"/>
     <w:basedOn w:val="Normal"/>
     <w:next w:val="BodyText"/>
@@ -7537,17 +8677,17 @@
     <w:pPr>
       <w:keepNext/>
       <w:keepLines/>
-      <w:spacing w:after="80" w:before="160"/>
+      <w:spacing w:before="160" w:after="80"/>
       <w:outlineLvl w:val="2"/>
     </w:pPr>
     <w:rPr>
-      <w:rFonts w:cstheme="majorBidi" w:eastAsiaTheme="majorEastAsia"/>
-      <w:color w:themeColor="accent1" w:themeShade="BF" w:val="0F4761"/>
+      <w:rFonts w:eastAsiaTheme="majorEastAsia" w:cstheme="majorBidi"/>
+      <w:color w:val="0F4761" w:themeColor="accent1" w:themeShade="BF"/>
       <w:sz w:val="28"/>
       <w:szCs w:val="28"/>
     </w:rPr>
   </w:style>
-  <w:style w:styleId="Heading4" w:type="paragraph">
+  <w:style w:type="paragraph" w:styleId="Heading4">
     <w:name w:val="heading 4"/>
     <w:basedOn w:val="Normal"/>
     <w:next w:val="BodyText"/>
@@ -7560,17 +8700,17 @@
     <w:pPr>
       <w:keepNext/>
       <w:keepLines/>
-      <w:spacing w:after="40" w:before="80"/>
+      <w:spacing w:before="80" w:after="40"/>
       <w:outlineLvl w:val="3"/>
     </w:pPr>
     <w:rPr>
-      <w:rFonts w:cstheme="majorBidi" w:eastAsiaTheme="majorEastAsia"/>
+      <w:rFonts w:eastAsiaTheme="majorEastAsia" w:cstheme="majorBidi"/>
       <w:i/>
       <w:iCs/>
-      <w:color w:themeColor="accent1" w:themeShade="BF" w:val="0F4761"/>
+      <w:color w:val="0F4761" w:themeColor="accent1" w:themeShade="BF"/>
     </w:rPr>
   </w:style>
-  <w:style w:styleId="Heading5" w:type="paragraph">
+  <w:style w:type="paragraph" w:styleId="Heading5">
     <w:name w:val="heading 5"/>
     <w:basedOn w:val="Normal"/>
     <w:next w:val="BodyText"/>
@@ -7583,15 +8723,15 @@
     <w:pPr>
       <w:keepNext/>
       <w:keepLines/>
-      <w:spacing w:after="40" w:before="80"/>
+      <w:spacing w:before="80" w:after="40"/>
       <w:outlineLvl w:val="4"/>
     </w:pPr>
     <w:rPr>
-      <w:rFonts w:cstheme="majorBidi" w:eastAsiaTheme="majorEastAsia"/>
-      <w:color w:themeColor="accent1" w:themeShade="BF" w:val="0F4761"/>
+      <w:rFonts w:eastAsiaTheme="majorEastAsia" w:cstheme="majorBidi"/>
+      <w:color w:val="0F4761" w:themeColor="accent1" w:themeShade="BF"/>
     </w:rPr>
   </w:style>
-  <w:style w:styleId="Heading6" w:type="paragraph">
+  <w:style w:type="paragraph" w:styleId="Heading6">
     <w:name w:val="heading 6"/>
     <w:basedOn w:val="Normal"/>
     <w:next w:val="BodyText"/>
@@ -7604,17 +8744,17 @@
     <w:pPr>
       <w:keepNext/>
       <w:keepLines/>
-      <w:spacing w:after="0" w:before="40"/>
+      <w:spacing w:before="40" w:after="0"/>
       <w:outlineLvl w:val="5"/>
     </w:pPr>
     <w:rPr>
-      <w:rFonts w:cstheme="majorBidi" w:eastAsiaTheme="majorEastAsia"/>
+      <w:rFonts w:eastAsiaTheme="majorEastAsia" w:cstheme="majorBidi"/>
       <w:i/>
       <w:iCs/>
-      <w:color w:themeColor="text1" w:themeTint="A6" w:val="595959"/>
+      <w:color w:val="595959" w:themeColor="text1" w:themeTint="A6"/>
     </w:rPr>
   </w:style>
-  <w:style w:styleId="Heading7" w:type="paragraph">
+  <w:style w:type="paragraph" w:styleId="Heading7">
     <w:name w:val="heading 7"/>
     <w:basedOn w:val="Normal"/>
     <w:next w:val="BodyText"/>
@@ -7627,15 +8767,15 @@
     <w:pPr>
       <w:keepNext/>
       <w:keepLines/>
-      <w:spacing w:after="0" w:before="40"/>
+      <w:spacing w:before="40" w:after="0"/>
       <w:outlineLvl w:val="6"/>
     </w:pPr>
     <w:rPr>
-      <w:rFonts w:cstheme="majorBidi" w:eastAsiaTheme="majorEastAsia"/>
-      <w:color w:themeColor="text1" w:themeTint="A6" w:val="595959"/>
+      <w:rFonts w:eastAsiaTheme="majorEastAsia" w:cstheme="majorBidi"/>
+      <w:color w:val="595959" w:themeColor="text1" w:themeTint="A6"/>
     </w:rPr>
   </w:style>
-  <w:style w:styleId="Heading8" w:type="paragraph">
+  <w:style w:type="paragraph" w:styleId="Heading8">
     <w:name w:val="heading 8"/>
     <w:basedOn w:val="Normal"/>
     <w:next w:val="BodyText"/>
@@ -7652,13 +8792,13 @@
       <w:outlineLvl w:val="7"/>
     </w:pPr>
     <w:rPr>
-      <w:rFonts w:cstheme="majorBidi" w:eastAsiaTheme="majorEastAsia"/>
+      <w:rFonts w:eastAsiaTheme="majorEastAsia" w:cstheme="majorBidi"/>
       <w:i/>
       <w:iCs/>
-      <w:color w:themeColor="text1" w:themeTint="D8" w:val="272727"/>
+      <w:color w:val="272727" w:themeColor="text1" w:themeTint="D8"/>
     </w:rPr>
   </w:style>
-  <w:style w:styleId="Heading9" w:type="paragraph">
+  <w:style w:type="paragraph" w:styleId="Heading9">
     <w:name w:val="heading 9"/>
     <w:basedOn w:val="Normal"/>
     <w:next w:val="BodyText"/>
@@ -7675,24 +8815,202 @@
       <w:outlineLvl w:val="8"/>
     </w:pPr>
     <w:rPr>
-      <w:rFonts w:cstheme="majorBidi" w:eastAsiaTheme="majorEastAsia"/>
-      <w:color w:themeColor="text1" w:themeTint="D8" w:val="272727"/>
+      <w:rFonts w:eastAsiaTheme="majorEastAsia" w:cstheme="majorBidi"/>
+      <w:color w:val="272727" w:themeColor="text1" w:themeTint="D8"/>
     </w:rPr>
   </w:style>
-  <w:style w:customStyle="1" w:styleId="Heading1Char" w:type="character">
+  <w:style w:type="character" w:default="1" w:styleId="DefaultParagraphFont">
+    <w:name w:val="Default Paragraph Font"/>
+    <w:uiPriority w:val="1"/>
+    <w:semiHidden/>
+    <w:unhideWhenUsed/>
+  </w:style>
+  <w:style w:type="table" w:default="1" w:styleId="TableNormal">
+    <w:name w:val="Normal Table"/>
+    <w:uiPriority w:val="99"/>
+    <w:semiHidden/>
+    <w:unhideWhenUsed/>
+    <w:tblPr>
+      <w:tblInd w:w="0" w:type="dxa"/>
+      <w:tblCellMar>
+        <w:top w:w="0" w:type="dxa"/>
+        <w:left w:w="108" w:type="dxa"/>
+        <w:bottom w:w="0" w:type="dxa"/>
+        <w:right w:w="108" w:type="dxa"/>
+      </w:tblCellMar>
+    </w:tblPr>
+  </w:style>
+  <w:style w:type="numbering" w:default="1" w:styleId="NoList">
+    <w:name w:val="No List"/>
+    <w:uiPriority w:val="99"/>
+    <w:semiHidden/>
+    <w:unhideWhenUsed/>
+  </w:style>
+  <w:style w:type="paragraph" w:styleId="BodyText">
+    <w:name w:val="Body Text"/>
+    <w:basedOn w:val="Normal"/>
+    <w:qFormat/>
+    <w:pPr>
+      <w:spacing w:before="180" w:after="180"/>
+    </w:pPr>
+  </w:style>
+  <w:style w:type="paragraph" w:customStyle="1" w:styleId="FirstParagraph">
+    <w:name w:val="First Paragraph"/>
+    <w:basedOn w:val="BodyText"/>
+    <w:next w:val="BodyText"/>
+    <w:qFormat/>
+  </w:style>
+  <w:style w:type="paragraph" w:customStyle="1" w:styleId="Compact">
+    <w:name w:val="Compact"/>
+    <w:basedOn w:val="BodyText"/>
+    <w:qFormat/>
+    <w:pPr>
+      <w:spacing w:before="36" w:after="36"/>
+    </w:pPr>
+  </w:style>
+  <w:style w:type="paragraph" w:styleId="Title">
+    <w:name w:val="Title"/>
+    <w:basedOn w:val="Normal"/>
+    <w:next w:val="BodyText"/>
+    <w:link w:val="TitleChar"/>
+    <w:uiPriority w:val="10"/>
+    <w:qFormat/>
+    <w:rsid w:val="00A10FD9"/>
+    <w:pPr>
+      <w:spacing w:after="80"/>
+      <w:contextualSpacing/>
+      <w:jc w:val="center"/>
+    </w:pPr>
+    <w:rPr>
+      <w:rFonts w:asciiTheme="majorHAnsi" w:eastAsiaTheme="majorEastAsia" w:hAnsiTheme="majorHAnsi" w:cstheme="majorBidi"/>
+      <w:sz w:val="56"/>
+      <w:szCs w:val="56"/>
+    </w:rPr>
+  </w:style>
+  <w:style w:type="character" w:customStyle="1" w:styleId="TitleChar">
+    <w:name w:val="Title Char"/>
+    <w:basedOn w:val="DefaultParagraphFont"/>
+    <w:link w:val="Title"/>
+    <w:uiPriority w:val="10"/>
+    <w:rsid w:val="00A10FD9"/>
+    <w:rPr>
+      <w:rFonts w:asciiTheme="majorHAnsi" w:eastAsiaTheme="majorEastAsia" w:hAnsiTheme="majorHAnsi" w:cstheme="majorBidi"/>
+      <w:sz w:val="56"/>
+      <w:szCs w:val="56"/>
+    </w:rPr>
+  </w:style>
+  <w:style w:type="paragraph" w:styleId="Subtitle">
+    <w:name w:val="Subtitle"/>
+    <w:basedOn w:val="Title"/>
+    <w:next w:val="BodyText"/>
+    <w:link w:val="SubtitleChar"/>
+    <w:uiPriority w:val="11"/>
+    <w:qFormat/>
+    <w:rsid w:val="00A10FD9"/>
+    <w:pPr>
+      <w:numPr>
+        <w:ilvl w:val="1"/>
+      </w:numPr>
+    </w:pPr>
+    <w:rPr>
+      <w:spacing w:val="15"/>
+      <w:sz w:val="28"/>
+      <w:szCs w:val="28"/>
+    </w:rPr>
+  </w:style>
+  <w:style w:type="character" w:customStyle="1" w:styleId="SubtitleChar">
+    <w:name w:val="Subtitle Char"/>
+    <w:basedOn w:val="DefaultParagraphFont"/>
+    <w:link w:val="Subtitle"/>
+    <w:uiPriority w:val="11"/>
+    <w:rsid w:val="00A10FD9"/>
+    <w:rPr>
+      <w:rFonts w:eastAsiaTheme="majorEastAsia" w:cstheme="majorBidi"/>
+      <w:color w:val="595959" w:themeColor="text1" w:themeTint="A6"/>
+      <w:spacing w:val="15"/>
+      <w:sz w:val="28"/>
+      <w:szCs w:val="28"/>
+    </w:rPr>
+  </w:style>
+  <w:style w:type="paragraph" w:customStyle="1" w:styleId="Author">
+    <w:name w:val="Author"/>
+    <w:basedOn w:val="Title"/>
+    <w:next w:val="BodyText"/>
+    <w:qFormat/>
+    <w:pPr>
+      <w:keepNext/>
+      <w:keepLines/>
+    </w:pPr>
+    <w:rPr>
+      <w:sz w:val="24"/>
+      <w:szCs w:val="24"/>
+    </w:rPr>
+  </w:style>
+  <w:style w:type="paragraph" w:styleId="Date">
+    <w:name w:val="Date"/>
+    <w:basedOn w:val="Title"/>
+    <w:next w:val="BodyText"/>
+    <w:qFormat/>
+    <w:pPr>
+      <w:keepNext/>
+      <w:keepLines/>
+    </w:pPr>
+    <w:rPr>
+      <w:sz w:val="24"/>
+      <w:szCs w:val="24"/>
+    </w:rPr>
+  </w:style>
+  <w:style w:type="paragraph" w:customStyle="1" w:styleId="AbstractTitle">
+    <w:name w:val="Abstract Title"/>
+    <w:basedOn w:val="Normal"/>
+    <w:next w:val="Abstract"/>
+    <w:qFormat/>
+    <w:pPr>
+      <w:keepNext/>
+      <w:keepLines/>
+      <w:spacing w:before="300" w:after="0"/>
+      <w:jc w:val="center"/>
+    </w:pPr>
+    <w:rPr>
+      <w:b/>
+      <w:sz w:val="20"/>
+      <w:szCs w:val="20"/>
+    </w:rPr>
+  </w:style>
+  <w:style w:type="paragraph" w:customStyle="1" w:styleId="Abstract">
+    <w:name w:val="Abstract"/>
+    <w:basedOn w:val="Normal"/>
+    <w:next w:val="BodyText"/>
+    <w:qFormat/>
+    <w:pPr>
+      <w:keepNext/>
+      <w:keepLines/>
+      <w:spacing w:before="100" w:after="300"/>
+    </w:pPr>
+    <w:rPr>
+      <w:sz w:val="20"/>
+      <w:szCs w:val="20"/>
+    </w:rPr>
+  </w:style>
+  <w:style w:type="paragraph" w:styleId="Bibliography">
+    <w:name w:val="Bibliography"/>
+    <w:basedOn w:val="Normal"/>
+    <w:qFormat/>
+  </w:style>
+  <w:style w:type="character" w:customStyle="1" w:styleId="Heading1Char">
     <w:name w:val="Heading 1 Char"/>
     <w:basedOn w:val="DefaultParagraphFont"/>
     <w:link w:val="Heading1"/>
     <w:uiPriority w:val="9"/>
     <w:rsid w:val="00A10FD9"/>
     <w:rPr>
-      <w:rFonts w:asciiTheme="majorHAnsi" w:cstheme="majorBidi" w:eastAsiaTheme="majorEastAsia" w:hAnsiTheme="majorHAnsi"/>
-      <w:color w:themeColor="accent1" w:themeShade="BF" w:val="0F4761"/>
+      <w:rFonts w:asciiTheme="majorHAnsi" w:eastAsiaTheme="majorEastAsia" w:hAnsiTheme="majorHAnsi" w:cstheme="majorBidi"/>
+      <w:color w:val="0F4761" w:themeColor="accent1" w:themeShade="BF"/>
       <w:sz w:val="40"/>
       <w:szCs w:val="40"/>
     </w:rPr>
   </w:style>
-  <w:style w:customStyle="1" w:styleId="Heading2Char" w:type="character">
+  <w:style w:type="character" w:customStyle="1" w:styleId="Heading2Char">
     <w:name w:val="Heading 2 Char"/>
     <w:basedOn w:val="DefaultParagraphFont"/>
     <w:link w:val="Heading2"/>
@@ -7700,13 +9018,13 @@
     <w:semiHidden/>
     <w:rsid w:val="00A10FD9"/>
     <w:rPr>
-      <w:rFonts w:asciiTheme="majorHAnsi" w:cstheme="majorBidi" w:eastAsiaTheme="majorEastAsia" w:hAnsiTheme="majorHAnsi"/>
-      <w:color w:themeColor="accent1" w:themeShade="BF" w:val="0F4761"/>
+      <w:rFonts w:asciiTheme="majorHAnsi" w:eastAsiaTheme="majorEastAsia" w:hAnsiTheme="majorHAnsi" w:cstheme="majorBidi"/>
+      <w:color w:val="0F4761" w:themeColor="accent1" w:themeShade="BF"/>
       <w:sz w:val="32"/>
       <w:szCs w:val="32"/>
     </w:rPr>
   </w:style>
-  <w:style w:customStyle="1" w:styleId="Heading3Char" w:type="character">
+  <w:style w:type="character" w:customStyle="1" w:styleId="Heading3Char">
     <w:name w:val="Heading 3 Char"/>
     <w:basedOn w:val="DefaultParagraphFont"/>
     <w:link w:val="Heading3"/>
@@ -7714,13 +9032,13 @@
     <w:semiHidden/>
     <w:rsid w:val="00A10FD9"/>
     <w:rPr>
-      <w:rFonts w:cstheme="majorBidi" w:eastAsiaTheme="majorEastAsia"/>
-      <w:color w:themeColor="accent1" w:themeShade="BF" w:val="0F4761"/>
+      <w:rFonts w:eastAsiaTheme="majorEastAsia" w:cstheme="majorBidi"/>
+      <w:color w:val="0F4761" w:themeColor="accent1" w:themeShade="BF"/>
       <w:sz w:val="28"/>
       <w:szCs w:val="28"/>
     </w:rPr>
   </w:style>
-  <w:style w:customStyle="1" w:styleId="Heading4Char" w:type="character">
+  <w:style w:type="character" w:customStyle="1" w:styleId="Heading4Char">
     <w:name w:val="Heading 4 Char"/>
     <w:basedOn w:val="DefaultParagraphFont"/>
     <w:link w:val="Heading4"/>
@@ -7728,13 +9046,13 @@
     <w:semiHidden/>
     <w:rsid w:val="00A10FD9"/>
     <w:rPr>
-      <w:rFonts w:cstheme="majorBidi" w:eastAsiaTheme="majorEastAsia"/>
+      <w:rFonts w:eastAsiaTheme="majorEastAsia" w:cstheme="majorBidi"/>
       <w:i/>
       <w:iCs/>
-      <w:color w:themeColor="accent1" w:themeShade="BF" w:val="0F4761"/>
+      <w:color w:val="0F4761" w:themeColor="accent1" w:themeShade="BF"/>
     </w:rPr>
   </w:style>
-  <w:style w:customStyle="1" w:styleId="Heading5Char" w:type="character">
+  <w:style w:type="character" w:customStyle="1" w:styleId="Heading5Char">
     <w:name w:val="Heading 5 Char"/>
     <w:basedOn w:val="DefaultParagraphFont"/>
     <w:link w:val="Heading5"/>
@@ -7742,11 +9060,11 @@
     <w:semiHidden/>
     <w:rsid w:val="00A10FD9"/>
     <w:rPr>
-      <w:rFonts w:cstheme="majorBidi" w:eastAsiaTheme="majorEastAsia"/>
-      <w:color w:themeColor="accent1" w:themeShade="BF" w:val="0F4761"/>
+      <w:rFonts w:eastAsiaTheme="majorEastAsia" w:cstheme="majorBidi"/>
+      <w:color w:val="0F4761" w:themeColor="accent1" w:themeShade="BF"/>
     </w:rPr>
   </w:style>
-  <w:style w:customStyle="1" w:styleId="Heading6Char" w:type="character">
+  <w:style w:type="character" w:customStyle="1" w:styleId="Heading6Char">
     <w:name w:val="Heading 6 Char"/>
     <w:basedOn w:val="DefaultParagraphFont"/>
     <w:link w:val="Heading6"/>
@@ -7754,13 +9072,13 @@
     <w:semiHidden/>
     <w:rsid w:val="00A10FD9"/>
     <w:rPr>
-      <w:rFonts w:cstheme="majorBidi" w:eastAsiaTheme="majorEastAsia"/>
+      <w:rFonts w:eastAsiaTheme="majorEastAsia" w:cstheme="majorBidi"/>
       <w:i/>
       <w:iCs/>
-      <w:color w:themeColor="text1" w:themeTint="A6" w:val="595959"/>
+      <w:color w:val="595959" w:themeColor="text1" w:themeTint="A6"/>
     </w:rPr>
   </w:style>
-  <w:style w:customStyle="1" w:styleId="Heading7Char" w:type="character">
+  <w:style w:type="character" w:customStyle="1" w:styleId="Heading7Char">
     <w:name w:val="Heading 7 Char"/>
     <w:basedOn w:val="DefaultParagraphFont"/>
     <w:link w:val="Heading7"/>
@@ -7768,11 +9086,11 @@
     <w:semiHidden/>
     <w:rsid w:val="00A10FD9"/>
     <w:rPr>
-      <w:rFonts w:cstheme="majorBidi" w:eastAsiaTheme="majorEastAsia"/>
-      <w:color w:themeColor="text1" w:themeTint="A6" w:val="595959"/>
+      <w:rFonts w:eastAsiaTheme="majorEastAsia" w:cstheme="majorBidi"/>
+      <w:color w:val="595959" w:themeColor="text1" w:themeTint="A6"/>
     </w:rPr>
   </w:style>
-  <w:style w:customStyle="1" w:styleId="Heading8Char" w:type="character">
+  <w:style w:type="character" w:customStyle="1" w:styleId="Heading8Char">
     <w:name w:val="Heading 8 Char"/>
     <w:basedOn w:val="DefaultParagraphFont"/>
     <w:link w:val="Heading8"/>
@@ -7780,13 +9098,13 @@
     <w:semiHidden/>
     <w:rsid w:val="00A10FD9"/>
     <w:rPr>
-      <w:rFonts w:cstheme="majorBidi" w:eastAsiaTheme="majorEastAsia"/>
+      <w:rFonts w:eastAsiaTheme="majorEastAsia" w:cstheme="majorBidi"/>
       <w:i/>
       <w:iCs/>
-      <w:color w:themeColor="text1" w:themeTint="D8" w:val="272727"/>
+      <w:color w:val="272727" w:themeColor="text1" w:themeTint="D8"/>
     </w:rPr>
   </w:style>
-  <w:style w:customStyle="1" w:styleId="Heading9Char" w:type="character">
+  <w:style w:type="character" w:customStyle="1" w:styleId="Heading9Char">
     <w:name w:val="Heading 9 Char"/>
     <w:basedOn w:val="DefaultParagraphFont"/>
     <w:link w:val="Heading9"/>
@@ -7794,11 +9112,11 @@
     <w:semiHidden/>
     <w:rsid w:val="00A10FD9"/>
     <w:rPr>
-      <w:rFonts w:cstheme="majorBidi" w:eastAsiaTheme="majorEastAsia"/>
-      <w:color w:themeColor="text1" w:themeTint="D8" w:val="272727"/>
+      <w:rFonts w:eastAsiaTheme="majorEastAsia" w:cstheme="majorBidi"/>
+      <w:color w:val="272727" w:themeColor="text1" w:themeTint="D8"/>
     </w:rPr>
   </w:style>
-  <w:style w:styleId="BlockText" w:type="paragraph">
+  <w:style w:type="paragraph" w:styleId="BlockText">
     <w:name w:val="Block Text"/>
     <w:basedOn w:val="BodyText"/>
     <w:next w:val="BodyText"/>
@@ -7806,19 +9124,18 @@
     <w:unhideWhenUsed/>
     <w:qFormat/>
     <w:pPr>
-      <w:spacing w:after="100" w:before="100"/>
-      <w:ind w:firstLine="0" w:left="480" w:right="480"/>
+      <w:spacing w:before="100" w:after="100"/>
+      <w:ind w:left="480" w:right="480"/>
     </w:pPr>
   </w:style>
-  <w:style w:styleId="FootnoteText" w:type="paragraph">
-    <w:name w:val="Footnote Text"/>
+  <w:style w:type="paragraph" w:styleId="FootnoteText">
+    <w:name w:val="footnote text"/>
     <w:basedOn w:val="Normal"/>
-    <w:next w:val="FootnoteText"/>
     <w:uiPriority w:val="9"/>
     <w:unhideWhenUsed/>
     <w:qFormat/>
   </w:style>
-  <w:style w:styleId="FootnoteBlockText" w:type="paragraph">
+  <w:style w:type="paragraph" w:customStyle="1" w:styleId="FootnoteBlockText">
     <w:name w:val="Footnote Block Text"/>
     <w:basedOn w:val="FootnoteText"/>
     <w:next w:val="FootnoteText"/>
@@ -7826,47 +9143,40 @@
     <w:unhideWhenUsed/>
     <w:qFormat/>
     <w:pPr>
-      <w:spacing w:after="100" w:before="100"/>
-      <w:ind w:firstLine="0" w:left="480" w:right="480"/>
+      <w:spacing w:before="100" w:after="100"/>
+      <w:ind w:left="480" w:right="480"/>
     </w:pPr>
   </w:style>
-  <w:style w:default="1" w:styleId="DefaultParagraphFont" w:type="character">
-    <w:name w:val="Default Paragraph Font"/>
-    <w:semiHidden/>
-    <w:unhideWhenUsed/>
-  </w:style>
-  <w:style w:default="1" w:styleId="Table" w:type="table">
+  <w:style w:type="table" w:customStyle="1" w:styleId="Table">
     <w:name w:val="Table"/>
-    <w:basedOn w:val="TableNormal"/>
     <w:semiHidden/>
     <w:unhideWhenUsed/>
     <w:qFormat/>
     <w:tblPr>
-      <w:tblInd w:type="dxa" w:w="0"/>
+      <w:tblInd w:w="0" w:type="dxa"/>
       <w:tblCellMar>
-        <w:top w:type="dxa" w:w="0"/>
-        <w:left w:type="dxa" w:w="108"/>
-        <w:bottom w:type="dxa" w:w="0"/>
-        <w:right w:type="dxa" w:w="108"/>
+        <w:top w:w="0" w:type="dxa"/>
+        <w:left w:w="108" w:type="dxa"/>
+        <w:bottom w:w="0" w:type="dxa"/>
+        <w:right w:w="108" w:type="dxa"/>
       </w:tblCellMar>
     </w:tblPr>
     <w:tblStylePr w:type="firstRow">
       <w:tblPr>
         <w:jc w:val="left"/>
-        <w:tblInd w:type="dxa" w:w="0"/>
       </w:tblPr>
       <w:trPr>
         <w:jc w:val="left"/>
       </w:trPr>
       <w:tcPr>
         <w:tcBorders>
-          <w:bottom w:val="single"/>
+          <w:bottom w:val="single" w:sz="0" w:space="0" w:color="auto"/>
         </w:tcBorders>
         <w:vAlign w:val="bottom"/>
       </w:tcPr>
     </w:tblStylePr>
   </w:style>
-  <w:style w:customStyle="1" w:styleId="DefinitionTerm" w:type="paragraph">
+  <w:style w:type="paragraph" w:customStyle="1" w:styleId="DefinitionTerm">
     <w:name w:val="Definition Term"/>
     <w:basedOn w:val="Normal"/>
     <w:next w:val="Definition"/>
@@ -7879,75 +9189,77 @@
       <w:b/>
     </w:rPr>
   </w:style>
-  <w:style w:customStyle="1" w:styleId="Definition" w:type="paragraph">
+  <w:style w:type="paragraph" w:customStyle="1" w:styleId="Definition">
     <w:name w:val="Definition"/>
     <w:basedOn w:val="Normal"/>
   </w:style>
-  <w:style w:styleId="Caption" w:type="paragraph">
-    <w:name w:val="Caption"/>
+  <w:style w:type="paragraph" w:styleId="Caption">
+    <w:name w:val="caption"/>
     <w:basedOn w:val="Normal"/>
-    <w:link w:val="BodyTextChar"/>
+    <w:link w:val="CaptionChar"/>
     <w:pPr>
-      <w:spacing w:after="120" w:before="0"/>
+      <w:spacing w:after="120"/>
     </w:pPr>
     <w:rPr>
       <w:i/>
     </w:rPr>
   </w:style>
-  <w:style w:customStyle="1" w:styleId="TableCaption" w:type="paragraph">
+  <w:style w:type="paragraph" w:customStyle="1" w:styleId="TableCaption">
     <w:name w:val="Table Caption"/>
     <w:basedOn w:val="Caption"/>
     <w:pPr>
       <w:keepNext/>
     </w:pPr>
   </w:style>
-  <w:style w:customStyle="1" w:styleId="ImageCaption" w:type="paragraph">
+  <w:style w:type="paragraph" w:customStyle="1" w:styleId="ImageCaption">
     <w:name w:val="Image Caption"/>
     <w:basedOn w:val="Caption"/>
   </w:style>
-  <w:style w:customStyle="1" w:styleId="Figure" w:type="paragraph">
+  <w:style w:type="paragraph" w:customStyle="1" w:styleId="Figure">
     <w:name w:val="Figure"/>
     <w:basedOn w:val="Normal"/>
   </w:style>
-  <w:style w:customStyle="1" w:styleId="CaptionedFigure" w:type="paragraph">
+  <w:style w:type="paragraph" w:customStyle="1" w:styleId="CaptionedFigure">
     <w:name w:val="Captioned Figure"/>
     <w:basedOn w:val="Figure"/>
     <w:pPr>
       <w:keepNext/>
     </w:pPr>
   </w:style>
-  <w:style w:customStyle="1" w:styleId="BodyTextChar" w:type="character">
-    <w:name w:val="Body Text Char"/>
+  <w:style w:type="character" w:customStyle="1" w:styleId="CaptionChar">
+    <w:name w:val="Caption Char"/>
     <w:basedOn w:val="DefaultParagraphFont"/>
-    <w:link w:val="BodyText"/>
+    <w:link w:val="Caption"/>
   </w:style>
-  <w:style w:customStyle="1" w:styleId="VerbatimChar" w:type="character">
+  <w:style w:type="character" w:customStyle="1" w:styleId="VerbatimChar">
     <w:name w:val="Verbatim Char"/>
-    <w:basedOn w:val="BodyTextChar"/>
+    <w:basedOn w:val="CaptionChar"/>
+    <w:link w:val="SourceCode"/>
     <w:rPr>
       <w:rFonts w:ascii="Consolas" w:hAnsi="Consolas"/>
       <w:sz w:val="22"/>
     </w:rPr>
   </w:style>
-  <w:style w:customStyle="1" w:styleId="SectionNumber" w:type="character">
+  <w:style w:type="character" w:customStyle="1" w:styleId="SectionNumber">
     <w:name w:val="Section Number"/>
-    <w:basedOn w:val="BodyTextChar"/>
+    <w:basedOn w:val="CaptionChar"/>
   </w:style>
-  <w:style w:styleId="FootnoteReference" w:type="character">
-    <w:name w:val="Footnote Reference"/>
-    <w:basedOn w:val="BodyTextChar"/>
+  <w:style w:type="character" w:styleId="FootnoteReference">
+    <w:name w:val="footnote reference"/>
+    <w:basedOn w:val="CaptionChar"/>
     <w:rPr>
       <w:vertAlign w:val="superscript"/>
     </w:rPr>
   </w:style>
-  <w:style w:styleId="Hyperlink" w:type="character">
+  <w:style w:type="character" w:styleId="Hyperlink">
     <w:name w:val="Hyperlink"/>
-    <w:basedOn w:val="BodyTextChar"/>
+    <w:basedOn w:val="CaptionChar"/>
+    <w:uiPriority w:val="99"/>
     <w:rPr>
-      <w:color w:themeColor="accent1" w:val="4F81BD"/>
+      <w:color w:val="156082" w:themeColor="accent1"/>
     </w:rPr>
   </w:style>
-  <w:style w:styleId="TOCHeading" w:type="paragraph">
+  <w:style w:type="paragraph" w:styleId="TOCHeading">
     <w:name w:val="TOC Heading"/>
     <w:basedOn w:val="Heading1"/>
     <w:next w:val="BodyText"/>
@@ -7958,282 +9270,373 @@
       <w:spacing w:before="240" w:line="259" w:lineRule="auto"/>
       <w:outlineLvl w:val="9"/>
     </w:pPr>
-    <w:rPr>
-      <w:rFonts w:asciiTheme="majorHAnsi" w:cstheme="majorBidi" w:eastAsiaTheme="majorEastAsia" w:hAnsiTheme="majorHAnsi"/>
-      <w:b w:val="0"/>
-      <w:bCs w:val="0"/>
-      <w:color w:themeColor="accent1" w:themeShade="BF" w:val="365F91"/>
-    </w:rPr>
   </w:style>
   <w:style w:type="paragraph" w:customStyle="1" w:styleId="SourceCode">
     <w:name w:val="Source Code"/>
     <w:basedOn w:val="Normal"/>
     <w:link w:val="VerbatimChar"/>
     <w:pPr>
-      <w:wordWrap w:val="off"/>
-      <w:shd w:val="clear" w:fill="f8f8f8"/>
+      <w:shd w:val="clear" w:color="auto" w:fill="F8F8F8"/>
+      <w:wordWrap w:val="0"/>
     </w:pPr>
   </w:style>
   <w:style w:type="character" w:customStyle="1" w:styleId="KeywordTok">
     <w:name w:val="KeywordTok"/>
     <w:basedOn w:val="VerbatimChar"/>
     <w:rPr>
+      <w:rFonts w:ascii="Consolas" w:hAnsi="Consolas"/>
       <w:b/>
-      <w:color w:val="204a87"/>
-      <w:shd w:val="clear" w:fill="f8f8f8"/>
+      <w:color w:val="204A87"/>
+      <w:sz w:val="22"/>
+      <w:shd w:val="clear" w:color="auto" w:fill="F8F8F8"/>
     </w:rPr>
   </w:style>
   <w:style w:type="character" w:customStyle="1" w:styleId="DataTypeTok">
     <w:name w:val="DataTypeTok"/>
     <w:basedOn w:val="VerbatimChar"/>
     <w:rPr>
-      <w:color w:val="204a87"/>
-      <w:shd w:val="clear" w:fill="f8f8f8"/>
+      <w:rFonts w:ascii="Consolas" w:hAnsi="Consolas"/>
+      <w:color w:val="204A87"/>
+      <w:sz w:val="22"/>
+      <w:shd w:val="clear" w:color="auto" w:fill="F8F8F8"/>
     </w:rPr>
   </w:style>
   <w:style w:type="character" w:customStyle="1" w:styleId="DecValTok">
     <w:name w:val="DecValTok"/>
     <w:basedOn w:val="VerbatimChar"/>
     <w:rPr>
-      <w:color w:val="0000cf"/>
-      <w:shd w:val="clear" w:fill="f8f8f8"/>
+      <w:rFonts w:ascii="Consolas" w:hAnsi="Consolas"/>
+      <w:color w:val="0000CF"/>
+      <w:sz w:val="22"/>
+      <w:shd w:val="clear" w:color="auto" w:fill="F8F8F8"/>
     </w:rPr>
   </w:style>
   <w:style w:type="character" w:customStyle="1" w:styleId="BaseNTok">
     <w:name w:val="BaseNTok"/>
     <w:basedOn w:val="VerbatimChar"/>
     <w:rPr>
-      <w:color w:val="0000cf"/>
-      <w:shd w:val="clear" w:fill="f8f8f8"/>
+      <w:rFonts w:ascii="Consolas" w:hAnsi="Consolas"/>
+      <w:color w:val="0000CF"/>
+      <w:sz w:val="22"/>
+      <w:shd w:val="clear" w:color="auto" w:fill="F8F8F8"/>
     </w:rPr>
   </w:style>
   <w:style w:type="character" w:customStyle="1" w:styleId="FloatTok">
     <w:name w:val="FloatTok"/>
     <w:basedOn w:val="VerbatimChar"/>
     <w:rPr>
-      <w:color w:val="0000cf"/>
-      <w:shd w:val="clear" w:fill="f8f8f8"/>
+      <w:rFonts w:ascii="Consolas" w:hAnsi="Consolas"/>
+      <w:color w:val="0000CF"/>
+      <w:sz w:val="22"/>
+      <w:shd w:val="clear" w:color="auto" w:fill="F8F8F8"/>
     </w:rPr>
   </w:style>
   <w:style w:type="character" w:customStyle="1" w:styleId="ConstantTok">
     <w:name w:val="ConstantTok"/>
     <w:basedOn w:val="VerbatimChar"/>
     <w:rPr>
-      <w:color w:val="8f5902"/>
-      <w:shd w:val="clear" w:fill="f8f8f8"/>
+      <w:rFonts w:ascii="Consolas" w:hAnsi="Consolas"/>
+      <w:color w:val="8F5902"/>
+      <w:sz w:val="22"/>
+      <w:shd w:val="clear" w:color="auto" w:fill="F8F8F8"/>
     </w:rPr>
   </w:style>
   <w:style w:type="character" w:customStyle="1" w:styleId="CharTok">
     <w:name w:val="CharTok"/>
     <w:basedOn w:val="VerbatimChar"/>
     <w:rPr>
-      <w:color w:val="4e9a06"/>
-      <w:shd w:val="clear" w:fill="f8f8f8"/>
+      <w:rFonts w:ascii="Consolas" w:hAnsi="Consolas"/>
+      <w:color w:val="4E9A06"/>
+      <w:sz w:val="22"/>
+      <w:shd w:val="clear" w:color="auto" w:fill="F8F8F8"/>
     </w:rPr>
   </w:style>
   <w:style w:type="character" w:customStyle="1" w:styleId="SpecialCharTok">
     <w:name w:val="SpecialCharTok"/>
     <w:basedOn w:val="VerbatimChar"/>
     <w:rPr>
+      <w:rFonts w:ascii="Consolas" w:hAnsi="Consolas"/>
       <w:b/>
-      <w:color w:val="ce5c00"/>
-      <w:shd w:val="clear" w:fill="f8f8f8"/>
+      <w:color w:val="CE5C00"/>
+      <w:sz w:val="22"/>
+      <w:shd w:val="clear" w:color="auto" w:fill="F8F8F8"/>
     </w:rPr>
   </w:style>
   <w:style w:type="character" w:customStyle="1" w:styleId="StringTok">
     <w:name w:val="StringTok"/>
     <w:basedOn w:val="VerbatimChar"/>
     <w:rPr>
-      <w:color w:val="4e9a06"/>
-      <w:shd w:val="clear" w:fill="f8f8f8"/>
+      <w:rFonts w:ascii="Consolas" w:hAnsi="Consolas"/>
+      <w:color w:val="4E9A06"/>
+      <w:sz w:val="22"/>
+      <w:shd w:val="clear" w:color="auto" w:fill="F8F8F8"/>
     </w:rPr>
   </w:style>
   <w:style w:type="character" w:customStyle="1" w:styleId="VerbatimStringTok">
     <w:name w:val="VerbatimStringTok"/>
     <w:basedOn w:val="VerbatimChar"/>
     <w:rPr>
-      <w:color w:val="4e9a06"/>
-      <w:shd w:val="clear" w:fill="f8f8f8"/>
+      <w:rFonts w:ascii="Consolas" w:hAnsi="Consolas"/>
+      <w:color w:val="4E9A06"/>
+      <w:sz w:val="22"/>
+      <w:shd w:val="clear" w:color="auto" w:fill="F8F8F8"/>
     </w:rPr>
   </w:style>
   <w:style w:type="character" w:customStyle="1" w:styleId="SpecialStringTok">
     <w:name w:val="SpecialStringTok"/>
     <w:basedOn w:val="VerbatimChar"/>
     <w:rPr>
-      <w:color w:val="4e9a06"/>
-      <w:shd w:val="clear" w:fill="f8f8f8"/>
+      <w:rFonts w:ascii="Consolas" w:hAnsi="Consolas"/>
+      <w:color w:val="4E9A06"/>
+      <w:sz w:val="22"/>
+      <w:shd w:val="clear" w:color="auto" w:fill="F8F8F8"/>
     </w:rPr>
   </w:style>
   <w:style w:type="character" w:customStyle="1" w:styleId="ImportTok">
     <w:name w:val="ImportTok"/>
     <w:basedOn w:val="VerbatimChar"/>
     <w:rPr>
-      <w:shd w:val="clear" w:fill="f8f8f8"/>
+      <w:rFonts w:ascii="Consolas" w:hAnsi="Consolas"/>
+      <w:sz w:val="22"/>
+      <w:shd w:val="clear" w:color="auto" w:fill="F8F8F8"/>
     </w:rPr>
   </w:style>
   <w:style w:type="character" w:customStyle="1" w:styleId="CommentTok">
     <w:name w:val="CommentTok"/>
     <w:basedOn w:val="VerbatimChar"/>
     <w:rPr>
+      <w:rFonts w:ascii="Consolas" w:hAnsi="Consolas"/>
       <w:i/>
-      <w:color w:val="8f5902"/>
-      <w:shd w:val="clear" w:fill="f8f8f8"/>
+      <w:color w:val="8F5902"/>
+      <w:sz w:val="22"/>
+      <w:shd w:val="clear" w:color="auto" w:fill="F8F8F8"/>
     </w:rPr>
   </w:style>
   <w:style w:type="character" w:customStyle="1" w:styleId="DocumentationTok">
     <w:name w:val="DocumentationTok"/>
     <w:basedOn w:val="VerbatimChar"/>
     <w:rPr>
+      <w:rFonts w:ascii="Consolas" w:hAnsi="Consolas"/>
       <w:b/>
       <w:i/>
-      <w:color w:val="8f5902"/>
-      <w:shd w:val="clear" w:fill="f8f8f8"/>
+      <w:color w:val="8F5902"/>
+      <w:sz w:val="22"/>
+      <w:shd w:val="clear" w:color="auto" w:fill="F8F8F8"/>
     </w:rPr>
   </w:style>
   <w:style w:type="character" w:customStyle="1" w:styleId="AnnotationTok">
     <w:name w:val="AnnotationTok"/>
     <w:basedOn w:val="VerbatimChar"/>
     <w:rPr>
+      <w:rFonts w:ascii="Consolas" w:hAnsi="Consolas"/>
       <w:b/>
       <w:i/>
-      <w:color w:val="8f5902"/>
-      <w:shd w:val="clear" w:fill="f8f8f8"/>
+      <w:color w:val="8F5902"/>
+      <w:sz w:val="22"/>
+      <w:shd w:val="clear" w:color="auto" w:fill="F8F8F8"/>
     </w:rPr>
   </w:style>
   <w:style w:type="character" w:customStyle="1" w:styleId="CommentVarTok">
     <w:name w:val="CommentVarTok"/>
     <w:basedOn w:val="VerbatimChar"/>
     <w:rPr>
+      <w:rFonts w:ascii="Consolas" w:hAnsi="Consolas"/>
       <w:b/>
       <w:i/>
-      <w:color w:val="8f5902"/>
-      <w:shd w:val="clear" w:fill="f8f8f8"/>
+      <w:color w:val="8F5902"/>
+      <w:sz w:val="22"/>
+      <w:shd w:val="clear" w:color="auto" w:fill="F8F8F8"/>
     </w:rPr>
   </w:style>
   <w:style w:type="character" w:customStyle="1" w:styleId="OtherTok">
     <w:name w:val="OtherTok"/>
     <w:basedOn w:val="VerbatimChar"/>
     <w:rPr>
-      <w:color w:val="8f5902"/>
-      <w:shd w:val="clear" w:fill="f8f8f8"/>
+      <w:rFonts w:ascii="Consolas" w:hAnsi="Consolas"/>
+      <w:color w:val="8F5902"/>
+      <w:sz w:val="22"/>
+      <w:shd w:val="clear" w:color="auto" w:fill="F8F8F8"/>
     </w:rPr>
   </w:style>
   <w:style w:type="character" w:customStyle="1" w:styleId="FunctionTok">
     <w:name w:val="FunctionTok"/>
     <w:basedOn w:val="VerbatimChar"/>
     <w:rPr>
+      <w:rFonts w:ascii="Consolas" w:hAnsi="Consolas"/>
       <w:b/>
-      <w:color w:val="204a87"/>
-      <w:shd w:val="clear" w:fill="f8f8f8"/>
+      <w:color w:val="204A87"/>
+      <w:sz w:val="22"/>
+      <w:shd w:val="clear" w:color="auto" w:fill="F8F8F8"/>
     </w:rPr>
   </w:style>
   <w:style w:type="character" w:customStyle="1" w:styleId="VariableTok">
     <w:name w:val="VariableTok"/>
     <w:basedOn w:val="VerbatimChar"/>
     <w:rPr>
+      <w:rFonts w:ascii="Consolas" w:hAnsi="Consolas"/>
       <w:color w:val="000000"/>
-      <w:shd w:val="clear" w:fill="f8f8f8"/>
+      <w:sz w:val="22"/>
+      <w:shd w:val="clear" w:color="auto" w:fill="F8F8F8"/>
     </w:rPr>
   </w:style>
   <w:style w:type="character" w:customStyle="1" w:styleId="ControlFlowTok">
     <w:name w:val="ControlFlowTok"/>
     <w:basedOn w:val="VerbatimChar"/>
     <w:rPr>
+      <w:rFonts w:ascii="Consolas" w:hAnsi="Consolas"/>
       <w:b/>
-      <w:color w:val="204a87"/>
-      <w:shd w:val="clear" w:fill="f8f8f8"/>
+      <w:color w:val="204A87"/>
+      <w:sz w:val="22"/>
+      <w:shd w:val="clear" w:color="auto" w:fill="F8F8F8"/>
     </w:rPr>
   </w:style>
   <w:style w:type="character" w:customStyle="1" w:styleId="OperatorTok">
     <w:name w:val="OperatorTok"/>
     <w:basedOn w:val="VerbatimChar"/>
     <w:rPr>
+      <w:rFonts w:ascii="Consolas" w:hAnsi="Consolas"/>
       <w:b/>
-      <w:color w:val="ce5c00"/>
-      <w:shd w:val="clear" w:fill="f8f8f8"/>
+      <w:color w:val="CE5C00"/>
+      <w:sz w:val="22"/>
+      <w:shd w:val="clear" w:color="auto" w:fill="F8F8F8"/>
     </w:rPr>
   </w:style>
   <w:style w:type="character" w:customStyle="1" w:styleId="BuiltInTok">
     <w:name w:val="BuiltInTok"/>
     <w:basedOn w:val="VerbatimChar"/>
     <w:rPr>
-      <w:shd w:val="clear" w:fill="f8f8f8"/>
+      <w:rFonts w:ascii="Consolas" w:hAnsi="Consolas"/>
+      <w:sz w:val="22"/>
+      <w:shd w:val="clear" w:color="auto" w:fill="F8F8F8"/>
     </w:rPr>
   </w:style>
   <w:style w:type="character" w:customStyle="1" w:styleId="ExtensionTok">
     <w:name w:val="ExtensionTok"/>
     <w:basedOn w:val="VerbatimChar"/>
     <w:rPr>
-      <w:shd w:val="clear" w:fill="f8f8f8"/>
+      <w:rFonts w:ascii="Consolas" w:hAnsi="Consolas"/>
+      <w:sz w:val="22"/>
+      <w:shd w:val="clear" w:color="auto" w:fill="F8F8F8"/>
     </w:rPr>
   </w:style>
   <w:style w:type="character" w:customStyle="1" w:styleId="PreprocessorTok">
     <w:name w:val="PreprocessorTok"/>
     <w:basedOn w:val="VerbatimChar"/>
     <w:rPr>
+      <w:rFonts w:ascii="Consolas" w:hAnsi="Consolas"/>
       <w:i/>
-      <w:color w:val="8f5902"/>
-      <w:shd w:val="clear" w:fill="f8f8f8"/>
+      <w:color w:val="8F5902"/>
+      <w:sz w:val="22"/>
+      <w:shd w:val="clear" w:color="auto" w:fill="F8F8F8"/>
     </w:rPr>
   </w:style>
   <w:style w:type="character" w:customStyle="1" w:styleId="AttributeTok">
     <w:name w:val="AttributeTok"/>
     <w:basedOn w:val="VerbatimChar"/>
     <w:rPr>
-      <w:color w:val="204a87"/>
-      <w:shd w:val="clear" w:fill="f8f8f8"/>
+      <w:rFonts w:ascii="Consolas" w:hAnsi="Consolas"/>
+      <w:color w:val="204A87"/>
+      <w:sz w:val="22"/>
+      <w:shd w:val="clear" w:color="auto" w:fill="F8F8F8"/>
     </w:rPr>
   </w:style>
   <w:style w:type="character" w:customStyle="1" w:styleId="RegionMarkerTok">
     <w:name w:val="RegionMarkerTok"/>
     <w:basedOn w:val="VerbatimChar"/>
     <w:rPr>
-      <w:shd w:val="clear" w:fill="f8f8f8"/>
+      <w:rFonts w:ascii="Consolas" w:hAnsi="Consolas"/>
+      <w:sz w:val="22"/>
+      <w:shd w:val="clear" w:color="auto" w:fill="F8F8F8"/>
     </w:rPr>
   </w:style>
   <w:style w:type="character" w:customStyle="1" w:styleId="InformationTok">
     <w:name w:val="InformationTok"/>
     <w:basedOn w:val="VerbatimChar"/>
     <w:rPr>
+      <w:rFonts w:ascii="Consolas" w:hAnsi="Consolas"/>
       <w:b/>
       <w:i/>
-      <w:color w:val="8f5902"/>
-      <w:shd w:val="clear" w:fill="f8f8f8"/>
+      <w:color w:val="8F5902"/>
+      <w:sz w:val="22"/>
+      <w:shd w:val="clear" w:color="auto" w:fill="F8F8F8"/>
     </w:rPr>
   </w:style>
   <w:style w:type="character" w:customStyle="1" w:styleId="WarningTok">
     <w:name w:val="WarningTok"/>
     <w:basedOn w:val="VerbatimChar"/>
     <w:rPr>
+      <w:rFonts w:ascii="Consolas" w:hAnsi="Consolas"/>
       <w:b/>
       <w:i/>
-      <w:color w:val="8f5902"/>
-      <w:shd w:val="clear" w:fill="f8f8f8"/>
+      <w:color w:val="8F5902"/>
+      <w:sz w:val="22"/>
+      <w:shd w:val="clear" w:color="auto" w:fill="F8F8F8"/>
     </w:rPr>
   </w:style>
   <w:style w:type="character" w:customStyle="1" w:styleId="AlertTok">
     <w:name w:val="AlertTok"/>
     <w:basedOn w:val="VerbatimChar"/>
     <w:rPr>
-      <w:color w:val="ef2929"/>
-      <w:shd w:val="clear" w:fill="f8f8f8"/>
+      <w:rFonts w:ascii="Consolas" w:hAnsi="Consolas"/>
+      <w:color w:val="EF2929"/>
+      <w:sz w:val="22"/>
+      <w:shd w:val="clear" w:color="auto" w:fill="F8F8F8"/>
     </w:rPr>
   </w:style>
   <w:style w:type="character" w:customStyle="1" w:styleId="ErrorTok">
     <w:name w:val="ErrorTok"/>
     <w:basedOn w:val="VerbatimChar"/>
     <w:rPr>
+      <w:rFonts w:ascii="Consolas" w:hAnsi="Consolas"/>
       <w:b/>
-      <w:color w:val="a40000"/>
-      <w:shd w:val="clear" w:fill="f8f8f8"/>
+      <w:color w:val="A40000"/>
+      <w:sz w:val="22"/>
+      <w:shd w:val="clear" w:color="auto" w:fill="F8F8F8"/>
     </w:rPr>
   </w:style>
   <w:style w:type="character" w:customStyle="1" w:styleId="NormalTok">
     <w:name w:val="NormalTok"/>
     <w:basedOn w:val="VerbatimChar"/>
     <w:rPr>
-      <w:shd w:val="clear" w:fill="f8f8f8"/>
+      <w:rFonts w:ascii="Consolas" w:hAnsi="Consolas"/>
+      <w:sz w:val="22"/>
+      <w:shd w:val="clear" w:color="auto" w:fill="F8F8F8"/>
     </w:rPr>
+  </w:style>
+  <w:style w:type="paragraph" w:styleId="TOC1">
+    <w:name w:val="toc 1"/>
+    <w:basedOn w:val="Normal"/>
+    <w:next w:val="Normal"/>
+    <w:autoRedefine/>
+    <w:uiPriority w:val="39"/>
+    <w:rsid w:val="0036645F"/>
+    <w:pPr>
+      <w:spacing w:after="100"/>
+    </w:pPr>
+  </w:style>
+  <w:style w:type="paragraph" w:styleId="TOC2">
+    <w:name w:val="toc 2"/>
+    <w:basedOn w:val="Normal"/>
+    <w:next w:val="Normal"/>
+    <w:autoRedefine/>
+    <w:uiPriority w:val="39"/>
+    <w:rsid w:val="0036645F"/>
+    <w:pPr>
+      <w:spacing w:after="100"/>
+      <w:ind w:left="240"/>
+    </w:pPr>
+  </w:style>
+  <w:style w:type="paragraph" w:styleId="TOC3">
+    <w:name w:val="toc 3"/>
+    <w:basedOn w:val="Normal"/>
+    <w:next w:val="Normal"/>
+    <w:autoRedefine/>
+    <w:uiPriority w:val="39"/>
+    <w:rsid w:val="0036645F"/>
+    <w:pPr>
+      <w:spacing w:after="100"/>
+      <w:ind w:left="480"/>
+    </w:pPr>
   </w:style>
 </w:styles>
 </file>
